--- a/docs/word/specs/spec-M10.docx
+++ b/docs/word/specs/spec-M10.docx
@@ -2,7 +2,7 @@
 <file path=word/document.xml><?xml version="1.0" encoding="utf-8"?>
 <w:document xmlns:w="http://schemas.openxmlformats.org/wordprocessingml/2006/main" xmlns:m="http://schemas.openxmlformats.org/officeDocument/2006/math" xmlns:r="http://schemas.openxmlformats.org/officeDocument/2006/relationships" xmlns:o="urn:schemas-microsoft-com:office:office" xmlns:v="urn:schemas-microsoft-com:vml" xmlns:w10="urn:schemas-microsoft-com:office:word" xmlns:a="http://schemas.openxmlformats.org/drawingml/2006/main" xmlns:pic="http://schemas.openxmlformats.org/drawingml/2006/picture" xmlns:wp="http://schemas.openxmlformats.org/drawingml/2006/wordprocessingDrawing">
   <w:body>
-    <w:bookmarkStart w:id="43" w:name="X139ad0a4354fff1c3a9c76a1515d3978aa5b41a"/>
+    <w:bookmarkStart w:id="44" w:name="X139ad0a4354fff1c3a9c76a1515d3978aa5b41a"/>
     <w:p>
       <w:pPr>
         <w:pStyle w:val="Heading1"/>
@@ -390,7 +390,7 @@
         <w:pStyle w:val="Compact"/>
       </w:pPr>
       <w:r>
-        <w:t xml:space="preserve">Moderation queue for user-published content (organisation profiles, location photos submitted by partners), with approve or hide and a reason.</w:t>
+        <w:t xml:space="preserve">Moderation queue for user-published content (organisation profiles, location photos submitted by partners), with approve or hide and a reason (Must).</w:t>
       </w:r>
     </w:p>
     <w:p>
@@ -898,13 +898,13 @@
         <w:t xml:space="preserve">3. User scenarios and acceptance criteria</w:t>
       </w:r>
     </w:p>
-    <w:bookmarkStart w:id="22" w:name="X9adcc6f1d8f8a82049013b80c3097b479af4e26"/>
+    <w:bookmarkStart w:id="22" w:name="Xcaf88456f8e05c53841e96a8b24dbee8d16e15b"/>
     <w:p>
       <w:pPr>
         <w:pStyle w:val="Heading3"/>
       </w:pPr>
       <w:r>
-        <w:t xml:space="preserve">US-1 (P2): Nothing reaches the public unreviewed</w:t>
+        <w:t xml:space="preserve">US-1 (P1): Nothing reaches the public unreviewed</w:t>
       </w:r>
     </w:p>
     <w:p>
@@ -956,7 +956,7 @@
         <w:t xml:space="preserve"> </w:t>
       </w:r>
       <w:r>
-        <w:t xml:space="preserve">partner Mekong Frame Services edits its public profile description,</w:t>
+        <w:t xml:space="preserve">partner Mekong Frame Co. edits its public profile description,</w:t>
       </w:r>
       <w:r>
         <w:t xml:space="preserve"> </w:t>
@@ -2673,7 +2673,7 @@
               <w:rPr>
                 <w:sz w:val="17"/>
               </w:rPr>
-              <w:t xml:space="preserve">The system SHOULD show VFDA staff a queue of user-published content awaiting review, filterable by content type.</w:t>
+              <w:t xml:space="preserve">The system MUST show VFDA staff a queue of user-published content awaiting review, filterable by content type.</w:t>
             </w:r>
           </w:p>
         </w:tc>
@@ -2703,7 +2703,7 @@
               <w:rPr>
                 <w:sz w:val="17"/>
               </w:rPr>
-              <w:t xml:space="preserve">Should</w:t>
+              <w:t xml:space="preserve">Must</w:t>
             </w:r>
           </w:p>
         </w:tc>
@@ -2750,7 +2750,7 @@
               <w:rPr>
                 <w:sz w:val="17"/>
               </w:rPr>
-              <w:t xml:space="preserve">The system SHOULD let VFDA staff approve or hide an item; hiding MUST carry a reason, and every decision is written to the audit log.</w:t>
+              <w:t xml:space="preserve">The system MUST let VFDA staff approve or hide an item; hiding MUST carry a reason, and every decision is written to the audit log.</w:t>
             </w:r>
           </w:p>
         </w:tc>
@@ -2780,7 +2780,7 @@
               <w:rPr>
                 <w:sz w:val="17"/>
               </w:rPr>
-              <w:t xml:space="preserve">Should</w:t>
+              <w:t xml:space="preserve">Must</w:t>
             </w:r>
           </w:p>
         </w:tc>
@@ -6017,7 +6017,7 @@
     </w:tbl>
     <w:bookmarkEnd w:id="33"/>
     <w:bookmarkEnd w:id="34"/>
-    <w:bookmarkStart w:id="35" w:name="Xd4a7e4930d01b3f2af150543fa31b412e6715be"/>
+    <w:bookmarkStart w:id="36" w:name="Xd4a7e4930d01b3f2af150543fa31b412e6715be"/>
     <w:p>
       <w:pPr>
         <w:pStyle w:val="Heading2"/>
@@ -6297,842 +6297,21 @@
         </w:tc>
       </w:tr>
     </w:tbl>
-    <w:bookmarkEnd w:id="35"/>
-    <w:bookmarkStart w:id="36" w:name="Xd2a645a1673f9c3c0ba35362f9a4e8652055502"/>
+    <w:bookmarkStart w:id="35" w:name="Xbecd423f5882972d65b0bceed9cc4371cda5552"/>
     <w:p>
       <w:pPr>
-        <w:pStyle w:val="Heading2"/>
-      </w:pPr>
-      <w:r>
-        <w:t xml:space="preserve">7. Screens involved</w:t>
-      </w:r>
-    </w:p>
-    <w:tbl>
-      <w:tblPr>
-        <w:tblStyle w:val="Table"/>
-        <w:tblLook w:firstRow="1" w:lastRow="0" w:firstColumn="0" w:lastColumn="0" w:noHBand="0" w:noVBand="0" w:val="0020"/>
-        <w:jc w:val="start"/>
-        <w:tblBorders>
-          <w:top w:val="single" w:sz="4" w:color="C9CED6"/>
-          <w:left w:val="single" w:sz="4" w:color="C9CED6"/>
-          <w:bottom w:val="single" w:sz="4" w:color="C9CED6"/>
-          <w:right w:val="single" w:sz="4" w:color="C9CED6"/>
-          <w:insideH w:val="single" w:sz="4" w:color="C9CED6"/>
-          <w:insideV w:val="single" w:sz="4" w:color="C9CED6"/>
-        </w:tblBorders>
-        <w:tblW w:w="5000" w:type="pct"/>
-      </w:tblPr>
-      <w:tblGrid>
-        <w:gridCol w:w="2465"/>
-        <w:gridCol w:w="2465"/>
-        <w:gridCol w:w="2465"/>
-        <w:gridCol w:w="2465"/>
-      </w:tblGrid>
-      <w:tr>
-        <w:trPr>
-          <w:tblHeader w:val="true"/>
-        </w:trPr>
-        <w:tc>
-          <w:tcPr>
-            <w:shd w:val="clear" w:color="auto" w:fill="E4ECF7"/>
-          </w:tcPr>
-          <w:p>
-            <w:pPr>
-              <w:pStyle w:val="Compact"/>
-              <w:jc w:val="left"/>
-            </w:pPr>
-            <w:r>
-              <w:rPr>
-                <w:b/>
-                <w:color w:val="1F2A5C"/>
-                <w:sz w:val="17"/>
-              </w:rPr>
-              <w:t xml:space="preserve">Screen ID</w:t>
-            </w:r>
-          </w:p>
-        </w:tc>
-        <w:tc>
-          <w:tcPr>
-            <w:shd w:val="clear" w:color="auto" w:fill="E4ECF7"/>
-          </w:tcPr>
-          <w:p>
-            <w:pPr>
-              <w:pStyle w:val="Compact"/>
-              <w:jc w:val="left"/>
-            </w:pPr>
-            <w:r>
-              <w:rPr>
-                <w:b/>
-                <w:color w:val="1F2A5C"/>
-                <w:sz w:val="17"/>
-              </w:rPr>
-              <w:t xml:space="preserve">Screen name</w:t>
-            </w:r>
-          </w:p>
-        </w:tc>
-        <w:tc>
-          <w:tcPr>
-            <w:shd w:val="clear" w:color="auto" w:fill="E4ECF7"/>
-          </w:tcPr>
-          <w:p>
-            <w:pPr>
-              <w:pStyle w:val="Compact"/>
-              <w:jc w:val="left"/>
-            </w:pPr>
-            <w:r>
-              <w:rPr>
-                <w:b/>
-                <w:color w:val="1F2A5C"/>
-                <w:sz w:val="17"/>
-              </w:rPr>
-              <w:t xml:space="preserve">Priority</w:t>
-            </w:r>
-          </w:p>
-        </w:tc>
-        <w:tc>
-          <w:tcPr>
-            <w:shd w:val="clear" w:color="auto" w:fill="E4ECF7"/>
-          </w:tcPr>
-          <w:p>
-            <w:pPr>
-              <w:pStyle w:val="Compact"/>
-              <w:jc w:val="left"/>
-            </w:pPr>
-            <w:r>
-              <w:rPr>
-                <w:b/>
-                <w:color w:val="1F2A5C"/>
-                <w:sz w:val="17"/>
-              </w:rPr>
-              <w:t xml:space="preserve">Screen Spec file</w:t>
-            </w:r>
-          </w:p>
-        </w:tc>
-      </w:tr>
-      <w:tr>
-        <w:tc>
-          <w:tcPr/>
-          <w:p>
-            <w:pPr>
-              <w:pStyle w:val="Compact"/>
-              <w:jc w:val="left"/>
-            </w:pPr>
-            <w:r>
-              <w:rPr>
-                <w:sz w:val="17"/>
-              </w:rPr>
-              <w:t xml:space="preserve">SC-34</w:t>
-            </w:r>
-          </w:p>
-        </w:tc>
-        <w:tc>
-          <w:tcPr/>
-          <w:p>
-            <w:pPr>
-              <w:pStyle w:val="Compact"/>
-              <w:jc w:val="left"/>
-            </w:pPr>
-            <w:r>
-              <w:rPr>
-                <w:sz w:val="17"/>
-              </w:rPr>
-              <w:t xml:space="preserve">Admin — Overview</w:t>
-            </w:r>
-          </w:p>
-        </w:tc>
-        <w:tc>
-          <w:tcPr/>
-          <w:p>
-            <w:pPr>
-              <w:pStyle w:val="Compact"/>
-              <w:jc w:val="left"/>
-            </w:pPr>
-            <w:r>
-              <w:rPr>
-                <w:sz w:val="17"/>
-              </w:rPr>
-              <w:t xml:space="preserve">Should</w:t>
-            </w:r>
-          </w:p>
-        </w:tc>
-        <w:tc>
-          <w:tcPr/>
-          <w:p>
-            <w:pPr>
-              <w:pStyle w:val="Compact"/>
-              <w:jc w:val="left"/>
-            </w:pPr>
-            <w:r>
-              <w:rPr>
-                <w:rStyle w:val="VerbatimChar"/>
-                <w:sz w:val="17"/>
-              </w:rPr>
-              <w:t xml:space="preserve">docs/screens/screen-spec-SC-34.md</w:t>
-            </w:r>
-          </w:p>
-        </w:tc>
-      </w:tr>
-      <w:tr>
-        <w:tc>
-          <w:tcPr/>
-          <w:p>
-            <w:pPr>
-              <w:pStyle w:val="Compact"/>
-              <w:jc w:val="left"/>
-            </w:pPr>
-            <w:r>
-              <w:rPr>
-                <w:sz w:val="17"/>
-              </w:rPr>
-              <w:t xml:space="preserve">SC-38</w:t>
-            </w:r>
-          </w:p>
-        </w:tc>
-        <w:tc>
-          <w:tcPr/>
-          <w:p>
-            <w:pPr>
-              <w:pStyle w:val="Compact"/>
-              <w:jc w:val="left"/>
-            </w:pPr>
-            <w:r>
-              <w:rPr>
-                <w:sz w:val="17"/>
-              </w:rPr>
-              <w:t xml:space="preserve">Admin — Content moderation</w:t>
-            </w:r>
-          </w:p>
-        </w:tc>
-        <w:tc>
-          <w:tcPr/>
-          <w:p>
-            <w:pPr>
-              <w:pStyle w:val="Compact"/>
-              <w:jc w:val="left"/>
-            </w:pPr>
-            <w:r>
-              <w:rPr>
-                <w:sz w:val="17"/>
-              </w:rPr>
-              <w:t xml:space="preserve">Should</w:t>
-            </w:r>
-          </w:p>
-        </w:tc>
-        <w:tc>
-          <w:tcPr/>
-          <w:p>
-            <w:pPr>
-              <w:pStyle w:val="Compact"/>
-              <w:jc w:val="left"/>
-            </w:pPr>
-            <w:r>
-              <w:rPr>
-                <w:rStyle w:val="VerbatimChar"/>
-                <w:sz w:val="17"/>
-              </w:rPr>
-              <w:t xml:space="preserve">docs/screens/screen-spec-SC-38.md</w:t>
-            </w:r>
-          </w:p>
-        </w:tc>
-      </w:tr>
-      <w:tr>
-        <w:tc>
-          <w:tcPr/>
-          <w:p>
-            <w:pPr>
-              <w:pStyle w:val="Compact"/>
-              <w:jc w:val="left"/>
-            </w:pPr>
-            <w:r>
-              <w:rPr>
-                <w:sz w:val="17"/>
-              </w:rPr>
-              <w:t xml:space="preserve">SC-39</w:t>
-            </w:r>
-          </w:p>
-        </w:tc>
-        <w:tc>
-          <w:tcPr/>
-          <w:p>
-            <w:pPr>
-              <w:pStyle w:val="Compact"/>
-              <w:jc w:val="left"/>
-            </w:pPr>
-            <w:r>
-              <w:rPr>
-                <w:sz w:val="17"/>
-              </w:rPr>
-              <w:t xml:space="preserve">Admin — Demand index</w:t>
-            </w:r>
-          </w:p>
-        </w:tc>
-        <w:tc>
-          <w:tcPr/>
-          <w:p>
-            <w:pPr>
-              <w:pStyle w:val="Compact"/>
-              <w:jc w:val="left"/>
-            </w:pPr>
-            <w:r>
-              <w:rPr>
-                <w:sz w:val="17"/>
-              </w:rPr>
-              <w:t xml:space="preserve">Should</w:t>
-            </w:r>
-          </w:p>
-        </w:tc>
-        <w:tc>
-          <w:tcPr/>
-          <w:p>
-            <w:pPr>
-              <w:pStyle w:val="Compact"/>
-              <w:jc w:val="left"/>
-            </w:pPr>
-            <w:r>
-              <w:rPr>
-                <w:rStyle w:val="VerbatimChar"/>
-                <w:sz w:val="17"/>
-              </w:rPr>
-              <w:t xml:space="preserve">docs/screens/screen-spec-SC-39.md</w:t>
-            </w:r>
-          </w:p>
-        </w:tc>
-      </w:tr>
-      <w:tr>
-        <w:tc>
-          <w:tcPr/>
-          <w:p>
-            <w:pPr>
-              <w:pStyle w:val="Compact"/>
-              <w:jc w:val="left"/>
-            </w:pPr>
-            <w:r>
-              <w:rPr>
-                <w:sz w:val="17"/>
-              </w:rPr>
-              <w:t xml:space="preserve">SC-40</w:t>
-            </w:r>
-          </w:p>
-        </w:tc>
-        <w:tc>
-          <w:tcPr/>
-          <w:p>
-            <w:pPr>
-              <w:pStyle w:val="Compact"/>
-              <w:jc w:val="left"/>
-            </w:pPr>
-            <w:r>
-              <w:rPr>
-                <w:sz w:val="17"/>
-              </w:rPr>
-              <w:t xml:space="preserve">Admin — Quarterly report</w:t>
-            </w:r>
-          </w:p>
-        </w:tc>
-        <w:tc>
-          <w:tcPr/>
-          <w:p>
-            <w:pPr>
-              <w:pStyle w:val="Compact"/>
-              <w:jc w:val="left"/>
-            </w:pPr>
-            <w:r>
-              <w:rPr>
-                <w:sz w:val="17"/>
-              </w:rPr>
-              <w:t xml:space="preserve">Should</w:t>
-            </w:r>
-          </w:p>
-        </w:tc>
-        <w:tc>
-          <w:tcPr/>
-          <w:p>
-            <w:pPr>
-              <w:pStyle w:val="Compact"/>
-              <w:jc w:val="left"/>
-            </w:pPr>
-            <w:r>
-              <w:rPr>
-                <w:rStyle w:val="VerbatimChar"/>
-                <w:sz w:val="17"/>
-              </w:rPr>
-              <w:t xml:space="preserve">docs/screens/screen-spec-SC-40.md</w:t>
-            </w:r>
-          </w:p>
-        </w:tc>
-      </w:tr>
-      <w:tr>
-        <w:tc>
-          <w:tcPr/>
-          <w:p>
-            <w:pPr>
-              <w:pStyle w:val="Compact"/>
-              <w:jc w:val="left"/>
-            </w:pPr>
-            <w:r>
-              <w:rPr>
-                <w:sz w:val="17"/>
-              </w:rPr>
-              <w:t xml:space="preserve">SC-41</w:t>
-            </w:r>
-          </w:p>
-        </w:tc>
-        <w:tc>
-          <w:tcPr/>
-          <w:p>
-            <w:pPr>
-              <w:pStyle w:val="Compact"/>
-              <w:jc w:val="left"/>
-            </w:pPr>
-            <w:r>
-              <w:rPr>
-                <w:sz w:val="17"/>
-              </w:rPr>
-              <w:t xml:space="preserve">Admin — Audit log</w:t>
-            </w:r>
-          </w:p>
-        </w:tc>
-        <w:tc>
-          <w:tcPr/>
-          <w:p>
-            <w:pPr>
-              <w:pStyle w:val="Compact"/>
-              <w:jc w:val="left"/>
-            </w:pPr>
-            <w:r>
-              <w:rPr>
-                <w:sz w:val="17"/>
-              </w:rPr>
-              <w:t xml:space="preserve">Should</w:t>
-            </w:r>
-          </w:p>
-        </w:tc>
-        <w:tc>
-          <w:tcPr/>
-          <w:p>
-            <w:pPr>
-              <w:pStyle w:val="Compact"/>
-              <w:jc w:val="left"/>
-            </w:pPr>
-            <w:r>
-              <w:rPr>
-                <w:rStyle w:val="VerbatimChar"/>
-                <w:sz w:val="17"/>
-              </w:rPr>
-              <w:t xml:space="preserve">docs/screens/screen-spec-SC-41.md</w:t>
-            </w:r>
-          </w:p>
-        </w:tc>
-      </w:tr>
-    </w:tbl>
-    <w:bookmarkEnd w:id="36"/>
-    <w:bookmarkStart w:id="37" w:name="Xbe7985084ef4dfdbc7e9fba0a235022f75110b0"/>
-    <w:p>
-      <w:pPr>
-        <w:pStyle w:val="Heading2"/>
-      </w:pPr>
-      <w:r>
-        <w:t xml:space="preserve">8. Success criteria</w:t>
-      </w:r>
-    </w:p>
-    <w:tbl>
-      <w:tblPr>
-        <w:tblStyle w:val="Table"/>
-        <w:tblLook w:firstRow="1" w:lastRow="0" w:firstColumn="0" w:lastColumn="0" w:noHBand="0" w:noVBand="0" w:val="0020"/>
-        <w:jc w:val="start"/>
-        <w:tblBorders>
-          <w:top w:val="single" w:sz="4" w:color="C9CED6"/>
-          <w:left w:val="single" w:sz="4" w:color="C9CED6"/>
-          <w:bottom w:val="single" w:sz="4" w:color="C9CED6"/>
-          <w:right w:val="single" w:sz="4" w:color="C9CED6"/>
-          <w:insideH w:val="single" w:sz="4" w:color="C9CED6"/>
-          <w:insideV w:val="single" w:sz="4" w:color="C9CED6"/>
-        </w:tblBorders>
-        <w:tblW w:w="5000" w:type="pct"/>
-      </w:tblPr>
-      <w:tblGrid>
-        <w:gridCol w:w="3286"/>
-        <w:gridCol w:w="3286"/>
-        <w:gridCol w:w="3286"/>
-      </w:tblGrid>
-      <w:tr>
-        <w:trPr>
-          <w:tblHeader w:val="true"/>
-        </w:trPr>
-        <w:tc>
-          <w:tcPr>
-            <w:shd w:val="clear" w:color="auto" w:fill="E4ECF7"/>
-          </w:tcPr>
-          <w:p>
-            <w:pPr>
-              <w:pStyle w:val="Compact"/>
-              <w:jc w:val="left"/>
-            </w:pPr>
-            <w:r>
-              <w:rPr>
-                <w:b/>
-                <w:color w:val="1F2A5C"/>
-                <w:sz w:val="17"/>
-              </w:rPr>
-              <w:t xml:space="preserve">SC ID</w:t>
-            </w:r>
-          </w:p>
-        </w:tc>
-        <w:tc>
-          <w:tcPr>
-            <w:shd w:val="clear" w:color="auto" w:fill="E4ECF7"/>
-          </w:tcPr>
-          <w:p>
-            <w:pPr>
-              <w:pStyle w:val="Compact"/>
-              <w:jc w:val="left"/>
-            </w:pPr>
-            <w:r>
-              <w:rPr>
-                <w:b/>
-                <w:color w:val="1F2A5C"/>
-                <w:sz w:val="17"/>
-              </w:rPr>
-              <w:t xml:space="preserve">Criterion</w:t>
-            </w:r>
-          </w:p>
-        </w:tc>
-        <w:tc>
-          <w:tcPr>
-            <w:shd w:val="clear" w:color="auto" w:fill="E4ECF7"/>
-          </w:tcPr>
-          <w:p>
-            <w:pPr>
-              <w:pStyle w:val="Compact"/>
-              <w:jc w:val="left"/>
-            </w:pPr>
-            <w:r>
-              <w:rPr>
-                <w:b/>
-                <w:color w:val="1F2A5C"/>
-                <w:sz w:val="17"/>
-              </w:rPr>
-              <w:t xml:space="preserve">How it is measured</w:t>
-            </w:r>
-          </w:p>
-        </w:tc>
-      </w:tr>
-      <w:tr>
-        <w:tc>
-          <w:tcPr/>
-          <w:p>
-            <w:pPr>
-              <w:pStyle w:val="Compact"/>
-              <w:jc w:val="left"/>
-            </w:pPr>
-            <w:r>
-              <w:rPr>
-                <w:sz w:val="17"/>
-              </w:rPr>
-              <w:t xml:space="preserve">SC-001</w:t>
-            </w:r>
-          </w:p>
-        </w:tc>
-        <w:tc>
-          <w:tcPr/>
-          <w:p>
-            <w:pPr>
-              <w:pStyle w:val="Compact"/>
-              <w:jc w:val="left"/>
-            </w:pPr>
-            <w:r>
-              <w:rPr>
-                <w:sz w:val="17"/>
-              </w:rPr>
-              <w:t xml:space="preserve">VFDA staff clear the day's moderation queue in under 15 minutes when it holds 20 items.</w:t>
-            </w:r>
-          </w:p>
-        </w:tc>
-        <w:tc>
-          <w:tcPr/>
-          <w:p>
-            <w:pPr>
-              <w:pStyle w:val="Compact"/>
-              <w:jc w:val="left"/>
-            </w:pPr>
-            <w:r>
-              <w:rPr>
-                <w:sz w:val="17"/>
-              </w:rPr>
-              <w:t xml:space="preserve">Timed session with 2 staff members on 20 seeded items.</w:t>
-            </w:r>
-          </w:p>
-        </w:tc>
-      </w:tr>
-      <w:tr>
-        <w:tc>
-          <w:tcPr/>
-          <w:p>
-            <w:pPr>
-              <w:pStyle w:val="Compact"/>
-              <w:jc w:val="left"/>
-            </w:pPr>
-            <w:r>
-              <w:rPr>
-                <w:sz w:val="17"/>
-              </w:rPr>
-              <w:t xml:space="preserve">SC-002</w:t>
-            </w:r>
-          </w:p>
-        </w:tc>
-        <w:tc>
-          <w:tcPr/>
-          <w:p>
-            <w:pPr>
-              <w:pStyle w:val="Compact"/>
-              <w:jc w:val="left"/>
-            </w:pPr>
-            <w:r>
-              <w:rPr>
-                <w:sz w:val="17"/>
-              </w:rPr>
-              <w:t xml:space="preserve">A staff member produces a reread, exportable quarterly report in under one working hour.</w:t>
-            </w:r>
-          </w:p>
-        </w:tc>
-        <w:tc>
-          <w:tcPr/>
-          <w:p>
-            <w:pPr>
-              <w:pStyle w:val="Compact"/>
-              <w:jc w:val="left"/>
-            </w:pPr>
-            <w:r>
-              <w:rPr>
-                <w:sz w:val="17"/>
-              </w:rPr>
-              <w:t xml:space="preserve">Timed walkthrough on the Q3 2026 seed data.</w:t>
-            </w:r>
-          </w:p>
-        </w:tc>
-      </w:tr>
-      <w:tr>
-        <w:tc>
-          <w:tcPr/>
-          <w:p>
-            <w:pPr>
-              <w:pStyle w:val="Compact"/>
-              <w:jc w:val="left"/>
-            </w:pPr>
-            <w:r>
-              <w:rPr>
-                <w:sz w:val="17"/>
-              </w:rPr>
-              <w:t xml:space="preserve">SC-003</w:t>
-            </w:r>
-          </w:p>
-        </w:tc>
-        <w:tc>
-          <w:tcPr/>
-          <w:p>
-            <w:pPr>
-              <w:pStyle w:val="Compact"/>
-              <w:jc w:val="left"/>
-            </w:pPr>
-            <w:r>
-              <w:rPr>
-                <w:sz w:val="17"/>
-              </w:rPr>
-              <w:t xml:space="preserve">Every figure in an exported report can be traced to its indicator by a second person without asking the author.</w:t>
-            </w:r>
-          </w:p>
-        </w:tc>
-        <w:tc>
-          <w:tcPr/>
-          <w:p>
-            <w:pPr>
-              <w:pStyle w:val="Compact"/>
-              <w:jc w:val="left"/>
-            </w:pPr>
-            <w:r>
-              <w:rPr>
-                <w:sz w:val="17"/>
-              </w:rPr>
-              <w:t xml:space="preserve">A second member checks all figures of one report; target 100 %.</w:t>
-            </w:r>
-          </w:p>
-        </w:tc>
-      </w:tr>
-      <w:tr>
-        <w:tc>
-          <w:tcPr/>
-          <w:p>
-            <w:pPr>
-              <w:pStyle w:val="Compact"/>
-              <w:jc w:val="left"/>
-            </w:pPr>
-            <w:r>
-              <w:rPr>
-                <w:sz w:val="17"/>
-              </w:rPr>
-              <w:t xml:space="preserve">SC-004</w:t>
-            </w:r>
-          </w:p>
-        </w:tc>
-        <w:tc>
-          <w:tcPr/>
-          <w:p>
-            <w:pPr>
-              <w:pStyle w:val="Compact"/>
-              <w:jc w:val="left"/>
-            </w:pPr>
-            <w:r>
-              <w:rPr>
-                <w:sz w:val="17"/>
-              </w:rPr>
-              <w:t xml:space="preserve">No administrative action in a test session is missing from the audit log.</w:t>
-            </w:r>
-          </w:p>
-        </w:tc>
-        <w:tc>
-          <w:tcPr/>
-          <w:p>
-            <w:pPr>
-              <w:pStyle w:val="Compact"/>
-              <w:jc w:val="left"/>
-            </w:pPr>
-            <w:r>
-              <w:rPr>
-                <w:sz w:val="17"/>
-              </w:rPr>
-              <w:t xml:space="preserve">Perform 30 scripted admin actions; count matching log records (target 30 of 30).</w:t>
-            </w:r>
-          </w:p>
-        </w:tc>
-      </w:tr>
-    </w:tbl>
-    <w:bookmarkEnd w:id="37"/>
-    <w:bookmarkStart w:id="38" w:name="Xf0e84fbc24061432f3671343bf60d40f0e14ddf"/>
-    <w:p>
-      <w:pPr>
-        <w:pStyle w:val="Heading2"/>
-      </w:pPr>
-      <w:r>
-        <w:t xml:space="preserve">9. Assumptions</w:t>
+        <w:pStyle w:val="Heading3"/>
+      </w:pPr>
+      <w:r>
+        <w:t xml:space="preserve">6.1 Attribute types</w:t>
       </w:r>
     </w:p>
     <w:p>
       <w:pPr>
-        <w:numPr>
-          <w:ilvl w:val="0"/>
-          <w:numId w:val="1009"/>
-        </w:numPr>
-        <w:pStyle w:val="Compact"/>
-      </w:pPr>
-      <w:r>
-        <w:t xml:space="preserve">Test values used until VFDA confirms: minimum sample size for an indicator = 5 records; the moderation queue shows items oldest first.</w:t>
-      </w:r>
-    </w:p>
-    <w:p>
-      <w:pPr>
-        <w:numPr>
-          <w:ilvl w:val="0"/>
-          <w:numId w:val="1009"/>
-        </w:numPr>
-        <w:pStyle w:val="Compact"/>
-      </w:pPr>
-      <w:r>
-        <w:t xml:space="preserve">Only</w:t>
-      </w:r>
-      <w:r>
-        <w:t xml:space="preserve"> </w:t>
-      </w:r>
-      <w:r>
-        <w:rPr>
-          <w:rStyle w:val="VerbatimChar"/>
-        </w:rPr>
-        <w:t xml:space="preserve">org_profile</w:t>
-      </w:r>
-      <w:r>
-        <w:t xml:space="preserve"> </w:t>
-      </w:r>
-      <w:r>
-        <w:t xml:space="preserve">and</w:t>
-      </w:r>
-      <w:r>
-        <w:t xml:space="preserve"> </w:t>
-      </w:r>
-      <w:r>
-        <w:rPr>
-          <w:rStyle w:val="VerbatimChar"/>
-        </w:rPr>
-        <w:t xml:space="preserve">location_image</w:t>
-      </w:r>
-      <w:r>
-        <w:t xml:space="preserve"> </w:t>
-      </w:r>
-      <w:r>
-        <w:t xml:space="preserve">are moderated in this release;</w:t>
-      </w:r>
-      <w:r>
-        <w:t xml:space="preserve"> </w:t>
-      </w:r>
-      <w:r>
-        <w:rPr>
-          <w:rStyle w:val="VerbatimChar"/>
-        </w:rPr>
-        <w:t xml:space="preserve">showcase</w:t>
-      </w:r>
-      <w:r>
-        <w:t xml:space="preserve"> </w:t>
-      </w:r>
-      <w:r>
-        <w:t xml:space="preserve">waits for M8 (phase 2).</w:t>
-      </w:r>
-    </w:p>
-    <w:p>
-      <w:pPr>
-        <w:numPr>
-          <w:ilvl w:val="0"/>
-          <w:numId w:val="1009"/>
-        </w:numPr>
-        <w:pStyle w:val="Compact"/>
-      </w:pPr>
-      <w:r>
-        <w:t xml:space="preserve">The quarterly report is sent by e-mail by VFDA staff outside the platform; the platform only produces the PDF.</w:t>
-      </w:r>
-    </w:p>
-    <w:p>
-      <w:pPr>
-        <w:numPr>
-          <w:ilvl w:val="0"/>
-          <w:numId w:val="1009"/>
-        </w:numPr>
-        <w:pStyle w:val="Compact"/>
-      </w:pPr>
-      <w:r>
-        <w:t xml:space="preserve">A</w:t>
-      </w:r>
-      <w:r>
-        <w:t xml:space="preserve"> </w:t>
-      </w:r>
-      <w:r>
-        <w:rPr>
-          <w:iCs/>
-          <w:i/>
-        </w:rPr>
-        <w:t xml:space="preserve">brief</w:t>
-      </w:r>
-      <w:r>
-        <w:t xml:space="preserve"> </w:t>
-      </w:r>
-      <w:r>
-        <w:t xml:space="preserve">in DBIZ2 means a project (M0) together with its location queries (M3).</w:t>
-      </w:r>
-    </w:p>
-    <w:bookmarkEnd w:id="38"/>
-    <w:bookmarkStart w:id="39" w:name="X55a6565c84ac464289a534278fc4074fe00819d"/>
-    <w:p>
-      <w:pPr>
-        <w:pStyle w:val="Heading2"/>
-      </w:pPr>
-      <w:r>
-        <w:t xml:space="preserve">10. Open questions</w:t>
+        <w:pStyle w:val="FirstParagraph"/>
+      </w:pPr>
+      <w:r>
+        <w:t xml:space="preserve">Types and required flags of the attributes above that no field in 5.1 declares (keys, timestamps, stored statuses). Every column of the data model now has a declared type.</w:t>
       </w:r>
     </w:p>
     <w:tbl>
@@ -7176,7 +6355,7 @@
                 <w:color w:val="1F2A5C"/>
                 <w:sz w:val="17"/>
               </w:rPr>
-              <w:t xml:space="preserve">#</w:t>
+              <w:t xml:space="preserve">Entity</w:t>
             </w:r>
           </w:p>
         </w:tc>
@@ -7195,7 +6374,7 @@
                 <w:color w:val="1F2A5C"/>
                 <w:sz w:val="17"/>
               </w:rPr>
-              <w:t xml:space="preserve">Question</w:t>
+              <w:t xml:space="preserve">Attribute</w:t>
             </w:r>
           </w:p>
         </w:tc>
@@ -7214,7 +6393,7 @@
                 <w:color w:val="1F2A5C"/>
                 <w:sz w:val="17"/>
               </w:rPr>
-              <w:t xml:space="preserve">Blocking?</w:t>
+              <w:t xml:space="preserve">Type</w:t>
             </w:r>
           </w:p>
         </w:tc>
@@ -7233,7 +6412,7 @@
                 <w:color w:val="1F2A5C"/>
                 <w:sz w:val="17"/>
               </w:rPr>
-              <w:t xml:space="preserve">Owner</w:t>
+              <w:t xml:space="preserve">Required</w:t>
             </w:r>
           </w:p>
         </w:tc>
@@ -7252,7 +6431,7 @@
                 <w:color w:val="1F2A5C"/>
                 <w:sz w:val="17"/>
               </w:rPr>
-              <w:t xml:space="preserve">Status</w:t>
+              <w:t xml:space="preserve">Notes</w:t>
             </w:r>
           </w:p>
         </w:tc>
@@ -7269,107 +6448,69 @@
               <w:rPr>
                 <w:sz w:val="17"/>
               </w:rPr>
-              <w:t xml:space="preserve">1</w:t>
-            </w:r>
-          </w:p>
-        </w:tc>
-        <w:tc>
-          <w:tcPr/>
-          <w:p>
-            <w:pPr>
-              <w:pStyle w:val="Compact"/>
-              <w:jc w:val="left"/>
-            </w:pPr>
-            <w:r>
-              <w:rPr>
-                <w:sz w:val="17"/>
-              </w:rPr>
-              <w:t xml:space="preserve">[NEEDS CLARIFICATION: Indicator 4 (budget scale of location needs) and indicator 6 (bottleneck most reported) need fields that no function collects today. Add a budget band and a</w:t>
-            </w:r>
-            <w:r>
-              <w:rPr>
-                <w:sz w:val="17"/>
-              </w:rPr>
-              <w:t xml:space="preserve"> </w:t>
-            </w:r>
-            <w:r>
-              <w:rPr>
-                <w:iCs/>
-                <w:i/>
-                <w:sz w:val="17"/>
-              </w:rPr>
-              <w:t xml:space="preserve">main obstacle</w:t>
-            </w:r>
-            <w:r>
-              <w:rPr>
-                <w:sz w:val="17"/>
-              </w:rPr>
-              <w:t xml:space="preserve"> </w:t>
-            </w:r>
-            <w:r>
-              <w:rPr>
-                <w:sz w:val="17"/>
-              </w:rPr>
-              <w:t xml:space="preserve">question to project creation, or drop the two indicators?]</w:t>
-            </w:r>
-            <w:r>
-              <w:rPr>
-                <w:sz w:val="17"/>
-              </w:rPr>
-              <w:t xml:space="preserve"> </w:t>
-            </w:r>
-            <w:r>
-              <w:rPr>
-                <w:iCs/>
-                <w:i/>
-                <w:sz w:val="17"/>
-              </w:rPr>
-              <w:t xml:space="preserve">(also raised in SC-39)</w:t>
-            </w:r>
-          </w:p>
-        </w:tc>
-        <w:tc>
-          <w:tcPr/>
-          <w:p>
-            <w:pPr>
-              <w:pStyle w:val="Compact"/>
-              <w:jc w:val="left"/>
-            </w:pPr>
-            <w:r>
-              <w:rPr>
-                <w:sz w:val="17"/>
-              </w:rPr>
-              <w:t xml:space="preserve">Yes</w:t>
-            </w:r>
-          </w:p>
-        </w:tc>
-        <w:tc>
-          <w:tcPr/>
-          <w:p>
-            <w:pPr>
-              <w:pStyle w:val="Compact"/>
-              <w:jc w:val="left"/>
-            </w:pPr>
-            <w:r>
-              <w:rPr>
-                <w:sz w:val="17"/>
-              </w:rPr>
-              <w:t xml:space="preserve">Group C (M0 owner) with VFDA</w:t>
-            </w:r>
-          </w:p>
-        </w:tc>
-        <w:tc>
-          <w:tcPr/>
-          <w:p>
-            <w:pPr>
-              <w:pStyle w:val="Compact"/>
-              <w:jc w:val="left"/>
-            </w:pPr>
-            <w:r>
-              <w:rPr>
-                <w:sz w:val="17"/>
-              </w:rPr>
-              <w:t xml:space="preserve">Open</w:t>
+              <w:t xml:space="preserve">ModerationItem</w:t>
+            </w:r>
+          </w:p>
+        </w:tc>
+        <w:tc>
+          <w:tcPr/>
+          <w:p>
+            <w:pPr>
+              <w:pStyle w:val="Compact"/>
+              <w:jc w:val="left"/>
+            </w:pPr>
+            <w:r>
+              <w:rPr>
+                <w:rStyle w:val="VerbatimChar"/>
+                <w:sz w:val="17"/>
+              </w:rPr>
+              <w:t xml:space="preserve">decided_by</w:t>
+            </w:r>
+          </w:p>
+        </w:tc>
+        <w:tc>
+          <w:tcPr/>
+          <w:p>
+            <w:pPr>
+              <w:pStyle w:val="Compact"/>
+              <w:jc w:val="left"/>
+            </w:pPr>
+            <w:r>
+              <w:rPr>
+                <w:rStyle w:val="VerbatimChar"/>
+                <w:sz w:val="17"/>
+              </w:rPr>
+              <w:t xml:space="preserve">UUID</w:t>
+            </w:r>
+          </w:p>
+        </w:tc>
+        <w:tc>
+          <w:tcPr/>
+          <w:p>
+            <w:pPr>
+              <w:pStyle w:val="Compact"/>
+              <w:jc w:val="left"/>
+            </w:pPr>
+            <w:r>
+              <w:rPr>
+                <w:sz w:val="17"/>
+              </w:rPr>
+              <w:t xml:space="preserve">No</w:t>
+            </w:r>
+          </w:p>
+        </w:tc>
+        <w:tc>
+          <w:tcPr/>
+          <w:p>
+            <w:pPr>
+              <w:pStyle w:val="Compact"/>
+              <w:jc w:val="left"/>
+            </w:pPr>
+            <w:r>
+              <w:rPr>
+                <w:sz w:val="17"/>
+              </w:rPr>
+              <w:t xml:space="preserve">empty while pending</w:t>
             </w:r>
           </w:p>
         </w:tc>
@@ -7386,36 +6527,39 @@
               <w:rPr>
                 <w:sz w:val="17"/>
               </w:rPr>
-              <w:t xml:space="preserve">2</w:t>
-            </w:r>
-          </w:p>
-        </w:tc>
-        <w:tc>
-          <w:tcPr/>
-          <w:p>
-            <w:pPr>
-              <w:pStyle w:val="Compact"/>
-              <w:jc w:val="left"/>
-            </w:pPr>
-            <w:r>
-              <w:rPr>
-                <w:sz w:val="17"/>
-              </w:rPr>
-              <w:t xml:space="preserve">[NEEDS CLARIFICATION: Who must reread and sign the quarterly report before it is sent — any staff member, or a named VFDA leader?]</w:t>
-            </w:r>
-            <w:r>
-              <w:rPr>
-                <w:sz w:val="17"/>
-              </w:rPr>
-              <w:t xml:space="preserve"> </w:t>
-            </w:r>
-            <w:r>
-              <w:rPr>
-                <w:iCs/>
-                <w:i/>
-                <w:sz w:val="17"/>
-              </w:rPr>
-              <w:t xml:space="preserve">(also raised in SC-40)</w:t>
+              <w:t xml:space="preserve">ModerationItem</w:t>
+            </w:r>
+          </w:p>
+        </w:tc>
+        <w:tc>
+          <w:tcPr/>
+          <w:p>
+            <w:pPr>
+              <w:pStyle w:val="Compact"/>
+              <w:jc w:val="left"/>
+            </w:pPr>
+            <w:r>
+              <w:rPr>
+                <w:rStyle w:val="VerbatimChar"/>
+                <w:sz w:val="17"/>
+              </w:rPr>
+              <w:t xml:space="preserve">decided_at</w:t>
+            </w:r>
+          </w:p>
+        </w:tc>
+        <w:tc>
+          <w:tcPr/>
+          <w:p>
+            <w:pPr>
+              <w:pStyle w:val="Compact"/>
+              <w:jc w:val="left"/>
+            </w:pPr>
+            <w:r>
+              <w:rPr>
+                <w:rStyle w:val="VerbatimChar"/>
+                <w:sz w:val="17"/>
+              </w:rPr>
+              <w:t xml:space="preserve">TIMESTAMPTZ</w:t>
             </w:r>
           </w:p>
         </w:tc>
@@ -7445,22 +6589,7 @@
               <w:rPr>
                 <w:sz w:val="17"/>
               </w:rPr>
-              <w:t xml:space="preserve">Client (VFDA)</w:t>
-            </w:r>
-          </w:p>
-        </w:tc>
-        <w:tc>
-          <w:tcPr/>
-          <w:p>
-            <w:pPr>
-              <w:pStyle w:val="Compact"/>
-              <w:jc w:val="left"/>
-            </w:pPr>
-            <w:r>
-              <w:rPr>
-                <w:sz w:val="17"/>
-              </w:rPr>
-              <w:t xml:space="preserve">Open</w:t>
+              <w:t xml:space="preserve">empty while pending</w:t>
             </w:r>
           </w:p>
         </w:tc>
@@ -7477,36 +6606,39 @@
               <w:rPr>
                 <w:sz w:val="17"/>
               </w:rPr>
-              <w:t xml:space="preserve">3</w:t>
-            </w:r>
-          </w:p>
-        </w:tc>
-        <w:tc>
-          <w:tcPr/>
-          <w:p>
-            <w:pPr>
-              <w:pStyle w:val="Compact"/>
-              <w:jc w:val="left"/>
-            </w:pPr>
-            <w:r>
-              <w:rPr>
-                <w:sz w:val="17"/>
-              </w:rPr>
-              <w:t xml:space="preserve">[NEEDS CLARIFICATION: How long are audit records kept (proposed: for the life of the platform)?]</w:t>
-            </w:r>
-            <w:r>
-              <w:rPr>
-                <w:sz w:val="17"/>
-              </w:rPr>
-              <w:t xml:space="preserve"> </w:t>
-            </w:r>
-            <w:r>
-              <w:rPr>
-                <w:iCs/>
-                <w:i/>
-                <w:sz w:val="17"/>
-              </w:rPr>
-              <w:t xml:space="preserve">(also raised in SC-41)</w:t>
+              <w:t xml:space="preserve">QuarterlyReport</w:t>
+            </w:r>
+          </w:p>
+        </w:tc>
+        <w:tc>
+          <w:tcPr/>
+          <w:p>
+            <w:pPr>
+              <w:pStyle w:val="Compact"/>
+              <w:jc w:val="left"/>
+            </w:pPr>
+            <w:r>
+              <w:rPr>
+                <w:rStyle w:val="VerbatimChar"/>
+                <w:sz w:val="17"/>
+              </w:rPr>
+              <w:t xml:space="preserve">exported_at</w:t>
+            </w:r>
+          </w:p>
+        </w:tc>
+        <w:tc>
+          <w:tcPr/>
+          <w:p>
+            <w:pPr>
+              <w:pStyle w:val="Compact"/>
+              <w:jc w:val="left"/>
+            </w:pPr>
+            <w:r>
+              <w:rPr>
+                <w:rStyle w:val="VerbatimChar"/>
+                <w:sz w:val="17"/>
+              </w:rPr>
+              <w:t xml:space="preserve">TIMESTAMPTZ</w:t>
             </w:r>
           </w:p>
         </w:tc>
@@ -7536,1016 +6668,21 @@
               <w:rPr>
                 <w:sz w:val="17"/>
               </w:rPr>
-              <w:t xml:space="preserve">Client (VFDA)</w:t>
-            </w:r>
-          </w:p>
-        </w:tc>
-        <w:tc>
-          <w:tcPr/>
-          <w:p>
-            <w:pPr>
-              <w:pStyle w:val="Compact"/>
-              <w:jc w:val="left"/>
-            </w:pPr>
-            <w:r>
-              <w:rPr>
-                <w:sz w:val="17"/>
-              </w:rPr>
-              <w:t xml:space="preserve">Open</w:t>
-            </w:r>
-          </w:p>
-        </w:tc>
-      </w:tr>
-      <w:tr>
-        <w:tc>
-          <w:tcPr/>
-          <w:p>
-            <w:pPr>
-              <w:pStyle w:val="Compact"/>
-              <w:jc w:val="left"/>
-            </w:pPr>
-            <w:r>
-              <w:rPr>
-                <w:sz w:val="17"/>
-              </w:rPr>
-              <w:t xml:space="preserve">4</w:t>
-            </w:r>
-          </w:p>
-        </w:tc>
-        <w:tc>
-          <w:tcPr/>
-          <w:p>
-            <w:pPr>
-              <w:pStyle w:val="Compact"/>
-              <w:jc w:val="left"/>
-            </w:pPr>
-            <w:r>
-              <w:rPr>
-                <w:sz w:val="17"/>
-              </w:rPr>
-              <w:t xml:space="preserve">[NEEDS CLARIFICATION: Must profile</w:t>
-            </w:r>
-            <w:r>
-              <w:rPr>
-                <w:sz w:val="17"/>
-              </w:rPr>
-              <w:t xml:space="preserve"> </w:t>
-            </w:r>
-            <w:r>
-              <w:rPr>
-                <w:iCs/>
-                <w:i/>
-                <w:sz w:val="17"/>
-              </w:rPr>
-              <w:t xml:space="preserve">edits</w:t>
-            </w:r>
-            <w:r>
-              <w:rPr>
-                <w:sz w:val="17"/>
-              </w:rPr>
-              <w:t xml:space="preserve"> </w:t>
-            </w:r>
-            <w:r>
-              <w:rPr>
-                <w:sz w:val="17"/>
-              </w:rPr>
-              <w:t xml:space="preserve">by an already verified partner also go through moderation, or only the first publication?]</w:t>
-            </w:r>
-            <w:r>
-              <w:rPr>
-                <w:sz w:val="17"/>
-              </w:rPr>
-              <w:t xml:space="preserve"> </w:t>
-            </w:r>
-            <w:r>
-              <w:rPr>
-                <w:iCs/>
-                <w:i/>
-                <w:sz w:val="17"/>
-              </w:rPr>
-              <w:t xml:space="preserve">(also raised in SC-38)</w:t>
-            </w:r>
-          </w:p>
-        </w:tc>
-        <w:tc>
-          <w:tcPr/>
-          <w:p>
-            <w:pPr>
-              <w:pStyle w:val="Compact"/>
-              <w:jc w:val="left"/>
-            </w:pPr>
-            <w:r>
-              <w:rPr>
-                <w:sz w:val="17"/>
-              </w:rPr>
-              <w:t xml:space="preserve">No</w:t>
-            </w:r>
-          </w:p>
-        </w:tc>
-        <w:tc>
-          <w:tcPr/>
-          <w:p>
-            <w:pPr>
-              <w:pStyle w:val="Compact"/>
-              <w:jc w:val="left"/>
-            </w:pPr>
-            <w:r>
-              <w:rPr>
-                <w:sz w:val="17"/>
-              </w:rPr>
-              <w:t xml:space="preserve">Client (VFDA)</w:t>
-            </w:r>
-          </w:p>
-        </w:tc>
-        <w:tc>
-          <w:tcPr/>
-          <w:p>
-            <w:pPr>
-              <w:pStyle w:val="Compact"/>
-              <w:jc w:val="left"/>
-            </w:pPr>
-            <w:r>
-              <w:rPr>
-                <w:sz w:val="17"/>
-              </w:rPr>
-              <w:t xml:space="preserve">Open</w:t>
-            </w:r>
-          </w:p>
-        </w:tc>
-      </w:tr>
-      <w:tr>
-        <w:tc>
-          <w:tcPr/>
-          <w:p>
-            <w:pPr>
-              <w:pStyle w:val="Compact"/>
-              <w:jc w:val="left"/>
-            </w:pPr>
-            <w:r>
-              <w:rPr>
-                <w:sz w:val="17"/>
-              </w:rPr>
-              <w:t xml:space="preserve">5</w:t>
-            </w:r>
-          </w:p>
-        </w:tc>
-        <w:tc>
-          <w:tcPr/>
-          <w:p>
-            <w:pPr>
-              <w:pStyle w:val="Compact"/>
-              <w:jc w:val="left"/>
-            </w:pPr>
-            <w:r>
-              <w:rPr>
-                <w:sz w:val="17"/>
-              </w:rPr>
-              <w:t xml:space="preserve">[NEEDS CLARIFICATION: May VFDA staff (not only admins) read the latest audit entries on the overview, given that the audit log search F-M10-09 is for admins?]</w:t>
-            </w:r>
-            <w:r>
-              <w:rPr>
-                <w:sz w:val="17"/>
-              </w:rPr>
-              <w:t xml:space="preserve"> </w:t>
-            </w:r>
-            <w:r>
-              <w:rPr>
-                <w:iCs/>
-                <w:i/>
-                <w:sz w:val="17"/>
-              </w:rPr>
-              <w:t xml:space="preserve">(from SC-34)</w:t>
-            </w:r>
-          </w:p>
-        </w:tc>
-        <w:tc>
-          <w:tcPr/>
-          <w:p>
-            <w:pPr>
-              <w:pStyle w:val="Compact"/>
-              <w:jc w:val="left"/>
-            </w:pPr>
-            <w:r>
-              <w:rPr>
-                <w:sz w:val="17"/>
-              </w:rPr>
-              <w:t xml:space="preserve">No</w:t>
-            </w:r>
-          </w:p>
-        </w:tc>
-        <w:tc>
-          <w:tcPr/>
-          <w:p>
-            <w:pPr>
-              <w:pStyle w:val="Compact"/>
-              <w:jc w:val="left"/>
-            </w:pPr>
-            <w:r>
-              <w:rPr>
-                <w:sz w:val="17"/>
-              </w:rPr>
-              <w:t xml:space="preserve">Client (VFDA)</w:t>
-            </w:r>
-          </w:p>
-        </w:tc>
-        <w:tc>
-          <w:tcPr/>
-          <w:p>
-            <w:pPr>
-              <w:pStyle w:val="Compact"/>
-              <w:jc w:val="left"/>
-            </w:pPr>
-            <w:r>
-              <w:rPr>
-                <w:sz w:val="17"/>
-              </w:rPr>
-              <w:t xml:space="preserve">Open</w:t>
-            </w:r>
-          </w:p>
-        </w:tc>
-      </w:tr>
-      <w:tr>
-        <w:tc>
-          <w:tcPr/>
-          <w:p>
-            <w:pPr>
-              <w:pStyle w:val="Compact"/>
-              <w:jc w:val="left"/>
-            </w:pPr>
-            <w:r>
-              <w:rPr>
-                <w:sz w:val="17"/>
-              </w:rPr>
-              <w:t xml:space="preserve">6</w:t>
-            </w:r>
-          </w:p>
-        </w:tc>
-        <w:tc>
-          <w:tcPr/>
-          <w:p>
-            <w:pPr>
-              <w:pStyle w:val="Compact"/>
-              <w:jc w:val="left"/>
-            </w:pPr>
-            <w:r>
-              <w:rPr>
-                <w:sz w:val="17"/>
-              </w:rPr>
-              <w:t xml:space="preserve">[NEEDS CLARIFICATION: Is indicator 2 (origin market) counted per project or per producer organisation — a company with three projects in the quarter counts once or three times?]</w:t>
-            </w:r>
-            <w:r>
-              <w:rPr>
-                <w:sz w:val="17"/>
-              </w:rPr>
-              <w:t xml:space="preserve"> </w:t>
-            </w:r>
-            <w:r>
-              <w:rPr>
-                <w:iCs/>
-                <w:i/>
-                <w:sz w:val="17"/>
-              </w:rPr>
-              <w:t xml:space="preserve">(from SC-39)</w:t>
-            </w:r>
-          </w:p>
-        </w:tc>
-        <w:tc>
-          <w:tcPr/>
-          <w:p>
-            <w:pPr>
-              <w:pStyle w:val="Compact"/>
-              <w:jc w:val="left"/>
-            </w:pPr>
-            <w:r>
-              <w:rPr>
-                <w:sz w:val="17"/>
-              </w:rPr>
-              <w:t xml:space="preserve">No</w:t>
-            </w:r>
-          </w:p>
-        </w:tc>
-        <w:tc>
-          <w:tcPr/>
-          <w:p>
-            <w:pPr>
-              <w:pStyle w:val="Compact"/>
-              <w:jc w:val="left"/>
-            </w:pPr>
-            <w:r>
-              <w:rPr>
-                <w:sz w:val="17"/>
-              </w:rPr>
-              <w:t xml:space="preserve">Client (VFDA)</w:t>
-            </w:r>
-          </w:p>
-        </w:tc>
-        <w:tc>
-          <w:tcPr/>
-          <w:p>
-            <w:pPr>
-              <w:pStyle w:val="Compact"/>
-              <w:jc w:val="left"/>
-            </w:pPr>
-            <w:r>
-              <w:rPr>
-                <w:sz w:val="17"/>
-              </w:rPr>
-              <w:t xml:space="preserve">Open</w:t>
-            </w:r>
-          </w:p>
-        </w:tc>
-      </w:tr>
-      <w:tr>
-        <w:tc>
-          <w:tcPr/>
-          <w:p>
-            <w:pPr>
-              <w:pStyle w:val="Compact"/>
-              <w:jc w:val="left"/>
-            </w:pPr>
-            <w:r>
-              <w:rPr>
-                <w:sz w:val="17"/>
-              </w:rPr>
-              <w:t xml:space="preserve">7</w:t>
-            </w:r>
-          </w:p>
-        </w:tc>
-        <w:tc>
-          <w:tcPr/>
-          <w:p>
-            <w:pPr>
-              <w:pStyle w:val="Compact"/>
-              <w:jc w:val="left"/>
-            </w:pPr>
-            <w:r>
-              <w:rPr>
-                <w:sz w:val="17"/>
-              </w:rPr>
-              <w:t xml:space="preserve">[NEEDS CLARIFICATION: If the commentary is edited after the reread is recorded, must the reread be recorded again before export?]</w:t>
-            </w:r>
-            <w:r>
-              <w:rPr>
-                <w:sz w:val="17"/>
-              </w:rPr>
-              <w:t xml:space="preserve"> </w:t>
-            </w:r>
-            <w:r>
-              <w:rPr>
-                <w:iCs/>
-                <w:i/>
-                <w:sz w:val="17"/>
-              </w:rPr>
-              <w:t xml:space="preserve">(from SC-40)</w:t>
-            </w:r>
-          </w:p>
-        </w:tc>
-        <w:tc>
-          <w:tcPr/>
-          <w:p>
-            <w:pPr>
-              <w:pStyle w:val="Compact"/>
-              <w:jc w:val="left"/>
-            </w:pPr>
-            <w:r>
-              <w:rPr>
-                <w:sz w:val="17"/>
-              </w:rPr>
-              <w:t xml:space="preserve">No</w:t>
-            </w:r>
-          </w:p>
-        </w:tc>
-        <w:tc>
-          <w:tcPr/>
-          <w:p>
-            <w:pPr>
-              <w:pStyle w:val="Compact"/>
-              <w:jc w:val="left"/>
-            </w:pPr>
-            <w:r>
-              <w:rPr>
-                <w:sz w:val="17"/>
-              </w:rPr>
-              <w:t xml:space="preserve">Group C</w:t>
-            </w:r>
-          </w:p>
-        </w:tc>
-        <w:tc>
-          <w:tcPr/>
-          <w:p>
-            <w:pPr>
-              <w:pStyle w:val="Compact"/>
-              <w:jc w:val="left"/>
-            </w:pPr>
-            <w:r>
-              <w:rPr>
-                <w:sz w:val="17"/>
-              </w:rPr>
-              <w:t xml:space="preserve">Open</w:t>
-            </w:r>
-          </w:p>
-        </w:tc>
-      </w:tr>
-      <w:tr>
-        <w:tc>
-          <w:tcPr/>
-          <w:p>
-            <w:pPr>
-              <w:pStyle w:val="Compact"/>
-              <w:jc w:val="left"/>
-            </w:pPr>
-            <w:r>
-              <w:rPr>
-                <w:sz w:val="17"/>
-              </w:rPr>
-              <w:t xml:space="preserve">8</w:t>
-            </w:r>
-          </w:p>
-        </w:tc>
-        <w:tc>
-          <w:tcPr/>
-          <w:p>
-            <w:pPr>
-              <w:pStyle w:val="Compact"/>
-              <w:jc w:val="left"/>
-            </w:pPr>
-            <w:r>
-              <w:rPr>
-                <w:sz w:val="17"/>
-              </w:rPr>
-              <w:t xml:space="preserve">[NEEDS CLARIFICATION: The specs name only the action codes</w:t>
-            </w:r>
-            <w:r>
-              <w:rPr>
-                <w:sz w:val="17"/>
-              </w:rPr>
-              <w:t xml:space="preserve"> </w:t>
-            </w:r>
-            <w:r>
-              <w:rPr>
-                <w:rStyle w:val="VerbatimChar"/>
-                <w:sz w:val="17"/>
-              </w:rPr>
-              <w:t xml:space="preserve">content.approve</w:t>
-            </w:r>
-            <w:r>
-              <w:rPr>
-                <w:sz w:val="17"/>
-              </w:rPr>
-              <w:t xml:space="preserve"> </w:t>
-            </w:r>
-            <w:r>
-              <w:rPr>
-                <w:sz w:val="17"/>
-              </w:rPr>
-              <w:t xml:space="preserve">and</w:t>
-            </w:r>
-            <w:r>
-              <w:rPr>
-                <w:sz w:val="17"/>
-              </w:rPr>
-              <w:t xml:space="preserve"> </w:t>
-            </w:r>
-            <w:r>
-              <w:rPr>
-                <w:rStyle w:val="VerbatimChar"/>
-                <w:sz w:val="17"/>
-              </w:rPr>
-              <w:t xml:space="preserve">location.publish</w:t>
-            </w:r>
-            <w:r>
-              <w:rPr>
-                <w:sz w:val="17"/>
-              </w:rPr>
-              <w:t xml:space="preserve">; the full list of action codes (verification, contact check, hide, role grant, rule signing, report export) must be fixed before the Action filter can be built.]</w:t>
-            </w:r>
-            <w:r>
-              <w:rPr>
-                <w:sz w:val="17"/>
-              </w:rPr>
-              <w:t xml:space="preserve"> </w:t>
-            </w:r>
-            <w:r>
-              <w:rPr>
-                <w:iCs/>
-                <w:i/>
-                <w:sz w:val="17"/>
-              </w:rPr>
-              <w:t xml:space="preserve">(from SC-41)</w:t>
-            </w:r>
-          </w:p>
-        </w:tc>
-        <w:tc>
-          <w:tcPr/>
-          <w:p>
-            <w:pPr>
-              <w:pStyle w:val="Compact"/>
-              <w:jc w:val="left"/>
-            </w:pPr>
-            <w:r>
-              <w:rPr>
-                <w:sz w:val="17"/>
-              </w:rPr>
-              <w:t xml:space="preserve">No</w:t>
-            </w:r>
-          </w:p>
-        </w:tc>
-        <w:tc>
-          <w:tcPr/>
-          <w:p>
-            <w:pPr>
-              <w:pStyle w:val="Compact"/>
-              <w:jc w:val="left"/>
-            </w:pPr>
-            <w:r>
-              <w:rPr>
-                <w:sz w:val="17"/>
-              </w:rPr>
-              <w:t xml:space="preserve">Group C</w:t>
-            </w:r>
-          </w:p>
-        </w:tc>
-        <w:tc>
-          <w:tcPr/>
-          <w:p>
-            <w:pPr>
-              <w:pStyle w:val="Compact"/>
-              <w:jc w:val="left"/>
-            </w:pPr>
-            <w:r>
-              <w:rPr>
-                <w:sz w:val="17"/>
-              </w:rPr>
-              <w:t xml:space="preserve">Open</w:t>
+              <w:t xml:space="preserve">set only after the reread is recorded (BR-004)</w:t>
             </w:r>
           </w:p>
         </w:tc>
       </w:tr>
     </w:tbl>
-    <w:bookmarkEnd w:id="39"/>
-    <w:bookmarkStart w:id="41" w:name="Xfe89178ba2c1baf2da96240bc9850b678501375"/>
+    <w:bookmarkEnd w:id="35"/>
+    <w:bookmarkEnd w:id="36"/>
+    <w:bookmarkStart w:id="37" w:name="Xd2a645a1673f9c3c0ba35362f9a4e8652055502"/>
     <w:p>
       <w:pPr>
         <w:pStyle w:val="Heading2"/>
       </w:pPr>
       <w:r>
-        <w:t xml:space="preserve">11. Traceability to DBIZ2</w:t>
-      </w:r>
-    </w:p>
-    <w:tbl>
-      <w:tblPr>
-        <w:tblStyle w:val="Table"/>
-        <w:tblLook w:firstRow="1" w:lastRow="0" w:firstColumn="0" w:lastColumn="0" w:noHBand="0" w:noVBand="0" w:val="0020"/>
-        <w:jc w:val="start"/>
-        <w:tblBorders>
-          <w:top w:val="single" w:sz="4" w:color="C9CED6"/>
-          <w:left w:val="single" w:sz="4" w:color="C9CED6"/>
-          <w:bottom w:val="single" w:sz="4" w:color="C9CED6"/>
-          <w:right w:val="single" w:sz="4" w:color="C9CED6"/>
-          <w:insideH w:val="single" w:sz="4" w:color="C9CED6"/>
-          <w:insideV w:val="single" w:sz="4" w:color="C9CED6"/>
-        </w:tblBorders>
-        <w:tblW w:w="5000" w:type="pct"/>
-      </w:tblPr>
-      <w:tblGrid>
-        <w:gridCol w:w="3286"/>
-        <w:gridCol w:w="3286"/>
-        <w:gridCol w:w="3286"/>
-      </w:tblGrid>
-      <w:tr>
-        <w:trPr>
-          <w:tblHeader w:val="true"/>
-        </w:trPr>
-        <w:tc>
-          <w:tcPr>
-            <w:shd w:val="clear" w:color="auto" w:fill="E4ECF7"/>
-          </w:tcPr>
-          <w:p>
-            <w:pPr>
-              <w:pStyle w:val="Compact"/>
-              <w:jc w:val="left"/>
-            </w:pPr>
-            <w:r>
-              <w:rPr>
-                <w:b/>
-                <w:color w:val="1F2A5C"/>
-                <w:sz w:val="17"/>
-              </w:rPr>
-              <w:t xml:space="preserve">Spec section</w:t>
-            </w:r>
-          </w:p>
-        </w:tc>
-        <w:tc>
-          <w:tcPr>
-            <w:shd w:val="clear" w:color="auto" w:fill="E4ECF7"/>
-          </w:tcPr>
-          <w:p>
-            <w:pPr>
-              <w:pStyle w:val="Compact"/>
-              <w:jc w:val="left"/>
-            </w:pPr>
-            <w:r>
-              <w:rPr>
-                <w:b/>
-                <w:color w:val="1F2A5C"/>
-                <w:sz w:val="17"/>
-              </w:rPr>
-              <w:t xml:space="preserve">DBIZ2 source</w:t>
-            </w:r>
-          </w:p>
-        </w:tc>
-        <w:tc>
-          <w:tcPr>
-            <w:shd w:val="clear" w:color="auto" w:fill="E4ECF7"/>
-          </w:tcPr>
-          <w:p>
-            <w:pPr>
-              <w:pStyle w:val="Compact"/>
-              <w:jc w:val="left"/>
-            </w:pPr>
-            <w:r>
-              <w:rPr>
-                <w:b/>
-                <w:color w:val="1F2A5C"/>
-                <w:sz w:val="17"/>
-              </w:rPr>
-              <w:t xml:space="preserve">Location</w:t>
-            </w:r>
-          </w:p>
-        </w:tc>
-      </w:tr>
-      <w:tr>
-        <w:tc>
-          <w:tcPr/>
-          <w:p>
-            <w:pPr>
-              <w:pStyle w:val="Compact"/>
-              <w:jc w:val="left"/>
-            </w:pPr>
-            <w:r>
-              <w:rPr>
-                <w:sz w:val="17"/>
-              </w:rPr>
-              <w:t xml:space="preserve">1. Purpose</w:t>
-            </w:r>
-          </w:p>
-        </w:tc>
-        <w:tc>
-          <w:tcPr/>
-          <w:p>
-            <w:pPr>
-              <w:pStyle w:val="Compact"/>
-              <w:jc w:val="left"/>
-            </w:pPr>
-            <w:r>
-              <w:rPr>
-                <w:sz w:val="17"/>
-              </w:rPr>
-              <w:t xml:space="preserve">System Design v2.0 — 1. Schematic, §1.2 (M10); TL1 D1</w:t>
-            </w:r>
-            <w:r>
-              <w:rPr>
-                <w:sz w:val="17"/>
-              </w:rPr>
-              <w:t xml:space="preserve"> </w:t>
-            </w:r>
-            <w:r>
-              <w:rPr>
-                <w:iCs/>
-                <w:i/>
-                <w:sz w:val="17"/>
-              </w:rPr>
-              <w:t xml:space="preserve">Vietnam Film Demand Index</w:t>
-            </w:r>
-            <w:r>
-              <w:rPr>
-                <w:sz w:val="17"/>
-              </w:rPr>
-              <w:t xml:space="preserve">, D3 quarterly report, C4 moderation</w:t>
-            </w:r>
-          </w:p>
-        </w:tc>
-        <w:tc>
-          <w:tcPr/>
-          <w:p>
-            <w:pPr>
-              <w:pStyle w:val="Compact"/>
-              <w:jc w:val="left"/>
-            </w:pPr>
-            <w:r>
-              <w:rPr>
-                <w:rStyle w:val="VerbatimChar"/>
-                <w:sz w:val="17"/>
-              </w:rPr>
-              <w:t xml:space="preserve">docs/architecture/context.md</w:t>
-            </w:r>
-          </w:p>
-        </w:tc>
-      </w:tr>
-      <w:tr>
-        <w:tc>
-          <w:tcPr/>
-          <w:p>
-            <w:pPr>
-              <w:pStyle w:val="Compact"/>
-              <w:jc w:val="left"/>
-            </w:pPr>
-            <w:r>
-              <w:rPr>
-                <w:sz w:val="17"/>
-              </w:rPr>
-              <w:t xml:space="preserve">4.1 Usage flow</w:t>
-            </w:r>
-          </w:p>
-        </w:tc>
-        <w:tc>
-          <w:tcPr/>
-          <w:p>
-            <w:pPr>
-              <w:pStyle w:val="Compact"/>
-              <w:jc w:val="left"/>
-            </w:pPr>
-            <w:r>
-              <w:rPr>
-                <w:sz w:val="17"/>
-              </w:rPr>
-              <w:t xml:space="preserve">FLOW-01 flow 4, VFDA staff (Figure 3)</w:t>
-            </w:r>
-          </w:p>
-        </w:tc>
-        <w:tc>
-          <w:tcPr/>
-          <w:p>
-            <w:pPr>
-              <w:pStyle w:val="Compact"/>
-              <w:jc w:val="left"/>
-            </w:pPr>
-            <w:r>
-              <w:rPr>
-                <w:rStyle w:val="VerbatimChar"/>
-                <w:sz w:val="17"/>
-              </w:rPr>
-              <w:t xml:space="preserve">docs/architecture/usage-flow.md</w:t>
-            </w:r>
-            <w:r>
-              <w:rPr>
-                <w:sz w:val="17"/>
-              </w:rPr>
-              <w:t xml:space="preserve"> </w:t>
-            </w:r>
-            <w:r>
-              <w:rPr>
-                <w:sz w:val="17"/>
-              </w:rPr>
-              <w:t xml:space="preserve">§4</w:t>
-            </w:r>
-          </w:p>
-        </w:tc>
-      </w:tr>
-      <w:tr>
-        <w:tc>
-          <w:tcPr/>
-          <w:p>
-            <w:pPr>
-              <w:pStyle w:val="Compact"/>
-              <w:jc w:val="left"/>
-            </w:pPr>
-            <w:r>
-              <w:rPr>
-                <w:sz w:val="17"/>
-              </w:rPr>
-              <w:t xml:space="preserve">4.2 Sequence</w:t>
-            </w:r>
-          </w:p>
-        </w:tc>
-        <w:tc>
-          <w:tcPr/>
-          <w:p>
-            <w:pPr>
-              <w:pStyle w:val="Compact"/>
-              <w:jc w:val="left"/>
-            </w:pPr>
-            <w:r>
-              <w:rPr>
-                <w:sz w:val="17"/>
-              </w:rPr>
-              <w:t xml:space="preserve">SEQ-12 (Figure 15)</w:t>
-            </w:r>
-          </w:p>
-        </w:tc>
-        <w:tc>
-          <w:tcPr/>
-          <w:p>
-            <w:pPr>
-              <w:pStyle w:val="Compact"/>
-              <w:jc w:val="left"/>
-            </w:pPr>
-            <w:r>
-              <w:rPr>
-                <w:rStyle w:val="VerbatimChar"/>
-                <w:sz w:val="17"/>
-              </w:rPr>
-              <w:t xml:space="preserve">docs/architecture/sequence-diagrams.md</w:t>
-            </w:r>
-            <w:r>
-              <w:rPr>
-                <w:sz w:val="17"/>
-              </w:rPr>
-              <w:t xml:space="preserve"> </w:t>
-            </w:r>
-            <w:r>
-              <w:rPr>
-                <w:sz w:val="17"/>
-              </w:rPr>
-              <w:t xml:space="preserve">— SEQ-12</w:t>
-            </w:r>
-          </w:p>
-        </w:tc>
-      </w:tr>
-      <w:tr>
-        <w:tc>
-          <w:tcPr/>
-          <w:p>
-            <w:pPr>
-              <w:pStyle w:val="Compact"/>
-              <w:jc w:val="left"/>
-            </w:pPr>
-            <w:r>
-              <w:rPr>
-                <w:sz w:val="17"/>
-              </w:rPr>
-              <w:t xml:space="preserve">5. Functional requirements</w:t>
-            </w:r>
-          </w:p>
-        </w:tc>
-        <w:tc>
-          <w:tcPr/>
-          <w:p>
-            <w:pPr>
-              <w:pStyle w:val="Compact"/>
-              <w:jc w:val="left"/>
-            </w:pPr>
-            <w:r>
-              <w:rPr>
-                <w:sz w:val="17"/>
-              </w:rPr>
-              <w:t xml:space="preserve">Function List rows 96–104</w:t>
-            </w:r>
-          </w:p>
-        </w:tc>
-        <w:tc>
-          <w:tcPr/>
-          <w:p>
-            <w:pPr>
-              <w:pStyle w:val="Compact"/>
-              <w:jc w:val="left"/>
-            </w:pPr>
-            <w:r>
-              <w:rPr>
-                <w:rStyle w:val="VerbatimChar"/>
-                <w:sz w:val="17"/>
-              </w:rPr>
-              <w:t xml:space="preserve">docs/function-list.md</w:t>
-            </w:r>
-            <w:r>
-              <w:rPr>
-                <w:sz w:val="17"/>
-              </w:rPr>
-              <w:t xml:space="preserve"> </w:t>
-            </w:r>
-            <w:r>
-              <w:rPr>
-                <w:sz w:val="17"/>
-              </w:rPr>
-              <w:t xml:space="preserve">rows 96–104</w:t>
-            </w:r>
-          </w:p>
-        </w:tc>
-      </w:tr>
-      <w:tr>
-        <w:tc>
-          <w:tcPr/>
-          <w:p>
-            <w:pPr>
-              <w:pStyle w:val="Compact"/>
-              <w:jc w:val="left"/>
-            </w:pPr>
-            <w:r>
-              <w:rPr>
-                <w:sz w:val="17"/>
-              </w:rPr>
-              <w:t xml:space="preserve">7. Screens</w:t>
-            </w:r>
-          </w:p>
-        </w:tc>
-        <w:tc>
-          <w:tcPr/>
-          <w:p>
-            <w:pPr>
-              <w:pStyle w:val="Compact"/>
-              <w:jc w:val="left"/>
-            </w:pPr>
-            <w:r>
-              <w:rPr>
-                <w:sz w:val="17"/>
-              </w:rPr>
-              <w:t xml:space="preserve">Screen List SC-34, SC-38 .. SC-41</w:t>
-            </w:r>
-          </w:p>
-        </w:tc>
-        <w:tc>
-          <w:tcPr/>
-          <w:p>
-            <w:pPr>
-              <w:pStyle w:val="Compact"/>
-              <w:jc w:val="left"/>
-            </w:pPr>
-            <w:r>
-              <w:rPr>
-                <w:rStyle w:val="VerbatimChar"/>
-                <w:sz w:val="17"/>
-              </w:rPr>
-              <w:t xml:space="preserve">docs/screen-list.md</w:t>
-            </w:r>
-            <w:r>
-              <w:rPr>
-                <w:sz w:val="17"/>
-              </w:rPr>
-              <w:t xml:space="preserve"> </w:t>
-            </w:r>
-            <w:r>
-              <w:rPr>
-                <w:sz w:val="17"/>
-              </w:rPr>
-              <w:t xml:space="preserve">§1</w:t>
-            </w:r>
-          </w:p>
-        </w:tc>
-      </w:tr>
-      <w:tr>
-        <w:tc>
-          <w:tcPr/>
-          <w:p>
-            <w:pPr>
-              <w:pStyle w:val="Compact"/>
-              <w:jc w:val="left"/>
-            </w:pPr>
-            <w:r>
-              <w:rPr>
-                <w:sz w:val="17"/>
-              </w:rPr>
-              <w:t xml:space="preserve">Use cases</w:t>
-            </w:r>
-          </w:p>
-        </w:tc>
-        <w:tc>
-          <w:tcPr/>
-          <w:p>
-            <w:pPr>
-              <w:pStyle w:val="Compact"/>
-              <w:jc w:val="left"/>
-            </w:pPr>
-            <w:r>
-              <w:rPr>
-                <w:sz w:val="17"/>
-              </w:rPr>
-              <w:t xml:space="preserve">UC-24, UC-25, UC-26</w:t>
-            </w:r>
-          </w:p>
-        </w:tc>
-        <w:tc>
-          <w:tcPr/>
-          <w:p>
-            <w:pPr>
-              <w:pStyle w:val="Compact"/>
-              <w:jc w:val="left"/>
-            </w:pPr>
-            <w:r>
-              <w:rPr>
-                <w:rStyle w:val="VerbatimChar"/>
-                <w:sz w:val="17"/>
-              </w:rPr>
-              <w:t xml:space="preserve">docs/architecture/use-case.md</w:t>
-            </w:r>
-          </w:p>
-        </w:tc>
-      </w:tr>
-    </w:tbl>
-    <w:bookmarkStart w:id="40" w:name="X0ebe4ea0055657d0fde6dddb3c03c11905d0ce8"/>
-    <w:p>
-      <w:pPr>
-        <w:pStyle w:val="Heading3"/>
-      </w:pPr>
-      <w:r>
-        <w:t xml:space="preserve">11.1 Reconciliation with DBIZ2 (System Design v2.0)</w:t>
-      </w:r>
-    </w:p>
-    <w:p>
-      <w:pPr>
-        <w:pStyle w:val="FirstParagraph"/>
-      </w:pPr>
-      <w:r>
-        <w:t xml:space="preserve">Where the 20-screen design or this spec differs from the DBIZ2 Function List, the difference is written here instead of being silently changed.</w:t>
+        <w:t xml:space="preserve">7. Screens involved</w:t>
       </w:r>
     </w:p>
     <w:tbl>
@@ -8588,7 +6725,7 @@
                 <w:color w:val="1F2A5C"/>
                 <w:sz w:val="17"/>
               </w:rPr>
-              <w:t xml:space="preserve">Topic</w:t>
+              <w:t xml:space="preserve">Screen ID</w:t>
             </w:r>
           </w:p>
         </w:tc>
@@ -8607,7 +6744,7 @@
                 <w:color w:val="1F2A5C"/>
                 <w:sz w:val="17"/>
               </w:rPr>
-              <w:t xml:space="preserve">DBIZ2 / System Design v2.0</w:t>
+              <w:t xml:space="preserve">Screen name</w:t>
             </w:r>
           </w:p>
         </w:tc>
@@ -8626,7 +6763,7 @@
                 <w:color w:val="1F2A5C"/>
                 <w:sz w:val="17"/>
               </w:rPr>
-              <w:t xml:space="preserve">This spec</w:t>
+              <w:t xml:space="preserve">Priority</w:t>
             </w:r>
           </w:p>
         </w:tc>
@@ -8645,7 +6782,7 @@
                 <w:color w:val="1F2A5C"/>
                 <w:sz w:val="17"/>
               </w:rPr>
-              <w:t xml:space="preserve">Status</w:t>
+              <w:t xml:space="preserve">Screen Spec file</w:t>
             </w:r>
           </w:p>
         </w:tc>
@@ -8662,52 +6799,53 @@
               <w:rPr>
                 <w:sz w:val="17"/>
               </w:rPr>
-              <w:t xml:space="preserve">Module priority</w:t>
-            </w:r>
-          </w:p>
-        </w:tc>
-        <w:tc>
-          <w:tcPr/>
-          <w:p>
-            <w:pPr>
-              <w:pStyle w:val="Compact"/>
-              <w:jc w:val="left"/>
-            </w:pPr>
-            <w:r>
-              <w:rPr>
-                <w:sz w:val="17"/>
-              </w:rPr>
-              <w:t xml:space="preserve">Must (all nine subfunctions)</w:t>
-            </w:r>
-          </w:p>
-        </w:tc>
-        <w:tc>
-          <w:tcPr/>
-          <w:p>
-            <w:pPr>
-              <w:pStyle w:val="Compact"/>
-              <w:jc w:val="left"/>
-            </w:pPr>
-            <w:r>
-              <w:rPr>
-                <w:sz w:val="17"/>
-              </w:rPr>
-              <w:t xml:space="preserve">Should, except F-M10-08 (audit log write) which stays Must because M2, M3 and M4 depend on it</w:t>
-            </w:r>
-          </w:p>
-        </w:tc>
-        <w:tc>
-          <w:tcPr/>
-          <w:p>
-            <w:pPr>
-              <w:pStyle w:val="Compact"/>
-              <w:jc w:val="left"/>
-            </w:pPr>
-            <w:r>
-              <w:rPr>
-                <w:sz w:val="17"/>
-              </w:rPr>
-              <w:t xml:space="preserve">Changed — Group C proposal</w:t>
+              <w:t xml:space="preserve">SC-34</w:t>
+            </w:r>
+          </w:p>
+        </w:tc>
+        <w:tc>
+          <w:tcPr/>
+          <w:p>
+            <w:pPr>
+              <w:pStyle w:val="Compact"/>
+              <w:jc w:val="left"/>
+            </w:pPr>
+            <w:r>
+              <w:rPr>
+                <w:sz w:val="17"/>
+              </w:rPr>
+              <w:t xml:space="preserve">Admin — Overview</w:t>
+            </w:r>
+          </w:p>
+        </w:tc>
+        <w:tc>
+          <w:tcPr/>
+          <w:p>
+            <w:pPr>
+              <w:pStyle w:val="Compact"/>
+              <w:jc w:val="left"/>
+            </w:pPr>
+            <w:r>
+              <w:rPr>
+                <w:sz w:val="17"/>
+              </w:rPr>
+              <w:t xml:space="preserve">Should</w:t>
+            </w:r>
+          </w:p>
+        </w:tc>
+        <w:tc>
+          <w:tcPr/>
+          <w:p>
+            <w:pPr>
+              <w:pStyle w:val="Compact"/>
+              <w:jc w:val="left"/>
+            </w:pPr>
+            <w:r>
+              <w:rPr>
+                <w:rStyle w:val="VerbatimChar"/>
+                <w:sz w:val="17"/>
+              </w:rPr>
+              <w:t xml:space="preserve">docs/screens/screen-spec-SC-34.md</w:t>
             </w:r>
           </w:p>
         </w:tc>
@@ -8724,52 +6862,53 @@
               <w:rPr>
                 <w:sz w:val="17"/>
               </w:rPr>
-              <w:t xml:space="preserve">Moderated content types</w:t>
-            </w:r>
-          </w:p>
-        </w:tc>
-        <w:tc>
-          <w:tcPr/>
-          <w:p>
-            <w:pPr>
-              <w:pStyle w:val="Compact"/>
-              <w:jc w:val="left"/>
-            </w:pPr>
-            <w:r>
-              <w:rPr>
-                <w:sz w:val="17"/>
-              </w:rPr>
-              <w:t xml:space="preserve">org_profile, location, showcase</w:t>
-            </w:r>
-          </w:p>
-        </w:tc>
-        <w:tc>
-          <w:tcPr/>
-          <w:p>
-            <w:pPr>
-              <w:pStyle w:val="Compact"/>
-              <w:jc w:val="left"/>
-            </w:pPr>
-            <w:r>
-              <w:rPr>
-                <w:sz w:val="17"/>
-              </w:rPr>
-              <w:t xml:space="preserve">org_profile, location_image; showcase kept for phase 2</w:t>
-            </w:r>
-          </w:p>
-        </w:tc>
-        <w:tc>
-          <w:tcPr/>
-          <w:p>
-            <w:pPr>
-              <w:pStyle w:val="Compact"/>
-              <w:jc w:val="left"/>
-            </w:pPr>
-            <w:r>
-              <w:rPr>
-                <w:sz w:val="17"/>
-              </w:rPr>
-              <w:t xml:space="preserve">Changed — Group C proposal</w:t>
+              <w:t xml:space="preserve">SC-38</w:t>
+            </w:r>
+          </w:p>
+        </w:tc>
+        <w:tc>
+          <w:tcPr/>
+          <w:p>
+            <w:pPr>
+              <w:pStyle w:val="Compact"/>
+              <w:jc w:val="left"/>
+            </w:pPr>
+            <w:r>
+              <w:rPr>
+                <w:sz w:val="17"/>
+              </w:rPr>
+              <w:t xml:space="preserve">Admin — Content moderation</w:t>
+            </w:r>
+          </w:p>
+        </w:tc>
+        <w:tc>
+          <w:tcPr/>
+          <w:p>
+            <w:pPr>
+              <w:pStyle w:val="Compact"/>
+              <w:jc w:val="left"/>
+            </w:pPr>
+            <w:r>
+              <w:rPr>
+                <w:sz w:val="17"/>
+              </w:rPr>
+              <w:t xml:space="preserve">Must</w:t>
+            </w:r>
+          </w:p>
+        </w:tc>
+        <w:tc>
+          <w:tcPr/>
+          <w:p>
+            <w:pPr>
+              <w:pStyle w:val="Compact"/>
+              <w:jc w:val="left"/>
+            </w:pPr>
+            <w:r>
+              <w:rPr>
+                <w:rStyle w:val="VerbatimChar"/>
+                <w:sz w:val="17"/>
+              </w:rPr>
+              <w:t xml:space="preserve">docs/screens/screen-spec-SC-38.md</w:t>
             </w:r>
           </w:p>
         </w:tc>
@@ -8786,52 +6925,53 @@
               <w:rPr>
                 <w:sz w:val="17"/>
               </w:rPr>
-              <w:t xml:space="preserve">Audit log filters</w:t>
-            </w:r>
-          </w:p>
-        </w:tc>
-        <w:tc>
-          <w:tcPr/>
-          <w:p>
-            <w:pPr>
-              <w:pStyle w:val="Compact"/>
-              <w:jc w:val="left"/>
-            </w:pPr>
-            <w:r>
-              <w:rPr>
-                <w:sz w:val="17"/>
-              </w:rPr>
-              <w:t xml:space="preserve">filter JSONB</w:t>
-            </w:r>
-          </w:p>
-        </w:tc>
-        <w:tc>
-          <w:tcPr/>
-          <w:p>
-            <w:pPr>
-              <w:pStyle w:val="Compact"/>
-              <w:jc w:val="left"/>
-            </w:pPr>
-            <w:r>
-              <w:rPr>
-                <w:sz w:val="17"/>
-              </w:rPr>
-              <w:t xml:space="preserve">four typed filters (person, action, from, to)</w:t>
-            </w:r>
-          </w:p>
-        </w:tc>
-        <w:tc>
-          <w:tcPr/>
-          <w:p>
-            <w:pPr>
-              <w:pStyle w:val="Compact"/>
-              <w:jc w:val="left"/>
-            </w:pPr>
-            <w:r>
-              <w:rPr>
-                <w:sz w:val="17"/>
-              </w:rPr>
-              <w:t xml:space="preserve">Changed — Group C proposal</w:t>
+              <w:t xml:space="preserve">SC-39</w:t>
+            </w:r>
+          </w:p>
+        </w:tc>
+        <w:tc>
+          <w:tcPr/>
+          <w:p>
+            <w:pPr>
+              <w:pStyle w:val="Compact"/>
+              <w:jc w:val="left"/>
+            </w:pPr>
+            <w:r>
+              <w:rPr>
+                <w:sz w:val="17"/>
+              </w:rPr>
+              <w:t xml:space="preserve">Admin — Demand index</w:t>
+            </w:r>
+          </w:p>
+        </w:tc>
+        <w:tc>
+          <w:tcPr/>
+          <w:p>
+            <w:pPr>
+              <w:pStyle w:val="Compact"/>
+              <w:jc w:val="left"/>
+            </w:pPr>
+            <w:r>
+              <w:rPr>
+                <w:sz w:val="17"/>
+              </w:rPr>
+              <w:t xml:space="preserve">Should</w:t>
+            </w:r>
+          </w:p>
+        </w:tc>
+        <w:tc>
+          <w:tcPr/>
+          <w:p>
+            <w:pPr>
+              <w:pStyle w:val="Compact"/>
+              <w:jc w:val="left"/>
+            </w:pPr>
+            <w:r>
+              <w:rPr>
+                <w:rStyle w:val="VerbatimChar"/>
+                <w:sz w:val="17"/>
+              </w:rPr>
+              <w:t xml:space="preserve">docs/screens/screen-spec-SC-39.md</w:t>
             </w:r>
           </w:p>
         </w:tc>
@@ -8848,60 +6988,2298 @@
               <w:rPr>
                 <w:sz w:val="17"/>
               </w:rPr>
-              <w:t xml:space="preserve">Report reread</w:t>
-            </w:r>
-          </w:p>
-        </w:tc>
-        <w:tc>
-          <w:tcPr/>
-          <w:p>
-            <w:pPr>
-              <w:pStyle w:val="Compact"/>
-              <w:jc w:val="left"/>
-            </w:pPr>
-            <w:r>
-              <w:rPr>
-                <w:sz w:val="17"/>
-              </w:rPr>
-              <w:t xml:space="preserve">Implicit (SEQ-12 note)</w:t>
-            </w:r>
-          </w:p>
-        </w:tc>
-        <w:tc>
-          <w:tcPr/>
-          <w:p>
-            <w:pPr>
-              <w:pStyle w:val="Compact"/>
-              <w:jc w:val="left"/>
-            </w:pPr>
-            <w:r>
-              <w:rPr>
-                <w:sz w:val="17"/>
-              </w:rPr>
-              <w:t xml:space="preserve">Explicit reread_by field and export gate (BR-004)</w:t>
-            </w:r>
-          </w:p>
-        </w:tc>
-        <w:tc>
-          <w:tcPr/>
-          <w:p>
-            <w:pPr>
-              <w:pStyle w:val="Compact"/>
-              <w:jc w:val="left"/>
-            </w:pPr>
-            <w:r>
-              <w:rPr>
-                <w:sz w:val="17"/>
-              </w:rPr>
-              <w:t xml:space="preserve">Added — Group C proposal</w:t>
+              <w:t xml:space="preserve">SC-40</w:t>
+            </w:r>
+          </w:p>
+        </w:tc>
+        <w:tc>
+          <w:tcPr/>
+          <w:p>
+            <w:pPr>
+              <w:pStyle w:val="Compact"/>
+              <w:jc w:val="left"/>
+            </w:pPr>
+            <w:r>
+              <w:rPr>
+                <w:sz w:val="17"/>
+              </w:rPr>
+              <w:t xml:space="preserve">Admin — Quarterly report</w:t>
+            </w:r>
+          </w:p>
+        </w:tc>
+        <w:tc>
+          <w:tcPr/>
+          <w:p>
+            <w:pPr>
+              <w:pStyle w:val="Compact"/>
+              <w:jc w:val="left"/>
+            </w:pPr>
+            <w:r>
+              <w:rPr>
+                <w:sz w:val="17"/>
+              </w:rPr>
+              <w:t xml:space="preserve">Should</w:t>
+            </w:r>
+          </w:p>
+        </w:tc>
+        <w:tc>
+          <w:tcPr/>
+          <w:p>
+            <w:pPr>
+              <w:pStyle w:val="Compact"/>
+              <w:jc w:val="left"/>
+            </w:pPr>
+            <w:r>
+              <w:rPr>
+                <w:rStyle w:val="VerbatimChar"/>
+                <w:sz w:val="17"/>
+              </w:rPr>
+              <w:t xml:space="preserve">docs/screens/screen-spec-SC-40.md</w:t>
+            </w:r>
+          </w:p>
+        </w:tc>
+      </w:tr>
+      <w:tr>
+        <w:tc>
+          <w:tcPr/>
+          <w:p>
+            <w:pPr>
+              <w:pStyle w:val="Compact"/>
+              <w:jc w:val="left"/>
+            </w:pPr>
+            <w:r>
+              <w:rPr>
+                <w:sz w:val="17"/>
+              </w:rPr>
+              <w:t xml:space="preserve">SC-41</w:t>
+            </w:r>
+          </w:p>
+        </w:tc>
+        <w:tc>
+          <w:tcPr/>
+          <w:p>
+            <w:pPr>
+              <w:pStyle w:val="Compact"/>
+              <w:jc w:val="left"/>
+            </w:pPr>
+            <w:r>
+              <w:rPr>
+                <w:sz w:val="17"/>
+              </w:rPr>
+              <w:t xml:space="preserve">Admin — Audit log</w:t>
+            </w:r>
+          </w:p>
+        </w:tc>
+        <w:tc>
+          <w:tcPr/>
+          <w:p>
+            <w:pPr>
+              <w:pStyle w:val="Compact"/>
+              <w:jc w:val="left"/>
+            </w:pPr>
+            <w:r>
+              <w:rPr>
+                <w:sz w:val="17"/>
+              </w:rPr>
+              <w:t xml:space="preserve">Should</w:t>
+            </w:r>
+          </w:p>
+        </w:tc>
+        <w:tc>
+          <w:tcPr/>
+          <w:p>
+            <w:pPr>
+              <w:pStyle w:val="Compact"/>
+              <w:jc w:val="left"/>
+            </w:pPr>
+            <w:r>
+              <w:rPr>
+                <w:rStyle w:val="VerbatimChar"/>
+                <w:sz w:val="17"/>
+              </w:rPr>
+              <w:t xml:space="preserve">docs/screens/screen-spec-SC-41.md</w:t>
+            </w:r>
+          </w:p>
+        </w:tc>
+      </w:tr>
+    </w:tbl>
+    <w:bookmarkEnd w:id="37"/>
+    <w:bookmarkStart w:id="38" w:name="Xbe7985084ef4dfdbc7e9fba0a235022f75110b0"/>
+    <w:p>
+      <w:pPr>
+        <w:pStyle w:val="Heading2"/>
+      </w:pPr>
+      <w:r>
+        <w:t xml:space="preserve">8. Success criteria</w:t>
+      </w:r>
+    </w:p>
+    <w:tbl>
+      <w:tblPr>
+        <w:tblStyle w:val="Table"/>
+        <w:tblLook w:firstRow="1" w:lastRow="0" w:firstColumn="0" w:lastColumn="0" w:noHBand="0" w:noVBand="0" w:val="0020"/>
+        <w:jc w:val="start"/>
+        <w:tblBorders>
+          <w:top w:val="single" w:sz="4" w:color="C9CED6"/>
+          <w:left w:val="single" w:sz="4" w:color="C9CED6"/>
+          <w:bottom w:val="single" w:sz="4" w:color="C9CED6"/>
+          <w:right w:val="single" w:sz="4" w:color="C9CED6"/>
+          <w:insideH w:val="single" w:sz="4" w:color="C9CED6"/>
+          <w:insideV w:val="single" w:sz="4" w:color="C9CED6"/>
+        </w:tblBorders>
+        <w:tblW w:w="5000" w:type="pct"/>
+      </w:tblPr>
+      <w:tblGrid>
+        <w:gridCol w:w="3286"/>
+        <w:gridCol w:w="3286"/>
+        <w:gridCol w:w="3286"/>
+      </w:tblGrid>
+      <w:tr>
+        <w:trPr>
+          <w:tblHeader w:val="true"/>
+        </w:trPr>
+        <w:tc>
+          <w:tcPr>
+            <w:shd w:val="clear" w:color="auto" w:fill="E4ECF7"/>
+          </w:tcPr>
+          <w:p>
+            <w:pPr>
+              <w:pStyle w:val="Compact"/>
+              <w:jc w:val="left"/>
+            </w:pPr>
+            <w:r>
+              <w:rPr>
+                <w:b/>
+                <w:color w:val="1F2A5C"/>
+                <w:sz w:val="17"/>
+              </w:rPr>
+              <w:t xml:space="preserve">SC ID</w:t>
+            </w:r>
+          </w:p>
+        </w:tc>
+        <w:tc>
+          <w:tcPr>
+            <w:shd w:val="clear" w:color="auto" w:fill="E4ECF7"/>
+          </w:tcPr>
+          <w:p>
+            <w:pPr>
+              <w:pStyle w:val="Compact"/>
+              <w:jc w:val="left"/>
+            </w:pPr>
+            <w:r>
+              <w:rPr>
+                <w:b/>
+                <w:color w:val="1F2A5C"/>
+                <w:sz w:val="17"/>
+              </w:rPr>
+              <w:t xml:space="preserve">Criterion</w:t>
+            </w:r>
+          </w:p>
+        </w:tc>
+        <w:tc>
+          <w:tcPr>
+            <w:shd w:val="clear" w:color="auto" w:fill="E4ECF7"/>
+          </w:tcPr>
+          <w:p>
+            <w:pPr>
+              <w:pStyle w:val="Compact"/>
+              <w:jc w:val="left"/>
+            </w:pPr>
+            <w:r>
+              <w:rPr>
+                <w:b/>
+                <w:color w:val="1F2A5C"/>
+                <w:sz w:val="17"/>
+              </w:rPr>
+              <w:t xml:space="preserve">How it is measured</w:t>
+            </w:r>
+          </w:p>
+        </w:tc>
+      </w:tr>
+      <w:tr>
+        <w:tc>
+          <w:tcPr/>
+          <w:p>
+            <w:pPr>
+              <w:pStyle w:val="Compact"/>
+              <w:jc w:val="left"/>
+            </w:pPr>
+            <w:r>
+              <w:rPr>
+                <w:sz w:val="17"/>
+              </w:rPr>
+              <w:t xml:space="preserve">SC-001</w:t>
+            </w:r>
+          </w:p>
+        </w:tc>
+        <w:tc>
+          <w:tcPr/>
+          <w:p>
+            <w:pPr>
+              <w:pStyle w:val="Compact"/>
+              <w:jc w:val="left"/>
+            </w:pPr>
+            <w:r>
+              <w:rPr>
+                <w:sz w:val="17"/>
+              </w:rPr>
+              <w:t xml:space="preserve">VFDA staff clear the day's moderation queue in under 15 minutes when it holds 20 items.</w:t>
+            </w:r>
+          </w:p>
+        </w:tc>
+        <w:tc>
+          <w:tcPr/>
+          <w:p>
+            <w:pPr>
+              <w:pStyle w:val="Compact"/>
+              <w:jc w:val="left"/>
+            </w:pPr>
+            <w:r>
+              <w:rPr>
+                <w:sz w:val="17"/>
+              </w:rPr>
+              <w:t xml:space="preserve">Timed session with 2 staff members on 20 seeded items.</w:t>
+            </w:r>
+          </w:p>
+        </w:tc>
+      </w:tr>
+      <w:tr>
+        <w:tc>
+          <w:tcPr/>
+          <w:p>
+            <w:pPr>
+              <w:pStyle w:val="Compact"/>
+              <w:jc w:val="left"/>
+            </w:pPr>
+            <w:r>
+              <w:rPr>
+                <w:sz w:val="17"/>
+              </w:rPr>
+              <w:t xml:space="preserve">SC-002</w:t>
+            </w:r>
+          </w:p>
+        </w:tc>
+        <w:tc>
+          <w:tcPr/>
+          <w:p>
+            <w:pPr>
+              <w:pStyle w:val="Compact"/>
+              <w:jc w:val="left"/>
+            </w:pPr>
+            <w:r>
+              <w:rPr>
+                <w:sz w:val="17"/>
+              </w:rPr>
+              <w:t xml:space="preserve">A staff member produces a reread, exportable quarterly report in under one working hour.</w:t>
+            </w:r>
+          </w:p>
+        </w:tc>
+        <w:tc>
+          <w:tcPr/>
+          <w:p>
+            <w:pPr>
+              <w:pStyle w:val="Compact"/>
+              <w:jc w:val="left"/>
+            </w:pPr>
+            <w:r>
+              <w:rPr>
+                <w:sz w:val="17"/>
+              </w:rPr>
+              <w:t xml:space="preserve">Timed walkthrough on the Q3 2026 seed data.</w:t>
+            </w:r>
+          </w:p>
+        </w:tc>
+      </w:tr>
+      <w:tr>
+        <w:tc>
+          <w:tcPr/>
+          <w:p>
+            <w:pPr>
+              <w:pStyle w:val="Compact"/>
+              <w:jc w:val="left"/>
+            </w:pPr>
+            <w:r>
+              <w:rPr>
+                <w:sz w:val="17"/>
+              </w:rPr>
+              <w:t xml:space="preserve">SC-003</w:t>
+            </w:r>
+          </w:p>
+        </w:tc>
+        <w:tc>
+          <w:tcPr/>
+          <w:p>
+            <w:pPr>
+              <w:pStyle w:val="Compact"/>
+              <w:jc w:val="left"/>
+            </w:pPr>
+            <w:r>
+              <w:rPr>
+                <w:sz w:val="17"/>
+              </w:rPr>
+              <w:t xml:space="preserve">Every figure in an exported report can be traced to its indicator by a second person without asking the author.</w:t>
+            </w:r>
+          </w:p>
+        </w:tc>
+        <w:tc>
+          <w:tcPr/>
+          <w:p>
+            <w:pPr>
+              <w:pStyle w:val="Compact"/>
+              <w:jc w:val="left"/>
+            </w:pPr>
+            <w:r>
+              <w:rPr>
+                <w:sz w:val="17"/>
+              </w:rPr>
+              <w:t xml:space="preserve">A second member checks all figures of one report; target 100 %.</w:t>
+            </w:r>
+          </w:p>
+        </w:tc>
+      </w:tr>
+      <w:tr>
+        <w:tc>
+          <w:tcPr/>
+          <w:p>
+            <w:pPr>
+              <w:pStyle w:val="Compact"/>
+              <w:jc w:val="left"/>
+            </w:pPr>
+            <w:r>
+              <w:rPr>
+                <w:sz w:val="17"/>
+              </w:rPr>
+              <w:t xml:space="preserve">SC-004</w:t>
+            </w:r>
+          </w:p>
+        </w:tc>
+        <w:tc>
+          <w:tcPr/>
+          <w:p>
+            <w:pPr>
+              <w:pStyle w:val="Compact"/>
+              <w:jc w:val="left"/>
+            </w:pPr>
+            <w:r>
+              <w:rPr>
+                <w:sz w:val="17"/>
+              </w:rPr>
+              <w:t xml:space="preserve">No administrative action in a test session is missing from the audit log.</w:t>
+            </w:r>
+          </w:p>
+        </w:tc>
+        <w:tc>
+          <w:tcPr/>
+          <w:p>
+            <w:pPr>
+              <w:pStyle w:val="Compact"/>
+              <w:jc w:val="left"/>
+            </w:pPr>
+            <w:r>
+              <w:rPr>
+                <w:sz w:val="17"/>
+              </w:rPr>
+              <w:t xml:space="preserve">Perform 30 scripted admin actions; count matching log records (target 30 of 30).</w:t>
+            </w:r>
+          </w:p>
+        </w:tc>
+      </w:tr>
+    </w:tbl>
+    <w:bookmarkEnd w:id="38"/>
+    <w:bookmarkStart w:id="39" w:name="Xf0e84fbc24061432f3671343bf60d40f0e14ddf"/>
+    <w:p>
+      <w:pPr>
+        <w:pStyle w:val="Heading2"/>
+      </w:pPr>
+      <w:r>
+        <w:t xml:space="preserve">9. Assumptions</w:t>
+      </w:r>
+    </w:p>
+    <w:p>
+      <w:pPr>
+        <w:numPr>
+          <w:ilvl w:val="0"/>
+          <w:numId w:val="1009"/>
+        </w:numPr>
+        <w:pStyle w:val="Compact"/>
+      </w:pPr>
+      <w:r>
+        <w:t xml:space="preserve">Test values used until VFDA confirms: minimum sample size for an indicator = 5 records; the moderation queue shows items oldest first.</w:t>
+      </w:r>
+    </w:p>
+    <w:p>
+      <w:pPr>
+        <w:numPr>
+          <w:ilvl w:val="0"/>
+          <w:numId w:val="1009"/>
+        </w:numPr>
+        <w:pStyle w:val="Compact"/>
+      </w:pPr>
+      <w:r>
+        <w:t xml:space="preserve">Only</w:t>
+      </w:r>
+      <w:r>
+        <w:t xml:space="preserve"> </w:t>
+      </w:r>
+      <w:r>
+        <w:rPr>
+          <w:rStyle w:val="VerbatimChar"/>
+        </w:rPr>
+        <w:t xml:space="preserve">org_profile</w:t>
+      </w:r>
+      <w:r>
+        <w:t xml:space="preserve"> </w:t>
+      </w:r>
+      <w:r>
+        <w:t xml:space="preserve">and</w:t>
+      </w:r>
+      <w:r>
+        <w:t xml:space="preserve"> </w:t>
+      </w:r>
+      <w:r>
+        <w:rPr>
+          <w:rStyle w:val="VerbatimChar"/>
+        </w:rPr>
+        <w:t xml:space="preserve">location_image</w:t>
+      </w:r>
+      <w:r>
+        <w:t xml:space="preserve"> </w:t>
+      </w:r>
+      <w:r>
+        <w:t xml:space="preserve">are moderated in this release;</w:t>
+      </w:r>
+      <w:r>
+        <w:t xml:space="preserve"> </w:t>
+      </w:r>
+      <w:r>
+        <w:rPr>
+          <w:rStyle w:val="VerbatimChar"/>
+        </w:rPr>
+        <w:t xml:space="preserve">showcase</w:t>
+      </w:r>
+      <w:r>
+        <w:t xml:space="preserve"> </w:t>
+      </w:r>
+      <w:r>
+        <w:t xml:space="preserve">waits for M8 (phase 2).</w:t>
+      </w:r>
+    </w:p>
+    <w:p>
+      <w:pPr>
+        <w:numPr>
+          <w:ilvl w:val="0"/>
+          <w:numId w:val="1009"/>
+        </w:numPr>
+        <w:pStyle w:val="Compact"/>
+      </w:pPr>
+      <w:r>
+        <w:t xml:space="preserve">The quarterly report is sent by e-mail by VFDA staff outside the platform; the platform only produces the PDF.</w:t>
+      </w:r>
+    </w:p>
+    <w:p>
+      <w:pPr>
+        <w:numPr>
+          <w:ilvl w:val="0"/>
+          <w:numId w:val="1009"/>
+        </w:numPr>
+        <w:pStyle w:val="Compact"/>
+      </w:pPr>
+      <w:r>
+        <w:t xml:space="preserve">A</w:t>
+      </w:r>
+      <w:r>
+        <w:t xml:space="preserve"> </w:t>
+      </w:r>
+      <w:r>
+        <w:rPr>
+          <w:iCs/>
+          <w:i/>
+        </w:rPr>
+        <w:t xml:space="preserve">brief</w:t>
+      </w:r>
+      <w:r>
+        <w:t xml:space="preserve"> </w:t>
+      </w:r>
+      <w:r>
+        <w:t xml:space="preserve">in DBIZ2 means a project (M0) together with its location queries (M3).</w:t>
+      </w:r>
+    </w:p>
+    <w:bookmarkEnd w:id="39"/>
+    <w:bookmarkStart w:id="40" w:name="X55a6565c84ac464289a534278fc4074fe00819d"/>
+    <w:p>
+      <w:pPr>
+        <w:pStyle w:val="Heading2"/>
+      </w:pPr>
+      <w:r>
+        <w:t xml:space="preserve">10. Open questions</w:t>
+      </w:r>
+    </w:p>
+    <w:tbl>
+      <w:tblPr>
+        <w:tblStyle w:val="Table"/>
+        <w:tblLook w:firstRow="1" w:lastRow="0" w:firstColumn="0" w:lastColumn="0" w:noHBand="0" w:noVBand="0" w:val="0020"/>
+        <w:jc w:val="start"/>
+        <w:tblBorders>
+          <w:top w:val="single" w:sz="4" w:color="C9CED6"/>
+          <w:left w:val="single" w:sz="4" w:color="C9CED6"/>
+          <w:bottom w:val="single" w:sz="4" w:color="C9CED6"/>
+          <w:right w:val="single" w:sz="4" w:color="C9CED6"/>
+          <w:insideH w:val="single" w:sz="4" w:color="C9CED6"/>
+          <w:insideV w:val="single" w:sz="4" w:color="C9CED6"/>
+        </w:tblBorders>
+        <w:tblW w:w="5000" w:type="pct"/>
+      </w:tblPr>
+      <w:tblGrid>
+        <w:gridCol w:w="1972"/>
+        <w:gridCol w:w="1972"/>
+        <w:gridCol w:w="1972"/>
+        <w:gridCol w:w="1972"/>
+        <w:gridCol w:w="1972"/>
+      </w:tblGrid>
+      <w:tr>
+        <w:trPr>
+          <w:tblHeader w:val="true"/>
+        </w:trPr>
+        <w:tc>
+          <w:tcPr>
+            <w:shd w:val="clear" w:color="auto" w:fill="E4ECF7"/>
+          </w:tcPr>
+          <w:p>
+            <w:pPr>
+              <w:pStyle w:val="Compact"/>
+              <w:jc w:val="left"/>
+            </w:pPr>
+            <w:r>
+              <w:rPr>
+                <w:b/>
+                <w:color w:val="1F2A5C"/>
+                <w:sz w:val="17"/>
+              </w:rPr>
+              <w:t xml:space="preserve">#</w:t>
+            </w:r>
+          </w:p>
+        </w:tc>
+        <w:tc>
+          <w:tcPr>
+            <w:shd w:val="clear" w:color="auto" w:fill="E4ECF7"/>
+          </w:tcPr>
+          <w:p>
+            <w:pPr>
+              <w:pStyle w:val="Compact"/>
+              <w:jc w:val="left"/>
+            </w:pPr>
+            <w:r>
+              <w:rPr>
+                <w:b/>
+                <w:color w:val="1F2A5C"/>
+                <w:sz w:val="17"/>
+              </w:rPr>
+              <w:t xml:space="preserve">Question</w:t>
+            </w:r>
+          </w:p>
+        </w:tc>
+        <w:tc>
+          <w:tcPr>
+            <w:shd w:val="clear" w:color="auto" w:fill="E4ECF7"/>
+          </w:tcPr>
+          <w:p>
+            <w:pPr>
+              <w:pStyle w:val="Compact"/>
+              <w:jc w:val="left"/>
+            </w:pPr>
+            <w:r>
+              <w:rPr>
+                <w:b/>
+                <w:color w:val="1F2A5C"/>
+                <w:sz w:val="17"/>
+              </w:rPr>
+              <w:t xml:space="preserve">Blocking?</w:t>
+            </w:r>
+          </w:p>
+        </w:tc>
+        <w:tc>
+          <w:tcPr>
+            <w:shd w:val="clear" w:color="auto" w:fill="E4ECF7"/>
+          </w:tcPr>
+          <w:p>
+            <w:pPr>
+              <w:pStyle w:val="Compact"/>
+              <w:jc w:val="left"/>
+            </w:pPr>
+            <w:r>
+              <w:rPr>
+                <w:b/>
+                <w:color w:val="1F2A5C"/>
+                <w:sz w:val="17"/>
+              </w:rPr>
+              <w:t xml:space="preserve">Owner</w:t>
+            </w:r>
+          </w:p>
+        </w:tc>
+        <w:tc>
+          <w:tcPr>
+            <w:shd w:val="clear" w:color="auto" w:fill="E4ECF7"/>
+          </w:tcPr>
+          <w:p>
+            <w:pPr>
+              <w:pStyle w:val="Compact"/>
+              <w:jc w:val="left"/>
+            </w:pPr>
+            <w:r>
+              <w:rPr>
+                <w:b/>
+                <w:color w:val="1F2A5C"/>
+                <w:sz w:val="17"/>
+              </w:rPr>
+              <w:t xml:space="preserve">Status</w:t>
+            </w:r>
+          </w:p>
+        </w:tc>
+      </w:tr>
+      <w:tr>
+        <w:tc>
+          <w:tcPr/>
+          <w:p>
+            <w:pPr>
+              <w:pStyle w:val="Compact"/>
+              <w:jc w:val="left"/>
+            </w:pPr>
+            <w:r>
+              <w:rPr>
+                <w:sz w:val="17"/>
+              </w:rPr>
+              <w:t xml:space="preserve">1</w:t>
+            </w:r>
+          </w:p>
+        </w:tc>
+        <w:tc>
+          <w:tcPr/>
+          <w:p>
+            <w:pPr>
+              <w:pStyle w:val="Compact"/>
+              <w:jc w:val="left"/>
+            </w:pPr>
+            <w:r>
+              <w:rPr>
+                <w:sz w:val="17"/>
+              </w:rPr>
+              <w:t xml:space="preserve">[NEEDS CLARIFICATION: Indicator 4 (budget scale of location needs) and indicator 6 (bottleneck most reported) need fields that no function collects today. Add a budget band and a</w:t>
+            </w:r>
+            <w:r>
+              <w:rPr>
+                <w:sz w:val="17"/>
+              </w:rPr>
+              <w:t xml:space="preserve"> </w:t>
+            </w:r>
+            <w:r>
+              <w:rPr>
+                <w:iCs/>
+                <w:i/>
+                <w:sz w:val="17"/>
+              </w:rPr>
+              <w:t xml:space="preserve">main obstacle</w:t>
+            </w:r>
+            <w:r>
+              <w:rPr>
+                <w:sz w:val="17"/>
+              </w:rPr>
+              <w:t xml:space="preserve"> </w:t>
+            </w:r>
+            <w:r>
+              <w:rPr>
+                <w:sz w:val="17"/>
+              </w:rPr>
+              <w:t xml:space="preserve">question to project creation, or drop the two indicators?]</w:t>
+            </w:r>
+            <w:r>
+              <w:rPr>
+                <w:sz w:val="17"/>
+              </w:rPr>
+              <w:t xml:space="preserve"> </w:t>
+            </w:r>
+            <w:r>
+              <w:rPr>
+                <w:iCs/>
+                <w:i/>
+                <w:sz w:val="17"/>
+              </w:rPr>
+              <w:t xml:space="preserve">(also raised in SC-39)</w:t>
+            </w:r>
+          </w:p>
+        </w:tc>
+        <w:tc>
+          <w:tcPr/>
+          <w:p>
+            <w:pPr>
+              <w:pStyle w:val="Compact"/>
+              <w:jc w:val="left"/>
+            </w:pPr>
+            <w:r>
+              <w:rPr>
+                <w:sz w:val="17"/>
+              </w:rPr>
+              <w:t xml:space="preserve">Yes</w:t>
+            </w:r>
+          </w:p>
+        </w:tc>
+        <w:tc>
+          <w:tcPr/>
+          <w:p>
+            <w:pPr>
+              <w:pStyle w:val="Compact"/>
+              <w:jc w:val="left"/>
+            </w:pPr>
+            <w:r>
+              <w:rPr>
+                <w:sz w:val="17"/>
+              </w:rPr>
+              <w:t xml:space="preserve">Group C (M0 owner) with VFDA</w:t>
+            </w:r>
+          </w:p>
+        </w:tc>
+        <w:tc>
+          <w:tcPr/>
+          <w:p>
+            <w:pPr>
+              <w:pStyle w:val="Compact"/>
+              <w:jc w:val="left"/>
+            </w:pPr>
+            <w:r>
+              <w:rPr>
+                <w:sz w:val="17"/>
+              </w:rPr>
+              <w:t xml:space="preserve">Open</w:t>
+            </w:r>
+          </w:p>
+        </w:tc>
+      </w:tr>
+      <w:tr>
+        <w:tc>
+          <w:tcPr/>
+          <w:p>
+            <w:pPr>
+              <w:pStyle w:val="Compact"/>
+              <w:jc w:val="left"/>
+            </w:pPr>
+            <w:r>
+              <w:rPr>
+                <w:sz w:val="17"/>
+              </w:rPr>
+              <w:t xml:space="preserve">2</w:t>
+            </w:r>
+          </w:p>
+        </w:tc>
+        <w:tc>
+          <w:tcPr/>
+          <w:p>
+            <w:pPr>
+              <w:pStyle w:val="Compact"/>
+              <w:jc w:val="left"/>
+            </w:pPr>
+            <w:r>
+              <w:rPr>
+                <w:sz w:val="17"/>
+              </w:rPr>
+              <w:t xml:space="preserve">[NEEDS CLARIFICATION: Who must reread and sign the quarterly report before it is sent — any staff member, or a named VFDA leader?]</w:t>
+            </w:r>
+            <w:r>
+              <w:rPr>
+                <w:sz w:val="17"/>
+              </w:rPr>
+              <w:t xml:space="preserve"> </w:t>
+            </w:r>
+            <w:r>
+              <w:rPr>
+                <w:iCs/>
+                <w:i/>
+                <w:sz w:val="17"/>
+              </w:rPr>
+              <w:t xml:space="preserve">(also raised in SC-40)</w:t>
+            </w:r>
+          </w:p>
+        </w:tc>
+        <w:tc>
+          <w:tcPr/>
+          <w:p>
+            <w:pPr>
+              <w:pStyle w:val="Compact"/>
+              <w:jc w:val="left"/>
+            </w:pPr>
+            <w:r>
+              <w:rPr>
+                <w:sz w:val="17"/>
+              </w:rPr>
+              <w:t xml:space="preserve">No</w:t>
+            </w:r>
+          </w:p>
+        </w:tc>
+        <w:tc>
+          <w:tcPr/>
+          <w:p>
+            <w:pPr>
+              <w:pStyle w:val="Compact"/>
+              <w:jc w:val="left"/>
+            </w:pPr>
+            <w:r>
+              <w:rPr>
+                <w:sz w:val="17"/>
+              </w:rPr>
+              <w:t xml:space="preserve">Client (VFDA)</w:t>
+            </w:r>
+          </w:p>
+        </w:tc>
+        <w:tc>
+          <w:tcPr/>
+          <w:p>
+            <w:pPr>
+              <w:pStyle w:val="Compact"/>
+              <w:jc w:val="left"/>
+            </w:pPr>
+            <w:r>
+              <w:rPr>
+                <w:sz w:val="17"/>
+              </w:rPr>
+              <w:t xml:space="preserve">Open</w:t>
+            </w:r>
+          </w:p>
+        </w:tc>
+      </w:tr>
+      <w:tr>
+        <w:tc>
+          <w:tcPr/>
+          <w:p>
+            <w:pPr>
+              <w:pStyle w:val="Compact"/>
+              <w:jc w:val="left"/>
+            </w:pPr>
+            <w:r>
+              <w:rPr>
+                <w:sz w:val="17"/>
+              </w:rPr>
+              <w:t xml:space="preserve">3</w:t>
+            </w:r>
+          </w:p>
+        </w:tc>
+        <w:tc>
+          <w:tcPr/>
+          <w:p>
+            <w:pPr>
+              <w:pStyle w:val="Compact"/>
+              <w:jc w:val="left"/>
+            </w:pPr>
+            <w:r>
+              <w:rPr>
+                <w:sz w:val="17"/>
+              </w:rPr>
+              <w:t xml:space="preserve">[NEEDS CLARIFICATION: How long are audit records kept (proposed: for the life of the platform)?]</w:t>
+            </w:r>
+            <w:r>
+              <w:rPr>
+                <w:sz w:val="17"/>
+              </w:rPr>
+              <w:t xml:space="preserve"> </w:t>
+            </w:r>
+            <w:r>
+              <w:rPr>
+                <w:iCs/>
+                <w:i/>
+                <w:sz w:val="17"/>
+              </w:rPr>
+              <w:t xml:space="preserve">(also raised in SC-41)</w:t>
+            </w:r>
+          </w:p>
+        </w:tc>
+        <w:tc>
+          <w:tcPr/>
+          <w:p>
+            <w:pPr>
+              <w:pStyle w:val="Compact"/>
+              <w:jc w:val="left"/>
+            </w:pPr>
+            <w:r>
+              <w:rPr>
+                <w:sz w:val="17"/>
+              </w:rPr>
+              <w:t xml:space="preserve">No</w:t>
+            </w:r>
+          </w:p>
+        </w:tc>
+        <w:tc>
+          <w:tcPr/>
+          <w:p>
+            <w:pPr>
+              <w:pStyle w:val="Compact"/>
+              <w:jc w:val="left"/>
+            </w:pPr>
+            <w:r>
+              <w:rPr>
+                <w:sz w:val="17"/>
+              </w:rPr>
+              <w:t xml:space="preserve">Client (VFDA)</w:t>
+            </w:r>
+          </w:p>
+        </w:tc>
+        <w:tc>
+          <w:tcPr/>
+          <w:p>
+            <w:pPr>
+              <w:pStyle w:val="Compact"/>
+              <w:jc w:val="left"/>
+            </w:pPr>
+            <w:r>
+              <w:rPr>
+                <w:sz w:val="17"/>
+              </w:rPr>
+              <w:t xml:space="preserve">Open</w:t>
+            </w:r>
+          </w:p>
+        </w:tc>
+      </w:tr>
+      <w:tr>
+        <w:tc>
+          <w:tcPr/>
+          <w:p>
+            <w:pPr>
+              <w:pStyle w:val="Compact"/>
+              <w:jc w:val="left"/>
+            </w:pPr>
+            <w:r>
+              <w:rPr>
+                <w:sz w:val="17"/>
+              </w:rPr>
+              <w:t xml:space="preserve">4</w:t>
+            </w:r>
+          </w:p>
+        </w:tc>
+        <w:tc>
+          <w:tcPr/>
+          <w:p>
+            <w:pPr>
+              <w:pStyle w:val="Compact"/>
+              <w:jc w:val="left"/>
+            </w:pPr>
+            <w:r>
+              <w:rPr>
+                <w:sz w:val="17"/>
+              </w:rPr>
+              <w:t xml:space="preserve">[NEEDS CLARIFICATION: Must profile</w:t>
+            </w:r>
+            <w:r>
+              <w:rPr>
+                <w:sz w:val="17"/>
+              </w:rPr>
+              <w:t xml:space="preserve"> </w:t>
+            </w:r>
+            <w:r>
+              <w:rPr>
+                <w:iCs/>
+                <w:i/>
+                <w:sz w:val="17"/>
+              </w:rPr>
+              <w:t xml:space="preserve">edits</w:t>
+            </w:r>
+            <w:r>
+              <w:rPr>
+                <w:sz w:val="17"/>
+              </w:rPr>
+              <w:t xml:space="preserve"> </w:t>
+            </w:r>
+            <w:r>
+              <w:rPr>
+                <w:sz w:val="17"/>
+              </w:rPr>
+              <w:t xml:space="preserve">by an already verified partner also go through moderation, or only the first publication?]</w:t>
+            </w:r>
+            <w:r>
+              <w:rPr>
+                <w:sz w:val="17"/>
+              </w:rPr>
+              <w:t xml:space="preserve"> </w:t>
+            </w:r>
+            <w:r>
+              <w:rPr>
+                <w:iCs/>
+                <w:i/>
+                <w:sz w:val="17"/>
+              </w:rPr>
+              <w:t xml:space="preserve">(also raised in SC-38)</w:t>
+            </w:r>
+          </w:p>
+        </w:tc>
+        <w:tc>
+          <w:tcPr/>
+          <w:p>
+            <w:pPr>
+              <w:pStyle w:val="Compact"/>
+              <w:jc w:val="left"/>
+            </w:pPr>
+            <w:r>
+              <w:rPr>
+                <w:sz w:val="17"/>
+              </w:rPr>
+              <w:t xml:space="preserve">No</w:t>
+            </w:r>
+          </w:p>
+        </w:tc>
+        <w:tc>
+          <w:tcPr/>
+          <w:p>
+            <w:pPr>
+              <w:pStyle w:val="Compact"/>
+              <w:jc w:val="left"/>
+            </w:pPr>
+            <w:r>
+              <w:rPr>
+                <w:sz w:val="17"/>
+              </w:rPr>
+              <w:t xml:space="preserve">Client (VFDA)</w:t>
+            </w:r>
+          </w:p>
+        </w:tc>
+        <w:tc>
+          <w:tcPr/>
+          <w:p>
+            <w:pPr>
+              <w:pStyle w:val="Compact"/>
+              <w:jc w:val="left"/>
+            </w:pPr>
+            <w:r>
+              <w:rPr>
+                <w:sz w:val="17"/>
+              </w:rPr>
+              <w:t xml:space="preserve">Open</w:t>
+            </w:r>
+          </w:p>
+        </w:tc>
+      </w:tr>
+      <w:tr>
+        <w:tc>
+          <w:tcPr/>
+          <w:p>
+            <w:pPr>
+              <w:pStyle w:val="Compact"/>
+              <w:jc w:val="left"/>
+            </w:pPr>
+            <w:r>
+              <w:rPr>
+                <w:sz w:val="17"/>
+              </w:rPr>
+              <w:t xml:space="preserve">5</w:t>
+            </w:r>
+          </w:p>
+        </w:tc>
+        <w:tc>
+          <w:tcPr/>
+          <w:p>
+            <w:pPr>
+              <w:pStyle w:val="Compact"/>
+              <w:jc w:val="left"/>
+            </w:pPr>
+            <w:r>
+              <w:rPr>
+                <w:sz w:val="17"/>
+              </w:rPr>
+              <w:t xml:space="preserve">[NEEDS CLARIFICATION: May VFDA staff (not only admins) read the latest audit entries on the overview, given that the audit log search F-M10-09 is for admins?]</w:t>
+            </w:r>
+            <w:r>
+              <w:rPr>
+                <w:sz w:val="17"/>
+              </w:rPr>
+              <w:t xml:space="preserve"> </w:t>
+            </w:r>
+            <w:r>
+              <w:rPr>
+                <w:iCs/>
+                <w:i/>
+                <w:sz w:val="17"/>
+              </w:rPr>
+              <w:t xml:space="preserve">(from SC-34)</w:t>
+            </w:r>
+          </w:p>
+        </w:tc>
+        <w:tc>
+          <w:tcPr/>
+          <w:p>
+            <w:pPr>
+              <w:pStyle w:val="Compact"/>
+              <w:jc w:val="left"/>
+            </w:pPr>
+            <w:r>
+              <w:rPr>
+                <w:sz w:val="17"/>
+              </w:rPr>
+              <w:t xml:space="preserve">No</w:t>
+            </w:r>
+          </w:p>
+        </w:tc>
+        <w:tc>
+          <w:tcPr/>
+          <w:p>
+            <w:pPr>
+              <w:pStyle w:val="Compact"/>
+              <w:jc w:val="left"/>
+            </w:pPr>
+            <w:r>
+              <w:rPr>
+                <w:sz w:val="17"/>
+              </w:rPr>
+              <w:t xml:space="preserve">Client (VFDA)</w:t>
+            </w:r>
+          </w:p>
+        </w:tc>
+        <w:tc>
+          <w:tcPr/>
+          <w:p>
+            <w:pPr>
+              <w:pStyle w:val="Compact"/>
+              <w:jc w:val="left"/>
+            </w:pPr>
+            <w:r>
+              <w:rPr>
+                <w:sz w:val="17"/>
+              </w:rPr>
+              <w:t xml:space="preserve">Open</w:t>
+            </w:r>
+          </w:p>
+        </w:tc>
+      </w:tr>
+      <w:tr>
+        <w:tc>
+          <w:tcPr/>
+          <w:p>
+            <w:pPr>
+              <w:pStyle w:val="Compact"/>
+              <w:jc w:val="left"/>
+            </w:pPr>
+            <w:r>
+              <w:rPr>
+                <w:sz w:val="17"/>
+              </w:rPr>
+              <w:t xml:space="preserve">6</w:t>
+            </w:r>
+          </w:p>
+        </w:tc>
+        <w:tc>
+          <w:tcPr/>
+          <w:p>
+            <w:pPr>
+              <w:pStyle w:val="Compact"/>
+              <w:jc w:val="left"/>
+            </w:pPr>
+            <w:r>
+              <w:rPr>
+                <w:sz w:val="17"/>
+              </w:rPr>
+              <w:t xml:space="preserve">[NEEDS CLARIFICATION: Is indicator 2 (origin market) counted per project or per producer organisation — a company with three projects in the quarter counts once or three times?]</w:t>
+            </w:r>
+            <w:r>
+              <w:rPr>
+                <w:sz w:val="17"/>
+              </w:rPr>
+              <w:t xml:space="preserve"> </w:t>
+            </w:r>
+            <w:r>
+              <w:rPr>
+                <w:iCs/>
+                <w:i/>
+                <w:sz w:val="17"/>
+              </w:rPr>
+              <w:t xml:space="preserve">(from SC-39)</w:t>
+            </w:r>
+          </w:p>
+        </w:tc>
+        <w:tc>
+          <w:tcPr/>
+          <w:p>
+            <w:pPr>
+              <w:pStyle w:val="Compact"/>
+              <w:jc w:val="left"/>
+            </w:pPr>
+            <w:r>
+              <w:rPr>
+                <w:sz w:val="17"/>
+              </w:rPr>
+              <w:t xml:space="preserve">No</w:t>
+            </w:r>
+          </w:p>
+        </w:tc>
+        <w:tc>
+          <w:tcPr/>
+          <w:p>
+            <w:pPr>
+              <w:pStyle w:val="Compact"/>
+              <w:jc w:val="left"/>
+            </w:pPr>
+            <w:r>
+              <w:rPr>
+                <w:sz w:val="17"/>
+              </w:rPr>
+              <w:t xml:space="preserve">Client (VFDA)</w:t>
+            </w:r>
+          </w:p>
+        </w:tc>
+        <w:tc>
+          <w:tcPr/>
+          <w:p>
+            <w:pPr>
+              <w:pStyle w:val="Compact"/>
+              <w:jc w:val="left"/>
+            </w:pPr>
+            <w:r>
+              <w:rPr>
+                <w:sz w:val="17"/>
+              </w:rPr>
+              <w:t xml:space="preserve">Open</w:t>
+            </w:r>
+          </w:p>
+        </w:tc>
+      </w:tr>
+      <w:tr>
+        <w:tc>
+          <w:tcPr/>
+          <w:p>
+            <w:pPr>
+              <w:pStyle w:val="Compact"/>
+              <w:jc w:val="left"/>
+            </w:pPr>
+            <w:r>
+              <w:rPr>
+                <w:sz w:val="17"/>
+              </w:rPr>
+              <w:t xml:space="preserve">7</w:t>
+            </w:r>
+          </w:p>
+        </w:tc>
+        <w:tc>
+          <w:tcPr/>
+          <w:p>
+            <w:pPr>
+              <w:pStyle w:val="Compact"/>
+              <w:jc w:val="left"/>
+            </w:pPr>
+            <w:r>
+              <w:rPr>
+                <w:sz w:val="17"/>
+              </w:rPr>
+              <w:t xml:space="preserve">[NEEDS CLARIFICATION: If the commentary is edited after the reread is recorded, must the reread be recorded again before export?]</w:t>
+            </w:r>
+            <w:r>
+              <w:rPr>
+                <w:sz w:val="17"/>
+              </w:rPr>
+              <w:t xml:space="preserve"> </w:t>
+            </w:r>
+            <w:r>
+              <w:rPr>
+                <w:iCs/>
+                <w:i/>
+                <w:sz w:val="17"/>
+              </w:rPr>
+              <w:t xml:space="preserve">(from SC-40)</w:t>
+            </w:r>
+          </w:p>
+        </w:tc>
+        <w:tc>
+          <w:tcPr/>
+          <w:p>
+            <w:pPr>
+              <w:pStyle w:val="Compact"/>
+              <w:jc w:val="left"/>
+            </w:pPr>
+            <w:r>
+              <w:rPr>
+                <w:sz w:val="17"/>
+              </w:rPr>
+              <w:t xml:space="preserve">No</w:t>
+            </w:r>
+          </w:p>
+        </w:tc>
+        <w:tc>
+          <w:tcPr/>
+          <w:p>
+            <w:pPr>
+              <w:pStyle w:val="Compact"/>
+              <w:jc w:val="left"/>
+            </w:pPr>
+            <w:r>
+              <w:rPr>
+                <w:sz w:val="17"/>
+              </w:rPr>
+              <w:t xml:space="preserve">Group C</w:t>
+            </w:r>
+          </w:p>
+        </w:tc>
+        <w:tc>
+          <w:tcPr/>
+          <w:p>
+            <w:pPr>
+              <w:pStyle w:val="Compact"/>
+              <w:jc w:val="left"/>
+            </w:pPr>
+            <w:r>
+              <w:rPr>
+                <w:sz w:val="17"/>
+              </w:rPr>
+              <w:t xml:space="preserve">Open</w:t>
+            </w:r>
+          </w:p>
+        </w:tc>
+      </w:tr>
+      <w:tr>
+        <w:tc>
+          <w:tcPr/>
+          <w:p>
+            <w:pPr>
+              <w:pStyle w:val="Compact"/>
+              <w:jc w:val="left"/>
+            </w:pPr>
+            <w:r>
+              <w:rPr>
+                <w:sz w:val="17"/>
+              </w:rPr>
+              <w:t xml:space="preserve">8</w:t>
+            </w:r>
+          </w:p>
+        </w:tc>
+        <w:tc>
+          <w:tcPr/>
+          <w:p>
+            <w:pPr>
+              <w:pStyle w:val="Compact"/>
+              <w:jc w:val="left"/>
+            </w:pPr>
+            <w:r>
+              <w:rPr>
+                <w:sz w:val="17"/>
+              </w:rPr>
+              <w:t xml:space="preserve">[NEEDS CLARIFICATION: The specs name only the action codes</w:t>
+            </w:r>
+            <w:r>
+              <w:rPr>
+                <w:sz w:val="17"/>
+              </w:rPr>
+              <w:t xml:space="preserve"> </w:t>
+            </w:r>
+            <w:r>
+              <w:rPr>
+                <w:rStyle w:val="VerbatimChar"/>
+                <w:sz w:val="17"/>
+              </w:rPr>
+              <w:t xml:space="preserve">content.approve</w:t>
+            </w:r>
+            <w:r>
+              <w:rPr>
+                <w:sz w:val="17"/>
+              </w:rPr>
+              <w:t xml:space="preserve"> </w:t>
+            </w:r>
+            <w:r>
+              <w:rPr>
+                <w:sz w:val="17"/>
+              </w:rPr>
+              <w:t xml:space="preserve">and</w:t>
+            </w:r>
+            <w:r>
+              <w:rPr>
+                <w:sz w:val="17"/>
+              </w:rPr>
+              <w:t xml:space="preserve"> </w:t>
+            </w:r>
+            <w:r>
+              <w:rPr>
+                <w:rStyle w:val="VerbatimChar"/>
+                <w:sz w:val="17"/>
+              </w:rPr>
+              <w:t xml:space="preserve">location.publish</w:t>
+            </w:r>
+            <w:r>
+              <w:rPr>
+                <w:sz w:val="17"/>
+              </w:rPr>
+              <w:t xml:space="preserve">; the full list of action codes (verification, contact check, hide, role grant, rule signing, report export) must be fixed before the Action filter can be built.]</w:t>
+            </w:r>
+            <w:r>
+              <w:rPr>
+                <w:sz w:val="17"/>
+              </w:rPr>
+              <w:t xml:space="preserve"> </w:t>
+            </w:r>
+            <w:r>
+              <w:rPr>
+                <w:iCs/>
+                <w:i/>
+                <w:sz w:val="17"/>
+              </w:rPr>
+              <w:t xml:space="preserve">(from SC-41)</w:t>
+            </w:r>
+          </w:p>
+        </w:tc>
+        <w:tc>
+          <w:tcPr/>
+          <w:p>
+            <w:pPr>
+              <w:pStyle w:val="Compact"/>
+              <w:jc w:val="left"/>
+            </w:pPr>
+            <w:r>
+              <w:rPr>
+                <w:sz w:val="17"/>
+              </w:rPr>
+              <w:t xml:space="preserve">No</w:t>
+            </w:r>
+          </w:p>
+        </w:tc>
+        <w:tc>
+          <w:tcPr/>
+          <w:p>
+            <w:pPr>
+              <w:pStyle w:val="Compact"/>
+              <w:jc w:val="left"/>
+            </w:pPr>
+            <w:r>
+              <w:rPr>
+                <w:sz w:val="17"/>
+              </w:rPr>
+              <w:t xml:space="preserve">Group C</w:t>
+            </w:r>
+          </w:p>
+        </w:tc>
+        <w:tc>
+          <w:tcPr/>
+          <w:p>
+            <w:pPr>
+              <w:pStyle w:val="Compact"/>
+              <w:jc w:val="left"/>
+            </w:pPr>
+            <w:r>
+              <w:rPr>
+                <w:sz w:val="17"/>
+              </w:rPr>
+              <w:t xml:space="preserve">Open</w:t>
             </w:r>
           </w:p>
         </w:tc>
       </w:tr>
     </w:tbl>
     <w:bookmarkEnd w:id="40"/>
+    <w:bookmarkStart w:id="42" w:name="Xfe89178ba2c1baf2da96240bc9850b678501375"/>
+    <w:p>
+      <w:pPr>
+        <w:pStyle w:val="Heading2"/>
+      </w:pPr>
+      <w:r>
+        <w:t xml:space="preserve">11. Traceability to DBIZ2</w:t>
+      </w:r>
+    </w:p>
+    <w:tbl>
+      <w:tblPr>
+        <w:tblStyle w:val="Table"/>
+        <w:tblLook w:firstRow="1" w:lastRow="0" w:firstColumn="0" w:lastColumn="0" w:noHBand="0" w:noVBand="0" w:val="0020"/>
+        <w:jc w:val="start"/>
+        <w:tblBorders>
+          <w:top w:val="single" w:sz="4" w:color="C9CED6"/>
+          <w:left w:val="single" w:sz="4" w:color="C9CED6"/>
+          <w:bottom w:val="single" w:sz="4" w:color="C9CED6"/>
+          <w:right w:val="single" w:sz="4" w:color="C9CED6"/>
+          <w:insideH w:val="single" w:sz="4" w:color="C9CED6"/>
+          <w:insideV w:val="single" w:sz="4" w:color="C9CED6"/>
+        </w:tblBorders>
+        <w:tblW w:w="5000" w:type="pct"/>
+      </w:tblPr>
+      <w:tblGrid>
+        <w:gridCol w:w="3286"/>
+        <w:gridCol w:w="3286"/>
+        <w:gridCol w:w="3286"/>
+      </w:tblGrid>
+      <w:tr>
+        <w:trPr>
+          <w:tblHeader w:val="true"/>
+        </w:trPr>
+        <w:tc>
+          <w:tcPr>
+            <w:shd w:val="clear" w:color="auto" w:fill="E4ECF7"/>
+          </w:tcPr>
+          <w:p>
+            <w:pPr>
+              <w:pStyle w:val="Compact"/>
+              <w:jc w:val="left"/>
+            </w:pPr>
+            <w:r>
+              <w:rPr>
+                <w:b/>
+                <w:color w:val="1F2A5C"/>
+                <w:sz w:val="17"/>
+              </w:rPr>
+              <w:t xml:space="preserve">Spec section</w:t>
+            </w:r>
+          </w:p>
+        </w:tc>
+        <w:tc>
+          <w:tcPr>
+            <w:shd w:val="clear" w:color="auto" w:fill="E4ECF7"/>
+          </w:tcPr>
+          <w:p>
+            <w:pPr>
+              <w:pStyle w:val="Compact"/>
+              <w:jc w:val="left"/>
+            </w:pPr>
+            <w:r>
+              <w:rPr>
+                <w:b/>
+                <w:color w:val="1F2A5C"/>
+                <w:sz w:val="17"/>
+              </w:rPr>
+              <w:t xml:space="preserve">DBIZ2 source</w:t>
+            </w:r>
+          </w:p>
+        </w:tc>
+        <w:tc>
+          <w:tcPr>
+            <w:shd w:val="clear" w:color="auto" w:fill="E4ECF7"/>
+          </w:tcPr>
+          <w:p>
+            <w:pPr>
+              <w:pStyle w:val="Compact"/>
+              <w:jc w:val="left"/>
+            </w:pPr>
+            <w:r>
+              <w:rPr>
+                <w:b/>
+                <w:color w:val="1F2A5C"/>
+                <w:sz w:val="17"/>
+              </w:rPr>
+              <w:t xml:space="preserve">Location</w:t>
+            </w:r>
+          </w:p>
+        </w:tc>
+      </w:tr>
+      <w:tr>
+        <w:tc>
+          <w:tcPr/>
+          <w:p>
+            <w:pPr>
+              <w:pStyle w:val="Compact"/>
+              <w:jc w:val="left"/>
+            </w:pPr>
+            <w:r>
+              <w:rPr>
+                <w:sz w:val="17"/>
+              </w:rPr>
+              <w:t xml:space="preserve">1. Purpose</w:t>
+            </w:r>
+          </w:p>
+        </w:tc>
+        <w:tc>
+          <w:tcPr/>
+          <w:p>
+            <w:pPr>
+              <w:pStyle w:val="Compact"/>
+              <w:jc w:val="left"/>
+            </w:pPr>
+            <w:r>
+              <w:rPr>
+                <w:sz w:val="17"/>
+              </w:rPr>
+              <w:t xml:space="preserve">System Design v2.0 — 1. Schematic, §1.2 (M10); TL1 D1</w:t>
+            </w:r>
+            <w:r>
+              <w:rPr>
+                <w:sz w:val="17"/>
+              </w:rPr>
+              <w:t xml:space="preserve"> </w:t>
+            </w:r>
+            <w:r>
+              <w:rPr>
+                <w:iCs/>
+                <w:i/>
+                <w:sz w:val="17"/>
+              </w:rPr>
+              <w:t xml:space="preserve">Vietnam Film Demand Index</w:t>
+            </w:r>
+            <w:r>
+              <w:rPr>
+                <w:sz w:val="17"/>
+              </w:rPr>
+              <w:t xml:space="preserve">, D3 quarterly report, C4 moderation</w:t>
+            </w:r>
+          </w:p>
+        </w:tc>
+        <w:tc>
+          <w:tcPr/>
+          <w:p>
+            <w:pPr>
+              <w:pStyle w:val="Compact"/>
+              <w:jc w:val="left"/>
+            </w:pPr>
+            <w:r>
+              <w:rPr>
+                <w:rStyle w:val="VerbatimChar"/>
+                <w:sz w:val="17"/>
+              </w:rPr>
+              <w:t xml:space="preserve">docs/architecture/context.md</w:t>
+            </w:r>
+          </w:p>
+        </w:tc>
+      </w:tr>
+      <w:tr>
+        <w:tc>
+          <w:tcPr/>
+          <w:p>
+            <w:pPr>
+              <w:pStyle w:val="Compact"/>
+              <w:jc w:val="left"/>
+            </w:pPr>
+            <w:r>
+              <w:rPr>
+                <w:sz w:val="17"/>
+              </w:rPr>
+              <w:t xml:space="preserve">4.1 Usage flow</w:t>
+            </w:r>
+          </w:p>
+        </w:tc>
+        <w:tc>
+          <w:tcPr/>
+          <w:p>
+            <w:pPr>
+              <w:pStyle w:val="Compact"/>
+              <w:jc w:val="left"/>
+            </w:pPr>
+            <w:r>
+              <w:rPr>
+                <w:sz w:val="17"/>
+              </w:rPr>
+              <w:t xml:space="preserve">FLOW-01 flow 4, VFDA staff (Figure 3)</w:t>
+            </w:r>
+          </w:p>
+        </w:tc>
+        <w:tc>
+          <w:tcPr/>
+          <w:p>
+            <w:pPr>
+              <w:pStyle w:val="Compact"/>
+              <w:jc w:val="left"/>
+            </w:pPr>
+            <w:r>
+              <w:rPr>
+                <w:rStyle w:val="VerbatimChar"/>
+                <w:sz w:val="17"/>
+              </w:rPr>
+              <w:t xml:space="preserve">docs/architecture/usage-flow.md</w:t>
+            </w:r>
+            <w:r>
+              <w:rPr>
+                <w:sz w:val="17"/>
+              </w:rPr>
+              <w:t xml:space="preserve"> </w:t>
+            </w:r>
+            <w:r>
+              <w:rPr>
+                <w:sz w:val="17"/>
+              </w:rPr>
+              <w:t xml:space="preserve">§4</w:t>
+            </w:r>
+          </w:p>
+        </w:tc>
+      </w:tr>
+      <w:tr>
+        <w:tc>
+          <w:tcPr/>
+          <w:p>
+            <w:pPr>
+              <w:pStyle w:val="Compact"/>
+              <w:jc w:val="left"/>
+            </w:pPr>
+            <w:r>
+              <w:rPr>
+                <w:sz w:val="17"/>
+              </w:rPr>
+              <w:t xml:space="preserve">4.2 Sequence</w:t>
+            </w:r>
+          </w:p>
+        </w:tc>
+        <w:tc>
+          <w:tcPr/>
+          <w:p>
+            <w:pPr>
+              <w:pStyle w:val="Compact"/>
+              <w:jc w:val="left"/>
+            </w:pPr>
+            <w:r>
+              <w:rPr>
+                <w:sz w:val="17"/>
+              </w:rPr>
+              <w:t xml:space="preserve">SEQ-12 (Figure 15)</w:t>
+            </w:r>
+          </w:p>
+        </w:tc>
+        <w:tc>
+          <w:tcPr/>
+          <w:p>
+            <w:pPr>
+              <w:pStyle w:val="Compact"/>
+              <w:jc w:val="left"/>
+            </w:pPr>
+            <w:r>
+              <w:rPr>
+                <w:rStyle w:val="VerbatimChar"/>
+                <w:sz w:val="17"/>
+              </w:rPr>
+              <w:t xml:space="preserve">docs/architecture/sequence-diagrams.md</w:t>
+            </w:r>
+            <w:r>
+              <w:rPr>
+                <w:sz w:val="17"/>
+              </w:rPr>
+              <w:t xml:space="preserve"> </w:t>
+            </w:r>
+            <w:r>
+              <w:rPr>
+                <w:sz w:val="17"/>
+              </w:rPr>
+              <w:t xml:space="preserve">— SEQ-12</w:t>
+            </w:r>
+          </w:p>
+        </w:tc>
+      </w:tr>
+      <w:tr>
+        <w:tc>
+          <w:tcPr/>
+          <w:p>
+            <w:pPr>
+              <w:pStyle w:val="Compact"/>
+              <w:jc w:val="left"/>
+            </w:pPr>
+            <w:r>
+              <w:rPr>
+                <w:sz w:val="17"/>
+              </w:rPr>
+              <w:t xml:space="preserve">5. Functional requirements</w:t>
+            </w:r>
+          </w:p>
+        </w:tc>
+        <w:tc>
+          <w:tcPr/>
+          <w:p>
+            <w:pPr>
+              <w:pStyle w:val="Compact"/>
+              <w:jc w:val="left"/>
+            </w:pPr>
+            <w:r>
+              <w:rPr>
+                <w:sz w:val="17"/>
+              </w:rPr>
+              <w:t xml:space="preserve">Function List rows 96–104</w:t>
+            </w:r>
+          </w:p>
+        </w:tc>
+        <w:tc>
+          <w:tcPr/>
+          <w:p>
+            <w:pPr>
+              <w:pStyle w:val="Compact"/>
+              <w:jc w:val="left"/>
+            </w:pPr>
+            <w:r>
+              <w:rPr>
+                <w:rStyle w:val="VerbatimChar"/>
+                <w:sz w:val="17"/>
+              </w:rPr>
+              <w:t xml:space="preserve">docs/function-list.md</w:t>
+            </w:r>
+            <w:r>
+              <w:rPr>
+                <w:sz w:val="17"/>
+              </w:rPr>
+              <w:t xml:space="preserve"> </w:t>
+            </w:r>
+            <w:r>
+              <w:rPr>
+                <w:sz w:val="17"/>
+              </w:rPr>
+              <w:t xml:space="preserve">rows 96–104</w:t>
+            </w:r>
+          </w:p>
+        </w:tc>
+      </w:tr>
+      <w:tr>
+        <w:tc>
+          <w:tcPr/>
+          <w:p>
+            <w:pPr>
+              <w:pStyle w:val="Compact"/>
+              <w:jc w:val="left"/>
+            </w:pPr>
+            <w:r>
+              <w:rPr>
+                <w:sz w:val="17"/>
+              </w:rPr>
+              <w:t xml:space="preserve">7. Screens</w:t>
+            </w:r>
+          </w:p>
+        </w:tc>
+        <w:tc>
+          <w:tcPr/>
+          <w:p>
+            <w:pPr>
+              <w:pStyle w:val="Compact"/>
+              <w:jc w:val="left"/>
+            </w:pPr>
+            <w:r>
+              <w:rPr>
+                <w:sz w:val="17"/>
+              </w:rPr>
+              <w:t xml:space="preserve">Screen List SC-34, SC-38 .. SC-41</w:t>
+            </w:r>
+          </w:p>
+        </w:tc>
+        <w:tc>
+          <w:tcPr/>
+          <w:p>
+            <w:pPr>
+              <w:pStyle w:val="Compact"/>
+              <w:jc w:val="left"/>
+            </w:pPr>
+            <w:r>
+              <w:rPr>
+                <w:rStyle w:val="VerbatimChar"/>
+                <w:sz w:val="17"/>
+              </w:rPr>
+              <w:t xml:space="preserve">docs/screen-list.md</w:t>
+            </w:r>
+            <w:r>
+              <w:rPr>
+                <w:sz w:val="17"/>
+              </w:rPr>
+              <w:t xml:space="preserve"> </w:t>
+            </w:r>
+            <w:r>
+              <w:rPr>
+                <w:sz w:val="17"/>
+              </w:rPr>
+              <w:t xml:space="preserve">§1</w:t>
+            </w:r>
+          </w:p>
+        </w:tc>
+      </w:tr>
+      <w:tr>
+        <w:tc>
+          <w:tcPr/>
+          <w:p>
+            <w:pPr>
+              <w:pStyle w:val="Compact"/>
+              <w:jc w:val="left"/>
+            </w:pPr>
+            <w:r>
+              <w:rPr>
+                <w:sz w:val="17"/>
+              </w:rPr>
+              <w:t xml:space="preserve">Use cases</w:t>
+            </w:r>
+          </w:p>
+        </w:tc>
+        <w:tc>
+          <w:tcPr/>
+          <w:p>
+            <w:pPr>
+              <w:pStyle w:val="Compact"/>
+              <w:jc w:val="left"/>
+            </w:pPr>
+            <w:r>
+              <w:rPr>
+                <w:sz w:val="17"/>
+              </w:rPr>
+              <w:t xml:space="preserve">UC-24, UC-25, UC-26</w:t>
+            </w:r>
+          </w:p>
+        </w:tc>
+        <w:tc>
+          <w:tcPr/>
+          <w:p>
+            <w:pPr>
+              <w:pStyle w:val="Compact"/>
+              <w:jc w:val="left"/>
+            </w:pPr>
+            <w:r>
+              <w:rPr>
+                <w:rStyle w:val="VerbatimChar"/>
+                <w:sz w:val="17"/>
+              </w:rPr>
+              <w:t xml:space="preserve">docs/architecture/use-case.md</w:t>
+            </w:r>
+          </w:p>
+        </w:tc>
+      </w:tr>
+    </w:tbl>
+    <w:bookmarkStart w:id="41" w:name="X0ebe4ea0055657d0fde6dddb3c03c11905d0ce8"/>
+    <w:p>
+      <w:pPr>
+        <w:pStyle w:val="Heading3"/>
+      </w:pPr>
+      <w:r>
+        <w:t xml:space="preserve">11.1 Reconciliation with DBIZ2 (System Design v2.0)</w:t>
+      </w:r>
+    </w:p>
+    <w:p>
+      <w:pPr>
+        <w:pStyle w:val="FirstParagraph"/>
+      </w:pPr>
+      <w:r>
+        <w:t xml:space="preserve">Where the 20-screen design or this spec differs from the DBIZ2 Function List, the difference is written here instead of being silently changed.</w:t>
+      </w:r>
+    </w:p>
+    <w:tbl>
+      <w:tblPr>
+        <w:tblStyle w:val="Table"/>
+        <w:tblLook w:firstRow="1" w:lastRow="0" w:firstColumn="0" w:lastColumn="0" w:noHBand="0" w:noVBand="0" w:val="0020"/>
+        <w:jc w:val="start"/>
+        <w:tblBorders>
+          <w:top w:val="single" w:sz="4" w:color="C9CED6"/>
+          <w:left w:val="single" w:sz="4" w:color="C9CED6"/>
+          <w:bottom w:val="single" w:sz="4" w:color="C9CED6"/>
+          <w:right w:val="single" w:sz="4" w:color="C9CED6"/>
+          <w:insideH w:val="single" w:sz="4" w:color="C9CED6"/>
+          <w:insideV w:val="single" w:sz="4" w:color="C9CED6"/>
+        </w:tblBorders>
+        <w:tblW w:w="5000" w:type="pct"/>
+      </w:tblPr>
+      <w:tblGrid>
+        <w:gridCol w:w="2465"/>
+        <w:gridCol w:w="2465"/>
+        <w:gridCol w:w="2465"/>
+        <w:gridCol w:w="2465"/>
+      </w:tblGrid>
+      <w:tr>
+        <w:trPr>
+          <w:tblHeader w:val="true"/>
+        </w:trPr>
+        <w:tc>
+          <w:tcPr>
+            <w:shd w:val="clear" w:color="auto" w:fill="E4ECF7"/>
+          </w:tcPr>
+          <w:p>
+            <w:pPr>
+              <w:pStyle w:val="Compact"/>
+              <w:jc w:val="left"/>
+            </w:pPr>
+            <w:r>
+              <w:rPr>
+                <w:b/>
+                <w:color w:val="1F2A5C"/>
+                <w:sz w:val="17"/>
+              </w:rPr>
+              <w:t xml:space="preserve">Topic</w:t>
+            </w:r>
+          </w:p>
+        </w:tc>
+        <w:tc>
+          <w:tcPr>
+            <w:shd w:val="clear" w:color="auto" w:fill="E4ECF7"/>
+          </w:tcPr>
+          <w:p>
+            <w:pPr>
+              <w:pStyle w:val="Compact"/>
+              <w:jc w:val="left"/>
+            </w:pPr>
+            <w:r>
+              <w:rPr>
+                <w:b/>
+                <w:color w:val="1F2A5C"/>
+                <w:sz w:val="17"/>
+              </w:rPr>
+              <w:t xml:space="preserve">DBIZ2 / System Design v2.0</w:t>
+            </w:r>
+          </w:p>
+        </w:tc>
+        <w:tc>
+          <w:tcPr>
+            <w:shd w:val="clear" w:color="auto" w:fill="E4ECF7"/>
+          </w:tcPr>
+          <w:p>
+            <w:pPr>
+              <w:pStyle w:val="Compact"/>
+              <w:jc w:val="left"/>
+            </w:pPr>
+            <w:r>
+              <w:rPr>
+                <w:b/>
+                <w:color w:val="1F2A5C"/>
+                <w:sz w:val="17"/>
+              </w:rPr>
+              <w:t xml:space="preserve">This spec</w:t>
+            </w:r>
+          </w:p>
+        </w:tc>
+        <w:tc>
+          <w:tcPr>
+            <w:shd w:val="clear" w:color="auto" w:fill="E4ECF7"/>
+          </w:tcPr>
+          <w:p>
+            <w:pPr>
+              <w:pStyle w:val="Compact"/>
+              <w:jc w:val="left"/>
+            </w:pPr>
+            <w:r>
+              <w:rPr>
+                <w:b/>
+                <w:color w:val="1F2A5C"/>
+                <w:sz w:val="17"/>
+              </w:rPr>
+              <w:t xml:space="preserve">Status</w:t>
+            </w:r>
+          </w:p>
+        </w:tc>
+      </w:tr>
+      <w:tr>
+        <w:tc>
+          <w:tcPr/>
+          <w:p>
+            <w:pPr>
+              <w:pStyle w:val="Compact"/>
+              <w:jc w:val="left"/>
+            </w:pPr>
+            <w:r>
+              <w:rPr>
+                <w:sz w:val="17"/>
+              </w:rPr>
+              <w:t xml:space="preserve">Module priority</w:t>
+            </w:r>
+          </w:p>
+        </w:tc>
+        <w:tc>
+          <w:tcPr/>
+          <w:p>
+            <w:pPr>
+              <w:pStyle w:val="Compact"/>
+              <w:jc w:val="left"/>
+            </w:pPr>
+            <w:r>
+              <w:rPr>
+                <w:sz w:val="17"/>
+              </w:rPr>
+              <w:t xml:space="preserve">Must (all nine subfunctions)</w:t>
+            </w:r>
+          </w:p>
+        </w:tc>
+        <w:tc>
+          <w:tcPr/>
+          <w:p>
+            <w:pPr>
+              <w:pStyle w:val="Compact"/>
+              <w:jc w:val="left"/>
+            </w:pPr>
+            <w:r>
+              <w:rPr>
+                <w:sz w:val="17"/>
+              </w:rPr>
+              <w:t xml:space="preserve">Should, except F-M10-01, F-M10-02 (moderation — BR-001 holds back partner content that M4 FR-001 publishes) and F-M10-08 (audit log write, needed by M2, M3, M4), which stay Must</w:t>
+            </w:r>
+          </w:p>
+        </w:tc>
+        <w:tc>
+          <w:tcPr/>
+          <w:p>
+            <w:pPr>
+              <w:pStyle w:val="Compact"/>
+              <w:jc w:val="left"/>
+            </w:pPr>
+            <w:r>
+              <w:rPr>
+                <w:sz w:val="17"/>
+              </w:rPr>
+              <w:t xml:space="preserve">Changed — Group C decision 01/10/2026</w:t>
+            </w:r>
+          </w:p>
+        </w:tc>
+      </w:tr>
+      <w:tr>
+        <w:tc>
+          <w:tcPr/>
+          <w:p>
+            <w:pPr>
+              <w:pStyle w:val="Compact"/>
+              <w:jc w:val="left"/>
+            </w:pPr>
+            <w:r>
+              <w:rPr>
+                <w:sz w:val="17"/>
+              </w:rPr>
+              <w:t xml:space="preserve">Moderated content types</w:t>
+            </w:r>
+          </w:p>
+        </w:tc>
+        <w:tc>
+          <w:tcPr/>
+          <w:p>
+            <w:pPr>
+              <w:pStyle w:val="Compact"/>
+              <w:jc w:val="left"/>
+            </w:pPr>
+            <w:r>
+              <w:rPr>
+                <w:sz w:val="17"/>
+              </w:rPr>
+              <w:t xml:space="preserve">org_profile, location, showcase</w:t>
+            </w:r>
+          </w:p>
+        </w:tc>
+        <w:tc>
+          <w:tcPr/>
+          <w:p>
+            <w:pPr>
+              <w:pStyle w:val="Compact"/>
+              <w:jc w:val="left"/>
+            </w:pPr>
+            <w:r>
+              <w:rPr>
+                <w:sz w:val="17"/>
+              </w:rPr>
+              <w:t xml:space="preserve">org_profile, location_image; showcase kept for phase 2</w:t>
+            </w:r>
+          </w:p>
+        </w:tc>
+        <w:tc>
+          <w:tcPr/>
+          <w:p>
+            <w:pPr>
+              <w:pStyle w:val="Compact"/>
+              <w:jc w:val="left"/>
+            </w:pPr>
+            <w:r>
+              <w:rPr>
+                <w:sz w:val="17"/>
+              </w:rPr>
+              <w:t xml:space="preserve">Changed — Group C proposal</w:t>
+            </w:r>
+          </w:p>
+        </w:tc>
+      </w:tr>
+      <w:tr>
+        <w:tc>
+          <w:tcPr/>
+          <w:p>
+            <w:pPr>
+              <w:pStyle w:val="Compact"/>
+              <w:jc w:val="left"/>
+            </w:pPr>
+            <w:r>
+              <w:rPr>
+                <w:sz w:val="17"/>
+              </w:rPr>
+              <w:t xml:space="preserve">Audit log filters</w:t>
+            </w:r>
+          </w:p>
+        </w:tc>
+        <w:tc>
+          <w:tcPr/>
+          <w:p>
+            <w:pPr>
+              <w:pStyle w:val="Compact"/>
+              <w:jc w:val="left"/>
+            </w:pPr>
+            <w:r>
+              <w:rPr>
+                <w:sz w:val="17"/>
+              </w:rPr>
+              <w:t xml:space="preserve">filter JSONB</w:t>
+            </w:r>
+          </w:p>
+        </w:tc>
+        <w:tc>
+          <w:tcPr/>
+          <w:p>
+            <w:pPr>
+              <w:pStyle w:val="Compact"/>
+              <w:jc w:val="left"/>
+            </w:pPr>
+            <w:r>
+              <w:rPr>
+                <w:sz w:val="17"/>
+              </w:rPr>
+              <w:t xml:space="preserve">four typed filters (person, action, from, to)</w:t>
+            </w:r>
+          </w:p>
+        </w:tc>
+        <w:tc>
+          <w:tcPr/>
+          <w:p>
+            <w:pPr>
+              <w:pStyle w:val="Compact"/>
+              <w:jc w:val="left"/>
+            </w:pPr>
+            <w:r>
+              <w:rPr>
+                <w:sz w:val="17"/>
+              </w:rPr>
+              <w:t xml:space="preserve">Changed — Group C proposal</w:t>
+            </w:r>
+          </w:p>
+        </w:tc>
+      </w:tr>
+      <w:tr>
+        <w:tc>
+          <w:tcPr/>
+          <w:p>
+            <w:pPr>
+              <w:pStyle w:val="Compact"/>
+              <w:jc w:val="left"/>
+            </w:pPr>
+            <w:r>
+              <w:rPr>
+                <w:sz w:val="17"/>
+              </w:rPr>
+              <w:t xml:space="preserve">Report reread</w:t>
+            </w:r>
+          </w:p>
+        </w:tc>
+        <w:tc>
+          <w:tcPr/>
+          <w:p>
+            <w:pPr>
+              <w:pStyle w:val="Compact"/>
+              <w:jc w:val="left"/>
+            </w:pPr>
+            <w:r>
+              <w:rPr>
+                <w:sz w:val="17"/>
+              </w:rPr>
+              <w:t xml:space="preserve">Implicit (SEQ-12 note)</w:t>
+            </w:r>
+          </w:p>
+        </w:tc>
+        <w:tc>
+          <w:tcPr/>
+          <w:p>
+            <w:pPr>
+              <w:pStyle w:val="Compact"/>
+              <w:jc w:val="left"/>
+            </w:pPr>
+            <w:r>
+              <w:rPr>
+                <w:sz w:val="17"/>
+              </w:rPr>
+              <w:t xml:space="preserve">Explicit reread_by field and export gate (BR-004)</w:t>
+            </w:r>
+          </w:p>
+        </w:tc>
+        <w:tc>
+          <w:tcPr/>
+          <w:p>
+            <w:pPr>
+              <w:pStyle w:val="Compact"/>
+              <w:jc w:val="left"/>
+            </w:pPr>
+            <w:r>
+              <w:rPr>
+                <w:sz w:val="17"/>
+              </w:rPr>
+              <w:t xml:space="preserve">Added — Group C proposal</w:t>
+            </w:r>
+          </w:p>
+        </w:tc>
+      </w:tr>
+    </w:tbl>
     <w:bookmarkEnd w:id="41"/>
-    <w:bookmarkStart w:id="42" w:name="completion-checklist"/>
+    <w:bookmarkEnd w:id="42"/>
+    <w:bookmarkStart w:id="43" w:name="completion-checklist"/>
     <w:p>
       <w:pPr>
         <w:pStyle w:val="Heading2"/>
@@ -9106,8 +9484,8 @@
         <w:t xml:space="preserve">, mapped onto the DBIZ2 Product Design Package. DBIZ3, VJCBI College — FTU. Group C · CINEMATCH.</w:t>
       </w:r>
     </w:p>
-    <w:bookmarkEnd w:id="42"/>
     <w:bookmarkEnd w:id="43"/>
+    <w:bookmarkEnd w:id="44"/>
     <w:sectPr>
       <w:pgMar w:bottom="1020" w:left="1020" w:right="1020" w:top="1020"/>
     </w:sectPr>

--- a/docs/word/specs/spec-M10.docx
+++ b/docs/word/specs/spec-M10.docx
@@ -2,7 +2,7 @@
 <file path=word/document.xml><?xml version="1.0" encoding="utf-8"?>
 <w:document xmlns:w="http://schemas.openxmlformats.org/wordprocessingml/2006/main" xmlns:m="http://schemas.openxmlformats.org/officeDocument/2006/math" xmlns:r="http://schemas.openxmlformats.org/officeDocument/2006/relationships" xmlns:o="urn:schemas-microsoft-com:office:office" xmlns:v="urn:schemas-microsoft-com:vml" xmlns:w10="urn:schemas-microsoft-com:office:word" xmlns:a="http://schemas.openxmlformats.org/drawingml/2006/main" xmlns:pic="http://schemas.openxmlformats.org/drawingml/2006/picture" xmlns:wp="http://schemas.openxmlformats.org/drawingml/2006/wordprocessingDrawing">
   <w:body>
-    <w:bookmarkStart w:id="44" w:name="X139ad0a4354fff1c3a9c76a1515d3978aa5b41a"/>
+    <w:bookmarkStart w:id="46" w:name="X139ad0a4354fff1c3a9c76a1515d3978aa5b41a"/>
     <w:p>
       <w:pPr>
         <w:pStyle w:val="Heading1"/>
@@ -340,33 +340,22 @@
         </w:tc>
       </w:tr>
     </w:tbl>
-    <w:bookmarkStart w:id="20" w:name="X4666c8db187a468bd7c4d1efd69e1ca31a62544"/>
+    <w:bookmarkStart w:id="21" w:name="clarifications"/>
     <w:p>
       <w:pPr>
         <w:pStyle w:val="Heading2"/>
       </w:pPr>
       <w:r>
-        <w:t xml:space="preserve">1. Purpose and scope</w:t>
+        <w:t xml:space="preserve">Clarifications</w:t>
       </w:r>
     </w:p>
+    <w:bookmarkStart w:id="20" w:name="Xf89618e9cb7f126f51da04256cab1648125083e"/>
     <w:p>
       <w:pPr>
-        <w:pStyle w:val="FirstParagraph"/>
-      </w:pPr>
-      <w:r>
-        <w:t xml:space="preserve">This module is VFDA's own workspace: staff review what users publish before the public sees it, follow how much international demand the platform receives, and send a quarterly report built from those figures. It also keeps a permanent record of every administrative action, so that VFDA can always show who changed what and when.</w:t>
-      </w:r>
-    </w:p>
-    <w:p>
-      <w:pPr>
-        <w:pStyle w:val="BodyText"/>
-      </w:pPr>
-      <w:r>
-        <w:rPr>
-          <w:bCs/>
-          <w:b/>
-        </w:rPr>
-        <w:t xml:space="preserve">In scope</w:t>
+        <w:pStyle w:val="Heading3"/>
+      </w:pPr>
+      <w:r>
+        <w:t xml:space="preserve">Session 2026-10-28 (Group C, provisional — the owner in §10 confirms before launch)</w:t>
       </w:r>
     </w:p>
     <w:p>
@@ -378,67 +367,67 @@
         <w:pStyle w:val="Compact"/>
       </w:pPr>
       <w:r>
-        <w:t xml:space="preserve">Admin overview with the work waiting for each VFDA team (SC-34).</w:t>
+        <w:t xml:space="preserve">Q1: Indicator 4 (budget scale of location needs) and indicator 6 (bottleneck most reported) need fields that no function collects today. Add a budget band and a</w:t>
+      </w:r>
+      <w:r>
+        <w:t xml:space="preserve"> </w:t>
+      </w:r>
+      <w:r>
+        <w:rPr>
+          <w:iCs/>
+          <w:i/>
+        </w:rPr>
+        <w:t xml:space="preserve">main obstacle</w:t>
+      </w:r>
+      <w:r>
+        <w:t xml:space="preserve"> </w:t>
+      </w:r>
+      <w:r>
+        <w:t xml:space="preserve">question to project creation, or drop the two indicators? → A: Deferred to after the MVP. Indicators 4 and 6 stay in the spec, marked</w:t>
+      </w:r>
+      <w:r>
+        <w:t xml:space="preserve"> </w:t>
+      </w:r>
+      <w:r>
+        <w:rPr>
+          <w:iCs/>
+          <w:i/>
+        </w:rPr>
+        <w:t xml:space="preserve">post-launch</w:t>
+      </w:r>
+      <w:r>
+        <w:t xml:space="preserve">; no new project fields are added now.</w:t>
+      </w:r>
+    </w:p>
+    <w:bookmarkEnd w:id="20"/>
+    <w:bookmarkEnd w:id="21"/>
+    <w:bookmarkStart w:id="22" w:name="X4666c8db187a468bd7c4d1efd69e1ca31a62544"/>
+    <w:p>
+      <w:pPr>
+        <w:pStyle w:val="Heading2"/>
+      </w:pPr>
+      <w:r>
+        <w:t xml:space="preserve">1. Purpose and scope</w:t>
       </w:r>
     </w:p>
     <w:p>
       <w:pPr>
-        <w:numPr>
-          <w:ilvl w:val="0"/>
-          <w:numId w:val="1001"/>
-        </w:numPr>
-        <w:pStyle w:val="Compact"/>
-      </w:pPr>
-      <w:r>
-        <w:t xml:space="preserve">Moderation queue for user-published content (organisation profiles, location photos submitted by partners), with approve or hide and a reason (Must).</w:t>
+        <w:pStyle w:val="FirstParagraph"/>
+      </w:pPr>
+      <w:r>
+        <w:t xml:space="preserve">This module is VFDA's own workspace: staff review what users publish before the public sees it, follow how much international demand the platform receives, and send a quarterly report built from those figures. It also keeps a permanent record of every administrative action, so that VFDA can always show who changed what and when.</w:t>
       </w:r>
     </w:p>
     <w:p>
       <w:pPr>
-        <w:numPr>
-          <w:ilvl w:val="0"/>
-          <w:numId w:val="1001"/>
-        </w:numPr>
-        <w:pStyle w:val="Compact"/>
-      </w:pPr>
-      <w:r>
-        <w:t xml:space="preserve">Demand index: six indicators aggregated from the platform's own data, as a table and charts, filtered by month, quarter or year.</w:t>
-      </w:r>
-    </w:p>
-    <w:p>
-      <w:pPr>
-        <w:numPr>
-          <w:ilvl w:val="0"/>
-          <w:numId w:val="1001"/>
-        </w:numPr>
-        <w:pStyle w:val="Compact"/>
-      </w:pPr>
-      <w:r>
-        <w:t xml:space="preserve">Quarterly report: commentary drafted from the figures, reread by a staff member, exported as a VFDA-branded PDF.</w:t>
-      </w:r>
-    </w:p>
-    <w:p>
-      <w:pPr>
-        <w:numPr>
-          <w:ilvl w:val="0"/>
-          <w:numId w:val="1001"/>
-        </w:numPr>
-        <w:pStyle w:val="Compact"/>
-      </w:pPr>
-      <w:r>
-        <w:t xml:space="preserve">Audit log: every administrative action is written to a log that cannot be edited (Must), and admins can search it (Should).</w:t>
-      </w:r>
-    </w:p>
-    <w:p>
-      <w:pPr>
-        <w:pStyle w:val="FirstParagraph"/>
+        <w:pStyle w:val="BodyText"/>
       </w:pPr>
       <w:r>
         <w:rPr>
           <w:bCs/>
           <w:b/>
         </w:rPr>
-        <w:t xml:space="preserve">Out of scope</w:t>
+        <w:t xml:space="preserve">In scope</w:t>
       </w:r>
     </w:p>
     <w:p>
@@ -450,7 +439,7 @@
         <w:pStyle w:val="Compact"/>
       </w:pPr>
       <w:r>
-        <w:t xml:space="preserve">Managing locations, the verification queue and legal rules — those screens belong to M3 (SC-35), M4 (SC-36) and M2 (SC-37); they write to this module's audit log.</w:t>
+        <w:t xml:space="preserve">Admin overview with the work waiting for each VFDA team (SC-34).</w:t>
       </w:r>
     </w:p>
     <w:p>
@@ -462,7 +451,7 @@
         <w:pStyle w:val="Compact"/>
       </w:pPr>
       <w:r>
-        <w:t xml:space="preserve">Data from outside the platform (box office, tourism statistics).</w:t>
+        <w:t xml:space="preserve">Moderation queue for user-published content (organisation profiles, location photos submitted by partners), with approve or hide and a reason (Must).</w:t>
       </w:r>
     </w:p>
     <w:p>
@@ -474,7 +463,7 @@
         <w:pStyle w:val="Compact"/>
       </w:pPr>
       <w:r>
-        <w:t xml:space="preserve">Sending the report automatically: a person always sends it.</w:t>
+        <w:t xml:space="preserve">Demand index: six indicators aggregated from the platform's own data, as a table and charts, filtered by month, quarter or year.</w:t>
       </w:r>
     </w:p>
     <w:p>
@@ -486,42 +475,23 @@
         <w:pStyle w:val="Compact"/>
       </w:pPr>
       <w:r>
-        <w:t xml:space="preserve">Showcase moderation (M8 is</w:t>
-      </w:r>
-      <w:r>
-        <w:t xml:space="preserve"> </w:t>
-      </w:r>
-      <w:r>
-        <w:rPr>
-          <w:iCs/>
-          <w:i/>
-        </w:rPr>
-        <w:t xml:space="preserve">Won't</w:t>
-      </w:r>
-      <w:r>
-        <w:t xml:space="preserve"> </w:t>
-      </w:r>
-      <w:r>
-        <w:t xml:space="preserve">for this release); the</w:t>
-      </w:r>
-      <w:r>
-        <w:t xml:space="preserve"> </w:t>
-      </w:r>
-      <w:r>
-        <w:rPr>
-          <w:rStyle w:val="VerbatimChar"/>
-        </w:rPr>
-        <w:t xml:space="preserve">showcase</w:t>
-      </w:r>
-      <w:r>
-        <w:t xml:space="preserve"> </w:t>
-      </w:r>
-      <w:r>
-        <w:t xml:space="preserve">content type is kept for phase 2.</w:t>
+        <w:t xml:space="preserve">Quarterly report: commentary drafted from the figures, reread by a staff member, exported as a VFDA-branded PDF.</w:t>
       </w:r>
     </w:p>
     <w:p>
       <w:pPr>
+        <w:numPr>
+          <w:ilvl w:val="0"/>
+          <w:numId w:val="1002"/>
+        </w:numPr>
+        <w:pStyle w:val="Compact"/>
+      </w:pPr>
+      <w:r>
+        <w:t xml:space="preserve">Audit log: every administrative action is written to a log that cannot be edited (Must), and admins can search it (Should).</w:t>
+      </w:r>
+    </w:p>
+    <w:p>
+      <w:pPr>
         <w:pStyle w:val="FirstParagraph"/>
       </w:pPr>
       <w:r>
@@ -529,7 +499,7 @@
           <w:bCs/>
           <w:b/>
         </w:rPr>
-        <w:t xml:space="preserve">Depends on</w:t>
+        <w:t xml:space="preserve">Out of scope</w:t>
       </w:r>
     </w:p>
     <w:p>
@@ -541,34 +511,7 @@
         <w:pStyle w:val="Compact"/>
       </w:pPr>
       <w:r>
-        <w:t xml:space="preserve">SYS (roles</w:t>
-      </w:r>
-      <w:r>
-        <w:t xml:space="preserve"> </w:t>
-      </w:r>
-      <w:r>
-        <w:rPr>
-          <w:rStyle w:val="VerbatimChar"/>
-        </w:rPr>
-        <w:t xml:space="preserve">vfda_staff</w:t>
-      </w:r>
-      <w:r>
-        <w:t xml:space="preserve"> </w:t>
-      </w:r>
-      <w:r>
-        <w:t xml:space="preserve">and</w:t>
-      </w:r>
-      <w:r>
-        <w:t xml:space="preserve"> </w:t>
-      </w:r>
-      <w:r>
-        <w:rPr>
-          <w:rStyle w:val="VerbatimChar"/>
-        </w:rPr>
-        <w:t xml:space="preserve">admin</w:t>
-      </w:r>
-      <w:r>
-        <w:t xml:space="preserve">, notifications)</w:t>
+        <w:t xml:space="preserve">Managing locations, the verification queue and legal rules — those screens belong to M3 (SC-35), M4 (SC-36) and M2 (SC-37); they write to this module's audit log.</w:t>
       </w:r>
     </w:p>
     <w:p>
@@ -580,7 +523,7 @@
         <w:pStyle w:val="Compact"/>
       </w:pPr>
       <w:r>
-        <w:t xml:space="preserve">M0 (projects), M1 (segment decisions), M2 (pre-check runs), M3 (location queries, shortlists), M4 (organisations, collaboration requests) — sources of the demand index</w:t>
+        <w:t xml:space="preserve">Data from outside the platform (box office, tourism statistics).</w:t>
       </w:r>
     </w:p>
     <w:p>
@@ -592,7 +535,7 @@
         <w:pStyle w:val="Compact"/>
       </w:pPr>
       <w:r>
-        <w:t xml:space="preserve">M3, M4, M2 admin screens — callers of the audit log write</w:t>
+        <w:t xml:space="preserve">Sending the report automatically: a person always sends it.</w:t>
       </w:r>
     </w:p>
     <w:p>
@@ -604,11 +547,129 @@
         <w:pStyle w:val="Compact"/>
       </w:pPr>
       <w:r>
+        <w:t xml:space="preserve">Showcase moderation (M8 is</w:t>
+      </w:r>
+      <w:r>
+        <w:t xml:space="preserve"> </w:t>
+      </w:r>
+      <w:r>
+        <w:rPr>
+          <w:iCs/>
+          <w:i/>
+        </w:rPr>
+        <w:t xml:space="preserve">Won't</w:t>
+      </w:r>
+      <w:r>
+        <w:t xml:space="preserve"> </w:t>
+      </w:r>
+      <w:r>
+        <w:t xml:space="preserve">for this release); the</w:t>
+      </w:r>
+      <w:r>
+        <w:t xml:space="preserve"> </w:t>
+      </w:r>
+      <w:r>
+        <w:rPr>
+          <w:rStyle w:val="VerbatimChar"/>
+        </w:rPr>
+        <w:t xml:space="preserve">showcase</w:t>
+      </w:r>
+      <w:r>
+        <w:t xml:space="preserve"> </w:t>
+      </w:r>
+      <w:r>
+        <w:t xml:space="preserve">content type is kept for phase 2.</w:t>
+      </w:r>
+    </w:p>
+    <w:p>
+      <w:pPr>
+        <w:pStyle w:val="FirstParagraph"/>
+      </w:pPr>
+      <w:r>
+        <w:rPr>
+          <w:bCs/>
+          <w:b/>
+        </w:rPr>
+        <w:t xml:space="preserve">Depends on</w:t>
+      </w:r>
+    </w:p>
+    <w:p>
+      <w:pPr>
+        <w:numPr>
+          <w:ilvl w:val="0"/>
+          <w:numId w:val="1004"/>
+        </w:numPr>
+        <w:pStyle w:val="Compact"/>
+      </w:pPr>
+      <w:r>
+        <w:t xml:space="preserve">SYS (roles</w:t>
+      </w:r>
+      <w:r>
+        <w:t xml:space="preserve"> </w:t>
+      </w:r>
+      <w:r>
+        <w:rPr>
+          <w:rStyle w:val="VerbatimChar"/>
+        </w:rPr>
+        <w:t xml:space="preserve">vfda_staff</w:t>
+      </w:r>
+      <w:r>
+        <w:t xml:space="preserve"> </w:t>
+      </w:r>
+      <w:r>
+        <w:t xml:space="preserve">and</w:t>
+      </w:r>
+      <w:r>
+        <w:t xml:space="preserve"> </w:t>
+      </w:r>
+      <w:r>
+        <w:rPr>
+          <w:rStyle w:val="VerbatimChar"/>
+        </w:rPr>
+        <w:t xml:space="preserve">admin</w:t>
+      </w:r>
+      <w:r>
+        <w:t xml:space="preserve">, notifications)</w:t>
+      </w:r>
+    </w:p>
+    <w:p>
+      <w:pPr>
+        <w:numPr>
+          <w:ilvl w:val="0"/>
+          <w:numId w:val="1004"/>
+        </w:numPr>
+        <w:pStyle w:val="Compact"/>
+      </w:pPr>
+      <w:r>
+        <w:t xml:space="preserve">M0 (projects), M1 (segment decisions), M2 (pre-check runs), M3 (location queries, shortlists), M4 (organisations, collaboration requests) — sources of the demand index</w:t>
+      </w:r>
+    </w:p>
+    <w:p>
+      <w:pPr>
+        <w:numPr>
+          <w:ilvl w:val="0"/>
+          <w:numId w:val="1004"/>
+        </w:numPr>
+        <w:pStyle w:val="Compact"/>
+      </w:pPr>
+      <w:r>
+        <w:t xml:space="preserve">M3, M4, M2 admin screens — callers of the audit log write</w:t>
+      </w:r>
+    </w:p>
+    <w:p>
+      <w:pPr>
+        <w:numPr>
+          <w:ilvl w:val="0"/>
+          <w:numId w:val="1004"/>
+        </w:numPr>
+        <w:pStyle w:val="Compact"/>
+      </w:pPr>
+      <w:r>
         <w:t xml:space="preserve">External: language model API (commentary draft), PDF rendering</w:t>
       </w:r>
     </w:p>
-    <w:bookmarkEnd w:id="20"/>
-    <w:bookmarkStart w:id="21" w:name="X572f76d4414d525199501e7085f189788c65188"/>
+    <w:bookmarkEnd w:id="22"/>
+    <w:bookmarkStart w:id="23" w:name="X572f76d4414d525199501e7085f189788c65188"/>
     <w:p>
       <w:pPr>
         <w:pStyle w:val="Heading2"/>
@@ -888,8 +949,8 @@
         </w:tc>
       </w:tr>
     </w:tbl>
-    <w:bookmarkEnd w:id="21"/>
-    <w:bookmarkStart w:id="27" w:name="X6e9f8def7ab98f65fc162bbf7fd6dd9285f3897"/>
+    <w:bookmarkEnd w:id="23"/>
+    <w:bookmarkStart w:id="29" w:name="X6e9f8def7ab98f65fc162bbf7fd6dd9285f3897"/>
     <w:p>
       <w:pPr>
         <w:pStyle w:val="Heading2"/>
@@ -898,7 +959,7 @@
         <w:t xml:space="preserve">3. User scenarios and acceptance criteria</w:t>
       </w:r>
     </w:p>
-    <w:bookmarkStart w:id="22" w:name="Xcaf88456f8e05c53841e96a8b24dbee8d16e15b"/>
+    <w:bookmarkStart w:id="24" w:name="Xcaf88456f8e05c53841e96a8b24dbee8d16e15b"/>
     <w:p>
       <w:pPr>
         <w:pStyle w:val="Heading3"/>
@@ -923,280 +984,6 @@
       </w:r>
       <w:r>
         <w:t xml:space="preserve">As VFDA staff, I want every newly published organisation profile to wait in a queue until I approve it, so that VFDA's name is never attached to content it has not seen.</w:t>
-      </w:r>
-    </w:p>
-    <w:p>
-      <w:pPr>
-        <w:pStyle w:val="BodyText"/>
-      </w:pPr>
-      <w:r>
-        <w:rPr>
-          <w:bCs/>
-          <w:b/>
-        </w:rPr>
-        <w:t xml:space="preserve">Acceptance scenarios</w:t>
-      </w:r>
-    </w:p>
-    <w:p>
-      <w:pPr>
-        <w:numPr>
-          <w:ilvl w:val="0"/>
-          <w:numId w:val="1004"/>
-        </w:numPr>
-        <w:pStyle w:val="Compact"/>
-      </w:pPr>
-      <w:r>
-        <w:rPr>
-          <w:bCs/>
-          <w:b/>
-        </w:rPr>
-        <w:t xml:space="preserve">Given</w:t>
-      </w:r>
-      <w:r>
-        <w:t xml:space="preserve"> </w:t>
-      </w:r>
-      <w:r>
-        <w:t xml:space="preserve">partner Mekong Frame Co. edits its public profile description,</w:t>
-      </w:r>
-      <w:r>
-        <w:t xml:space="preserve"> </w:t>
-      </w:r>
-      <w:r>
-        <w:rPr>
-          <w:bCs/>
-          <w:b/>
-        </w:rPr>
-        <w:t xml:space="preserve">When</w:t>
-      </w:r>
-      <w:r>
-        <w:t xml:space="preserve"> </w:t>
-      </w:r>
-      <w:r>
-        <w:t xml:space="preserve">it saves,</w:t>
-      </w:r>
-      <w:r>
-        <w:t xml:space="preserve"> </w:t>
-      </w:r>
-      <w:r>
-        <w:rPr>
-          <w:bCs/>
-          <w:b/>
-        </w:rPr>
-        <w:t xml:space="preserve">Then</w:t>
-      </w:r>
-      <w:r>
-        <w:t xml:space="preserve"> </w:t>
-      </w:r>
-      <w:r>
-        <w:t xml:space="preserve">the change appears in the moderation queue with type</w:t>
-      </w:r>
-      <w:r>
-        <w:t xml:space="preserve"> </w:t>
-      </w:r>
-      <w:r>
-        <w:rPr>
-          <w:rStyle w:val="VerbatimChar"/>
-        </w:rPr>
-        <w:t xml:space="preserve">org_profile</w:t>
-      </w:r>
-      <w:r>
-        <w:t xml:space="preserve"> </w:t>
-      </w:r>
-      <w:r>
-        <w:t xml:space="preserve">and the public page keeps showing the previous approved text.</w:t>
-      </w:r>
-    </w:p>
-    <w:p>
-      <w:pPr>
-        <w:numPr>
-          <w:ilvl w:val="0"/>
-          <w:numId w:val="1004"/>
-        </w:numPr>
-        <w:pStyle w:val="Compact"/>
-      </w:pPr>
-      <w:r>
-        <w:rPr>
-          <w:bCs/>
-          <w:b/>
-        </w:rPr>
-        <w:t xml:space="preserve">Given</w:t>
-      </w:r>
-      <w:r>
-        <w:t xml:space="preserve"> </w:t>
-      </w:r>
-      <w:r>
-        <w:t xml:space="preserve">an item in the queue,</w:t>
-      </w:r>
-      <w:r>
-        <w:t xml:space="preserve"> </w:t>
-      </w:r>
-      <w:r>
-        <w:rPr>
-          <w:bCs/>
-          <w:b/>
-        </w:rPr>
-        <w:t xml:space="preserve">When</w:t>
-      </w:r>
-      <w:r>
-        <w:t xml:space="preserve"> </w:t>
-      </w:r>
-      <w:r>
-        <w:t xml:space="preserve">staff choose</w:t>
-      </w:r>
-      <w:r>
-        <w:t xml:space="preserve"> </w:t>
-      </w:r>
-      <w:r>
-        <w:rPr>
-          <w:iCs/>
-          <w:i/>
-        </w:rPr>
-        <w:t xml:space="preserve">Hide</w:t>
-      </w:r>
-      <w:r>
-        <w:t xml:space="preserve"> </w:t>
-      </w:r>
-      <w:r>
-        <w:t xml:space="preserve">without typing a reason,</w:t>
-      </w:r>
-      <w:r>
-        <w:t xml:space="preserve"> </w:t>
-      </w:r>
-      <w:r>
-        <w:rPr>
-          <w:bCs/>
-          <w:b/>
-        </w:rPr>
-        <w:t xml:space="preserve">Then</w:t>
-      </w:r>
-      <w:r>
-        <w:t xml:space="preserve"> </w:t>
-      </w:r>
-      <w:r>
-        <w:t xml:space="preserve">the decision is refused with</w:t>
-      </w:r>
-      <w:r>
-        <w:t xml:space="preserve"> </w:t>
-      </w:r>
-      <w:r>
-        <w:rPr>
-          <w:iCs/>
-          <w:i/>
-        </w:rPr>
-        <w:t xml:space="preserve">A reason is required to hide content</w:t>
-      </w:r>
-      <w:r>
-        <w:t xml:space="preserve">.</w:t>
-      </w:r>
-    </w:p>
-    <w:p>
-      <w:pPr>
-        <w:numPr>
-          <w:ilvl w:val="0"/>
-          <w:numId w:val="1004"/>
-        </w:numPr>
-        <w:pStyle w:val="Compact"/>
-      </w:pPr>
-      <w:r>
-        <w:rPr>
-          <w:bCs/>
-          <w:b/>
-        </w:rPr>
-        <w:t xml:space="preserve">Given</w:t>
-      </w:r>
-      <w:r>
-        <w:t xml:space="preserve"> </w:t>
-      </w:r>
-      <w:r>
-        <w:t xml:space="preserve">staff choose</w:t>
-      </w:r>
-      <w:r>
-        <w:t xml:space="preserve"> </w:t>
-      </w:r>
-      <w:r>
-        <w:rPr>
-          <w:iCs/>
-          <w:i/>
-        </w:rPr>
-        <w:t xml:space="preserve">Approve</w:t>
-      </w:r>
-      <w:r>
-        <w:t xml:space="preserve">,</w:t>
-      </w:r>
-      <w:r>
-        <w:t xml:space="preserve"> </w:t>
-      </w:r>
-      <w:r>
-        <w:rPr>
-          <w:bCs/>
-          <w:b/>
-        </w:rPr>
-        <w:t xml:space="preserve">When</w:t>
-      </w:r>
-      <w:r>
-        <w:t xml:space="preserve"> </w:t>
-      </w:r>
-      <w:r>
-        <w:t xml:space="preserve">the decision is saved,</w:t>
-      </w:r>
-      <w:r>
-        <w:t xml:space="preserve"> </w:t>
-      </w:r>
-      <w:r>
-        <w:rPr>
-          <w:bCs/>
-          <w:b/>
-        </w:rPr>
-        <w:t xml:space="preserve">Then</w:t>
-      </w:r>
-      <w:r>
-        <w:t xml:space="preserve"> </w:t>
-      </w:r>
-      <w:r>
-        <w:t xml:space="preserve">the new text is public within one minute and an audit record</w:t>
-      </w:r>
-      <w:r>
-        <w:t xml:space="preserve"> </w:t>
-      </w:r>
-      <w:r>
-        <w:rPr>
-          <w:rStyle w:val="VerbatimChar"/>
-        </w:rPr>
-        <w:t xml:space="preserve">content.approve</w:t>
-      </w:r>
-      <w:r>
-        <w:t xml:space="preserve"> </w:t>
-      </w:r>
-      <w:r>
-        <w:t xml:space="preserve">names the staff member, the item and the time.</w:t>
-      </w:r>
-    </w:p>
-    <w:bookmarkEnd w:id="22"/>
-    <w:bookmarkStart w:id="23" w:name="X86828026ddad0de3cc3ee0139170c671a3d9acf"/>
-    <w:p>
-      <w:pPr>
-        <w:pStyle w:val="Heading3"/>
-      </w:pPr>
-      <w:r>
-        <w:t xml:space="preserve">US-2 (P2): See international demand for the quarter</w:t>
-      </w:r>
-    </w:p>
-    <w:p>
-      <w:pPr>
-        <w:pStyle w:val="FirstParagraph"/>
-      </w:pPr>
-      <w:r>
-        <w:rPr>
-          <w:bCs/>
-          <w:b/>
-        </w:rPr>
-        <w:t xml:space="preserve">Journey.</w:t>
-      </w:r>
-      <w:r>
-        <w:t xml:space="preserve"> </w:t>
-      </w:r>
-      <w:r>
-        <w:t xml:space="preserve">As VFDA staff, I want the six demand indicators for a period, so that I can tell VFDA's leadership which markets and provinces are asking about Vietnam.</w:t>
       </w:r>
     </w:p>
     <w:p>
@@ -1230,7 +1017,7 @@
         <w:t xml:space="preserve"> </w:t>
       </w:r>
       <w:r>
-        <w:t xml:space="preserve">the seed data and the period Q3 2026 (01/07/2026–30/09/2026),</w:t>
+        <w:t xml:space="preserve">partner Mekong Frame Co. edits its public profile description,</w:t>
       </w:r>
       <w:r>
         <w:t xml:space="preserve"> </w:t>
@@ -1246,7 +1033,7 @@
         <w:t xml:space="preserve"> </w:t>
       </w:r>
       <w:r>
-        <w:t xml:space="preserve">staff open the demand index,</w:t>
+        <w:t xml:space="preserve">it saves,</w:t>
       </w:r>
       <w:r>
         <w:t xml:space="preserve"> </w:t>
@@ -1262,7 +1049,22 @@
         <w:t xml:space="preserve"> </w:t>
       </w:r>
       <w:r>
-        <w:t xml:space="preserve">the six indicators are shown, each with the number of records it was computed from.</w:t>
+        <w:t xml:space="preserve">the change appears in the moderation queue with type</w:t>
+      </w:r>
+      <w:r>
+        <w:t xml:space="preserve"> </w:t>
+      </w:r>
+      <w:r>
+        <w:rPr>
+          <w:rStyle w:val="VerbatimChar"/>
+        </w:rPr>
+        <w:t xml:space="preserve">org_profile</w:t>
+      </w:r>
+      <w:r>
+        <w:t xml:space="preserve"> </w:t>
+      </w:r>
+      <w:r>
+        <w:t xml:space="preserve">and the public page keeps showing the previous approved text.</w:t>
       </w:r>
     </w:p>
     <w:p>
@@ -1284,7 +1086,7 @@
         <w:t xml:space="preserve"> </w:t>
       </w:r>
       <w:r>
-        <w:t xml:space="preserve">an indicator built from fewer than 5 records,</w:t>
+        <w:t xml:space="preserve">an item in the queue,</w:t>
       </w:r>
       <w:r>
         <w:t xml:space="preserve"> </w:t>
@@ -1300,7 +1102,23 @@
         <w:t xml:space="preserve"> </w:t>
       </w:r>
       <w:r>
-        <w:t xml:space="preserve">it is shown,</w:t>
+        <w:t xml:space="preserve">staff choose</w:t>
+      </w:r>
+      <w:r>
+        <w:t xml:space="preserve"> </w:t>
+      </w:r>
+      <w:r>
+        <w:rPr>
+          <w:iCs/>
+          <w:i/>
+        </w:rPr>
+        <w:t xml:space="preserve">Hide</w:t>
+      </w:r>
+      <w:r>
+        <w:t xml:space="preserve"> </w:t>
+      </w:r>
+      <w:r>
+        <w:t xml:space="preserve">without typing a reason,</w:t>
       </w:r>
       <w:r>
         <w:t xml:space="preserve"> </w:t>
@@ -1316,7 +1134,7 @@
         <w:t xml:space="preserve"> </w:t>
       </w:r>
       <w:r>
-        <w:t xml:space="preserve">it reads</w:t>
+        <w:t xml:space="preserve">the decision is refused with</w:t>
       </w:r>
       <w:r>
         <w:t xml:space="preserve"> </w:t>
@@ -1326,13 +1144,10 @@
           <w:iCs/>
           <w:i/>
         </w:rPr>
-        <w:t xml:space="preserve">Not enough data</w:t>
-      </w:r>
-      <w:r>
-        <w:t xml:space="preserve"> </w:t>
-      </w:r>
-      <w:r>
-        <w:t xml:space="preserve">instead of a percentage.</w:t>
+        <w:t xml:space="preserve">A reason is required to hide content</w:t>
+      </w:r>
+      <w:r>
+        <w:t xml:space="preserve">.</w:t>
       </w:r>
     </w:p>
     <w:p>
@@ -1354,7 +1169,7 @@
         <w:t xml:space="preserve"> </w:t>
       </w:r>
       <w:r>
-        <w:t xml:space="preserve">the period filter is changed from</w:t>
+        <w:t xml:space="preserve">staff choose</w:t>
       </w:r>
       <w:r>
         <w:t xml:space="preserve"> </w:t>
@@ -1364,29 +1179,10 @@
           <w:iCs/>
           <w:i/>
         </w:rPr>
-        <w:t xml:space="preserve">Quarter</w:t>
-      </w:r>
-      <w:r>
-        <w:t xml:space="preserve"> </w:t>
-      </w:r>
-      <w:r>
-        <w:t xml:space="preserve">to</w:t>
-      </w:r>
-      <w:r>
-        <w:t xml:space="preserve"> </w:t>
-      </w:r>
-      <w:r>
-        <w:rPr>
-          <w:iCs/>
-          <w:i/>
-        </w:rPr>
-        <w:t xml:space="preserve">Month</w:t>
-      </w:r>
-      <w:r>
-        <w:t xml:space="preserve"> </w:t>
-      </w:r>
-      <w:r>
-        <w:t xml:space="preserve">(September 2026),</w:t>
+        <w:t xml:space="preserve">Approve</w:t>
+      </w:r>
+      <w:r>
+        <w:t xml:space="preserve">,</w:t>
       </w:r>
       <w:r>
         <w:t xml:space="preserve"> </w:t>
@@ -1402,7 +1198,7 @@
         <w:t xml:space="preserve"> </w:t>
       </w:r>
       <w:r>
-        <w:t xml:space="preserve">the view reloads,</w:t>
+        <w:t xml:space="preserve">the decision is saved,</w:t>
       </w:r>
       <w:r>
         <w:t xml:space="preserve"> </w:t>
@@ -1418,17 +1214,32 @@
         <w:t xml:space="preserve"> </w:t>
       </w:r>
       <w:r>
-        <w:t xml:space="preserve">every indicator is recomputed for that month only.</w:t>
+        <w:t xml:space="preserve">the new text is public within one minute and an audit record</w:t>
+      </w:r>
+      <w:r>
+        <w:t xml:space="preserve"> </w:t>
+      </w:r>
+      <w:r>
+        <w:rPr>
+          <w:rStyle w:val="VerbatimChar"/>
+        </w:rPr>
+        <w:t xml:space="preserve">content.approve</w:t>
+      </w:r>
+      <w:r>
+        <w:t xml:space="preserve"> </w:t>
+      </w:r>
+      <w:r>
+        <w:t xml:space="preserve">names the staff member, the item and the time.</w:t>
       </w:r>
     </w:p>
-    <w:bookmarkEnd w:id="23"/>
-    <w:bookmarkStart w:id="24" w:name="X56dc647d0555504649378b5d1d5a45f426716f9"/>
+    <w:bookmarkEnd w:id="24"/>
+    <w:bookmarkStart w:id="25" w:name="X86828026ddad0de3cc3ee0139170c671a3d9acf"/>
     <w:p>
       <w:pPr>
         <w:pStyle w:val="Heading3"/>
       </w:pPr>
       <w:r>
-        <w:t xml:space="preserve">US-3 (P2): Send a quarterly report that can be defended</w:t>
+        <w:t xml:space="preserve">US-2 (P2): See international demand for the quarter</w:t>
       </w:r>
     </w:p>
     <w:p>
@@ -1446,7 +1257,7 @@
         <w:t xml:space="preserve"> </w:t>
       </w:r>
       <w:r>
-        <w:t xml:space="preserve">As VFDA staff, I want a drafted quarterly report whose every number I can trace, so that I can sign it and send it to the Cinema Department without rechecking by hand.</w:t>
+        <w:t xml:space="preserve">As VFDA staff, I want the six demand indicators for a period, so that I can tell VFDA's leadership which markets and provinces are asking about Vietnam.</w:t>
       </w:r>
     </w:p>
     <w:p>
@@ -1480,7 +1291,7 @@
         <w:t xml:space="preserve"> </w:t>
       </w:r>
       <w:r>
-        <w:t xml:space="preserve">the Q3 2026 indicators,</w:t>
+        <w:t xml:space="preserve">the seed data and the period Q3 2026 (01/07/2026–30/09/2026),</w:t>
       </w:r>
       <w:r>
         <w:t xml:space="preserve"> </w:t>
@@ -1496,20 +1307,7 @@
         <w:t xml:space="preserve"> </w:t>
       </w:r>
       <w:r>
-        <w:t xml:space="preserve">staff click</w:t>
-      </w:r>
-      <w:r>
-        <w:t xml:space="preserve"> </w:t>
-      </w:r>
-      <w:r>
-        <w:rPr>
-          <w:iCs/>
-          <w:i/>
-        </w:rPr>
-        <w:t xml:space="preserve">Draft commentary</w:t>
-      </w:r>
-      <w:r>
-        <w:t xml:space="preserve">,</w:t>
+        <w:t xml:space="preserve">staff open the demand index,</w:t>
       </w:r>
       <w:r>
         <w:t xml:space="preserve"> </w:t>
@@ -1525,7 +1323,7 @@
         <w:t xml:space="preserve"> </w:t>
       </w:r>
       <w:r>
-        <w:t xml:space="preserve">a Vietnamese and an English draft appear, and every number in them links to the indicator it came from.</w:t>
+        <w:t xml:space="preserve">the six indicators are shown, each with the number of records it was computed from.</w:t>
       </w:r>
     </w:p>
     <w:p>
@@ -1547,7 +1345,39 @@
         <w:t xml:space="preserve"> </w:t>
       </w:r>
       <w:r>
-        <w:t xml:space="preserve">a draft that has not been marked</w:t>
+        <w:t xml:space="preserve">an indicator built from fewer than 5 records,</w:t>
+      </w:r>
+      <w:r>
+        <w:t xml:space="preserve"> </w:t>
+      </w:r>
+      <w:r>
+        <w:rPr>
+          <w:bCs/>
+          <w:b/>
+        </w:rPr>
+        <w:t xml:space="preserve">When</w:t>
+      </w:r>
+      <w:r>
+        <w:t xml:space="preserve"> </w:t>
+      </w:r>
+      <w:r>
+        <w:t xml:space="preserve">it is shown,</w:t>
+      </w:r>
+      <w:r>
+        <w:t xml:space="preserve"> </w:t>
+      </w:r>
+      <w:r>
+        <w:rPr>
+          <w:bCs/>
+          <w:b/>
+        </w:rPr>
+        <w:t xml:space="preserve">Then</w:t>
+      </w:r>
+      <w:r>
+        <w:t xml:space="preserve"> </w:t>
+      </w:r>
+      <w:r>
+        <w:t xml:space="preserve">it reads</w:t>
       </w:r>
       <w:r>
         <w:t xml:space="preserve"> </w:t>
@@ -1557,68 +1387,13 @@
           <w:iCs/>
           <w:i/>
         </w:rPr>
-        <w:t xml:space="preserve">Reread by</w:t>
-      </w:r>
-      <w:r>
-        <w:t xml:space="preserve">,</w:t>
-      </w:r>
-      <w:r>
-        <w:t xml:space="preserve"> </w:t>
-      </w:r>
-      <w:r>
-        <w:rPr>
-          <w:bCs/>
-          <w:b/>
-        </w:rPr>
-        <w:t xml:space="preserve">When</w:t>
-      </w:r>
-      <w:r>
-        <w:t xml:space="preserve"> </w:t>
-      </w:r>
-      <w:r>
-        <w:t xml:space="preserve">staff click</w:t>
-      </w:r>
-      <w:r>
-        <w:t xml:space="preserve"> </w:t>
-      </w:r>
-      <w:r>
-        <w:rPr>
-          <w:iCs/>
-          <w:i/>
-        </w:rPr>
-        <w:t xml:space="preserve">Export PDF</w:t>
-      </w:r>
-      <w:r>
-        <w:t xml:space="preserve">,</w:t>
-      </w:r>
-      <w:r>
-        <w:t xml:space="preserve"> </w:t>
-      </w:r>
-      <w:r>
-        <w:rPr>
-          <w:bCs/>
-          <w:b/>
-        </w:rPr>
-        <w:t xml:space="preserve">Then</w:t>
-      </w:r>
-      <w:r>
-        <w:t xml:space="preserve"> </w:t>
-      </w:r>
-      <w:r>
-        <w:t xml:space="preserve">the export is refused with</w:t>
-      </w:r>
-      <w:r>
-        <w:t xml:space="preserve"> </w:t>
-      </w:r>
-      <w:r>
-        <w:rPr>
-          <w:iCs/>
-          <w:i/>
-        </w:rPr>
-        <w:t xml:space="preserve">A staff member must reread the report first</w:t>
-      </w:r>
-      <w:r>
-        <w:t xml:space="preserve">.</w:t>
+        <w:t xml:space="preserve">Not enough data</w:t>
+      </w:r>
+      <w:r>
+        <w:t xml:space="preserve"> </w:t>
+      </w:r>
+      <w:r>
+        <w:t xml:space="preserve">instead of a percentage.</w:t>
       </w:r>
     </w:p>
     <w:p>
@@ -1640,7 +1415,39 @@
         <w:t xml:space="preserve"> </w:t>
       </w:r>
       <w:r>
-        <w:t xml:space="preserve">the reread is recorded,</w:t>
+        <w:t xml:space="preserve">the period filter is changed from</w:t>
+      </w:r>
+      <w:r>
+        <w:t xml:space="preserve"> </w:t>
+      </w:r>
+      <w:r>
+        <w:rPr>
+          <w:iCs/>
+          <w:i/>
+        </w:rPr>
+        <w:t xml:space="preserve">Quarter</w:t>
+      </w:r>
+      <w:r>
+        <w:t xml:space="preserve"> </w:t>
+      </w:r>
+      <w:r>
+        <w:t xml:space="preserve">to</w:t>
+      </w:r>
+      <w:r>
+        <w:t xml:space="preserve"> </w:t>
+      </w:r>
+      <w:r>
+        <w:rPr>
+          <w:iCs/>
+          <w:i/>
+        </w:rPr>
+        <w:t xml:space="preserve">Month</w:t>
+      </w:r>
+      <w:r>
+        <w:t xml:space="preserve"> </w:t>
+      </w:r>
+      <w:r>
+        <w:t xml:space="preserve">(September 2026),</w:t>
       </w:r>
       <w:r>
         <w:t xml:space="preserve"> </w:t>
@@ -1656,7 +1463,7 @@
         <w:t xml:space="preserve"> </w:t>
       </w:r>
       <w:r>
-        <w:t xml:space="preserve">staff export,</w:t>
+        <w:t xml:space="preserve">the view reloads,</w:t>
       </w:r>
       <w:r>
         <w:t xml:space="preserve"> </w:t>
@@ -1672,17 +1479,17 @@
         <w:t xml:space="preserve"> </w:t>
       </w:r>
       <w:r>
-        <w:t xml:space="preserve">a PDF with VFDA branding is produced and the export is written to the audit log.</w:t>
+        <w:t xml:space="preserve">every indicator is recomputed for that month only.</w:t>
       </w:r>
     </w:p>
-    <w:bookmarkEnd w:id="24"/>
-    <w:bookmarkStart w:id="25" w:name="Xed863b9aeab34e6825669300821b3f12c285989"/>
+    <w:bookmarkEnd w:id="25"/>
+    <w:bookmarkStart w:id="26" w:name="X56dc647d0555504649378b5d1d5a45f426716f9"/>
     <w:p>
       <w:pPr>
         <w:pStyle w:val="Heading3"/>
       </w:pPr>
       <w:r>
-        <w:t xml:space="preserve">US-4 (P1): Every admin action leaves a trace</w:t>
+        <w:t xml:space="preserve">US-3 (P2): Send a quarterly report that can be defended</w:t>
       </w:r>
     </w:p>
     <w:p>
@@ -1700,7 +1507,7 @@
         <w:t xml:space="preserve"> </w:t>
       </w:r>
       <w:r>
-        <w:t xml:space="preserve">As an admin, I want every change made by VFDA staff, the Legal Board or admins to be recorded permanently, so that disputes about who did what can be settled from the record.</w:t>
+        <w:t xml:space="preserve">As VFDA staff, I want a drafted quarterly report whose every number I can trace, so that I can sign it and send it to the Cinema Department without rechecking by hand.</w:t>
       </w:r>
     </w:p>
     <w:p>
@@ -1734,7 +1541,23 @@
         <w:t xml:space="preserve"> </w:t>
       </w:r>
       <w:r>
-        <w:t xml:space="preserve">VFDA staff publish location</w:t>
+        <w:t xml:space="preserve">the Q3 2026 indicators,</w:t>
+      </w:r>
+      <w:r>
+        <w:t xml:space="preserve"> </w:t>
+      </w:r>
+      <w:r>
+        <w:rPr>
+          <w:bCs/>
+          <w:b/>
+        </w:rPr>
+        <w:t xml:space="preserve">When</w:t>
+      </w:r>
+      <w:r>
+        <w:t xml:space="preserve"> </w:t>
+      </w:r>
+      <w:r>
+        <w:t xml:space="preserve">staff click</w:t>
       </w:r>
       <w:r>
         <w:t xml:space="preserve"> </w:t>
@@ -1744,13 +1567,10 @@
           <w:iCs/>
           <w:i/>
         </w:rPr>
-        <w:t xml:space="preserve">Tràng An</w:t>
-      </w:r>
-      <w:r>
-        <w:t xml:space="preserve"> </w:t>
-      </w:r>
-      <w:r>
-        <w:t xml:space="preserve">on SC-35,</w:t>
+        <w:t xml:space="preserve">Draft commentary</w:t>
+      </w:r>
+      <w:r>
+        <w:t xml:space="preserve">,</w:t>
       </w:r>
       <w:r>
         <w:t xml:space="preserve"> </w:t>
@@ -1760,41 +1580,13 @@
           <w:bCs/>
           <w:b/>
         </w:rPr>
-        <w:t xml:space="preserve">When</w:t>
-      </w:r>
-      <w:r>
-        <w:t xml:space="preserve"> </w:t>
-      </w:r>
-      <w:r>
-        <w:t xml:space="preserve">the publish succeeds,</w:t>
-      </w:r>
-      <w:r>
-        <w:t xml:space="preserve"> </w:t>
-      </w:r>
-      <w:r>
-        <w:rPr>
-          <w:bCs/>
-          <w:b/>
-        </w:rPr>
         <w:t xml:space="preserve">Then</w:t>
       </w:r>
       <w:r>
         <w:t xml:space="preserve"> </w:t>
       </w:r>
       <w:r>
-        <w:t xml:space="preserve">one audit record is written with action</w:t>
-      </w:r>
-      <w:r>
-        <w:t xml:space="preserve"> </w:t>
-      </w:r>
-      <w:r>
-        <w:rPr>
-          <w:rStyle w:val="VerbatimChar"/>
-        </w:rPr>
-        <w:t xml:space="preserve">location.publish</w:t>
-      </w:r>
-      <w:r>
-        <w:t xml:space="preserve">, the staff member's ID, the location ID and the time.</w:t>
+        <w:t xml:space="preserve">a Vietnamese and an English draft appear, and every number in them links to the indicator it came from.</w:t>
       </w:r>
     </w:p>
     <w:p>
@@ -1816,7 +1608,20 @@
         <w:t xml:space="preserve"> </w:t>
       </w:r>
       <w:r>
-        <w:t xml:space="preserve">any user, including an admin,</w:t>
+        <w:t xml:space="preserve">a draft that has not been marked</w:t>
+      </w:r>
+      <w:r>
+        <w:t xml:space="preserve"> </w:t>
+      </w:r>
+      <w:r>
+        <w:rPr>
+          <w:iCs/>
+          <w:i/>
+        </w:rPr>
+        <w:t xml:space="preserve">Reread by</w:t>
+      </w:r>
+      <w:r>
+        <w:t xml:space="preserve">,</w:t>
       </w:r>
       <w:r>
         <w:t xml:space="preserve"> </w:t>
@@ -1832,7 +1637,20 @@
         <w:t xml:space="preserve"> </w:t>
       </w:r>
       <w:r>
-        <w:t xml:space="preserve">they try to update or delete an audit record,</w:t>
+        <w:t xml:space="preserve">staff click</w:t>
+      </w:r>
+      <w:r>
+        <w:t xml:space="preserve"> </w:t>
+      </w:r>
+      <w:r>
+        <w:rPr>
+          <w:iCs/>
+          <w:i/>
+        </w:rPr>
+        <w:t xml:space="preserve">Export PDF</w:t>
+      </w:r>
+      <w:r>
+        <w:t xml:space="preserve">,</w:t>
       </w:r>
       <w:r>
         <w:t xml:space="preserve"> </w:t>
@@ -1848,7 +1666,20 @@
         <w:t xml:space="preserve"> </w:t>
       </w:r>
       <w:r>
-        <w:t xml:space="preserve">the database refuses the change.</w:t>
+        <w:t xml:space="preserve">the export is refused with</w:t>
+      </w:r>
+      <w:r>
+        <w:t xml:space="preserve"> </w:t>
+      </w:r>
+      <w:r>
+        <w:rPr>
+          <w:iCs/>
+          <w:i/>
+        </w:rPr>
+        <w:t xml:space="preserve">A staff member must reread the report first</w:t>
+      </w:r>
+      <w:r>
+        <w:t xml:space="preserve">.</w:t>
       </w:r>
     </w:p>
     <w:p>
@@ -1870,23 +1701,7 @@
         <w:t xml:space="preserve"> </w:t>
       </w:r>
       <w:r>
-        <w:t xml:space="preserve">an admin filters the log by person</w:t>
-      </w:r>
-      <w:r>
-        <w:t xml:space="preserve"> </w:t>
-      </w:r>
-      <w:r>
-        <w:rPr>
-          <w:iCs/>
-          <w:i/>
-        </w:rPr>
-        <w:t xml:space="preserve">Nguyễn Thị Thu Hà</w:t>
-      </w:r>
-      <w:r>
-        <w:t xml:space="preserve"> </w:t>
-      </w:r>
-      <w:r>
-        <w:t xml:space="preserve">and September 2026,</w:t>
+        <w:t xml:space="preserve">the reread is recorded,</w:t>
       </w:r>
       <w:r>
         <w:t xml:space="preserve"> </w:t>
@@ -1902,7 +1717,7 @@
         <w:t xml:space="preserve"> </w:t>
       </w:r>
       <w:r>
-        <w:t xml:space="preserve">the search runs,</w:t>
+        <w:t xml:space="preserve">staff export,</w:t>
       </w:r>
       <w:r>
         <w:t xml:space="preserve"> </w:t>
@@ -1918,17 +1733,47 @@
         <w:t xml:space="preserve"> </w:t>
       </w:r>
       <w:r>
-        <w:t xml:space="preserve">only her actions in that month are listed, newest first.</w:t>
+        <w:t xml:space="preserve">a PDF with VFDA branding is produced and the export is written to the audit log.</w:t>
       </w:r>
     </w:p>
-    <w:bookmarkEnd w:id="25"/>
-    <w:bookmarkStart w:id="26" w:name="edge-cases"/>
+    <w:bookmarkEnd w:id="26"/>
+    <w:bookmarkStart w:id="27" w:name="Xed863b9aeab34e6825669300821b3f12c285989"/>
     <w:p>
       <w:pPr>
         <w:pStyle w:val="Heading3"/>
       </w:pPr>
       <w:r>
-        <w:t xml:space="preserve">Edge cases</w:t>
+        <w:t xml:space="preserve">US-4 (P1): Every admin action leaves a trace</w:t>
+      </w:r>
+    </w:p>
+    <w:p>
+      <w:pPr>
+        <w:pStyle w:val="FirstParagraph"/>
+      </w:pPr>
+      <w:r>
+        <w:rPr>
+          <w:bCs/>
+          <w:b/>
+        </w:rPr>
+        <w:t xml:space="preserve">Journey.</w:t>
+      </w:r>
+      <w:r>
+        <w:t xml:space="preserve"> </w:t>
+      </w:r>
+      <w:r>
+        <w:t xml:space="preserve">As an admin, I want every change made by VFDA staff, the Legal Board or admins to be recorded permanently, so that disputes about who did what can be settled from the record.</w:t>
+      </w:r>
+    </w:p>
+    <w:p>
+      <w:pPr>
+        <w:pStyle w:val="BodyText"/>
+      </w:pPr>
+      <w:r>
+        <w:rPr>
+          <w:bCs/>
+          <w:b/>
+        </w:rPr>
+        <w:t xml:space="preserve">Acceptance scenarios</w:t>
       </w:r>
     </w:p>
     <w:p>
@@ -1940,7 +1785,17 @@
         <w:pStyle w:val="Compact"/>
       </w:pPr>
       <w:r>
-        <w:t xml:space="preserve">The commentary draft fails (model unavailable): the indicators and the PDF export still work; the commentary field stays empty with</w:t>
+        <w:rPr>
+          <w:bCs/>
+          <w:b/>
+        </w:rPr>
+        <w:t xml:space="preserve">Given</w:t>
+      </w:r>
+      <w:r>
+        <w:t xml:space="preserve"> </w:t>
+      </w:r>
+      <w:r>
+        <w:t xml:space="preserve">VFDA staff publish location</w:t>
       </w:r>
       <w:r>
         <w:t xml:space="preserve"> </w:t>
@@ -1950,10 +1805,57 @@
           <w:iCs/>
           <w:i/>
         </w:rPr>
-        <w:t xml:space="preserve">Draft unavailable — write it by hand</w:t>
-      </w:r>
-      <w:r>
-        <w:t xml:space="preserve">.</w:t>
+        <w:t xml:space="preserve">Tràng An</w:t>
+      </w:r>
+      <w:r>
+        <w:t xml:space="preserve"> </w:t>
+      </w:r>
+      <w:r>
+        <w:t xml:space="preserve">on SC-35,</w:t>
+      </w:r>
+      <w:r>
+        <w:t xml:space="preserve"> </w:t>
+      </w:r>
+      <w:r>
+        <w:rPr>
+          <w:bCs/>
+          <w:b/>
+        </w:rPr>
+        <w:t xml:space="preserve">When</w:t>
+      </w:r>
+      <w:r>
+        <w:t xml:space="preserve"> </w:t>
+      </w:r>
+      <w:r>
+        <w:t xml:space="preserve">the publish succeeds,</w:t>
+      </w:r>
+      <w:r>
+        <w:t xml:space="preserve"> </w:t>
+      </w:r>
+      <w:r>
+        <w:rPr>
+          <w:bCs/>
+          <w:b/>
+        </w:rPr>
+        <w:t xml:space="preserve">Then</w:t>
+      </w:r>
+      <w:r>
+        <w:t xml:space="preserve"> </w:t>
+      </w:r>
+      <w:r>
+        <w:t xml:space="preserve">one audit record is written with action</w:t>
+      </w:r>
+      <w:r>
+        <w:t xml:space="preserve"> </w:t>
+      </w:r>
+      <w:r>
+        <w:rPr>
+          <w:rStyle w:val="VerbatimChar"/>
+        </w:rPr>
+        <w:t xml:space="preserve">location.publish</w:t>
+      </w:r>
+      <w:r>
+        <w:t xml:space="preserve">, the staff member's ID, the location ID and the time.</w:t>
       </w:r>
     </w:p>
     <w:p>
@@ -1965,20 +1867,49 @@
         <w:pStyle w:val="Compact"/>
       </w:pPr>
       <w:r>
-        <w:t xml:space="preserve">An item in the moderation queue is edited again before it is reviewed: the queue keeps only the latest version and says</w:t>
-      </w:r>
-      <w:r>
-        <w:t xml:space="preserve"> </w:t>
-      </w:r>
-      <w:r>
-        <w:rPr>
-          <w:iCs/>
-          <w:i/>
-        </w:rPr>
-        <w:t xml:space="preserve">Updated after submission</w:t>
-      </w:r>
-      <w:r>
-        <w:t xml:space="preserve">.</w:t>
+        <w:rPr>
+          <w:bCs/>
+          <w:b/>
+        </w:rPr>
+        <w:t xml:space="preserve">Given</w:t>
+      </w:r>
+      <w:r>
+        <w:t xml:space="preserve"> </w:t>
+      </w:r>
+      <w:r>
+        <w:t xml:space="preserve">any user, including an admin,</w:t>
+      </w:r>
+      <w:r>
+        <w:t xml:space="preserve"> </w:t>
+      </w:r>
+      <w:r>
+        <w:rPr>
+          <w:bCs/>
+          <w:b/>
+        </w:rPr>
+        <w:t xml:space="preserve">When</w:t>
+      </w:r>
+      <w:r>
+        <w:t xml:space="preserve"> </w:t>
+      </w:r>
+      <w:r>
+        <w:t xml:space="preserve">they try to update or delete an audit record,</w:t>
+      </w:r>
+      <w:r>
+        <w:t xml:space="preserve"> </w:t>
+      </w:r>
+      <w:r>
+        <w:rPr>
+          <w:bCs/>
+          <w:b/>
+        </w:rPr>
+        <w:t xml:space="preserve">Then</w:t>
+      </w:r>
+      <w:r>
+        <w:t xml:space="preserve"> </w:t>
+      </w:r>
+      <w:r>
+        <w:t xml:space="preserve">the database refuses the change.</w:t>
       </w:r>
     </w:p>
     <w:p>
@@ -1990,7 +1921,17 @@
         <w:pStyle w:val="Compact"/>
       </w:pPr>
       <w:r>
-        <w:t xml:space="preserve">A period with no data at all: every indicator shows</w:t>
+        <w:rPr>
+          <w:bCs/>
+          <w:b/>
+        </w:rPr>
+        <w:t xml:space="preserve">Given</w:t>
+      </w:r>
+      <w:r>
+        <w:t xml:space="preserve"> </w:t>
+      </w:r>
+      <w:r>
+        <w:t xml:space="preserve">an admin filters the log by person</w:t>
       </w:r>
       <w:r>
         <w:t xml:space="preserve"> </w:t>
@@ -2000,89 +1941,102 @@
           <w:iCs/>
           <w:i/>
         </w:rPr>
-        <w:t xml:space="preserve">Not enough data</w:t>
-      </w:r>
-      <w:r>
-        <w:t xml:space="preserve">; the report cannot be drafted.</w:t>
+        <w:t xml:space="preserve">Nguyễn Thị Thu Hà</w:t>
+      </w:r>
+      <w:r>
+        <w:t xml:space="preserve"> </w:t>
+      </w:r>
+      <w:r>
+        <w:t xml:space="preserve">and September 2026,</w:t>
+      </w:r>
+      <w:r>
+        <w:t xml:space="preserve"> </w:t>
+      </w:r>
+      <w:r>
+        <w:rPr>
+          <w:bCs/>
+          <w:b/>
+        </w:rPr>
+        <w:t xml:space="preserve">When</w:t>
+      </w:r>
+      <w:r>
+        <w:t xml:space="preserve"> </w:t>
+      </w:r>
+      <w:r>
+        <w:t xml:space="preserve">the search runs,</w:t>
+      </w:r>
+      <w:r>
+        <w:t xml:space="preserve"> </w:t>
+      </w:r>
+      <w:r>
+        <w:rPr>
+          <w:bCs/>
+          <w:b/>
+        </w:rPr>
+        <w:t xml:space="preserve">Then</w:t>
+      </w:r>
+      <w:r>
+        <w:t xml:space="preserve"> </w:t>
+      </w:r>
+      <w:r>
+        <w:t xml:space="preserve">only her actions in that month are listed, newest first.</w:t>
+      </w:r>
+    </w:p>
+    <w:bookmarkEnd w:id="27"/>
+    <w:bookmarkStart w:id="28" w:name="edge-cases"/>
+    <w:p>
+      <w:pPr>
+        <w:pStyle w:val="Heading3"/>
+      </w:pPr>
+      <w:r>
+        <w:t xml:space="preserve">Edge cases</w:t>
       </w:r>
     </w:p>
     <w:p>
       <w:pPr>
         <w:numPr>
           <w:ilvl w:val="0"/>
-          <w:numId w:val="1008"/>
+          <w:numId w:val="1009"/>
         </w:numPr>
         <w:pStyle w:val="Compact"/>
       </w:pPr>
       <w:r>
-        <w:t xml:space="preserve">The audit log write fails: the admin action it belongs to is rolled back — an action without a record is not allowed.</w:t>
-      </w:r>
-    </w:p>
-    <w:bookmarkEnd w:id="26"/>
-    <w:bookmarkEnd w:id="27"/>
-    <w:bookmarkStart w:id="31" w:name="X642f26008f14b2e5af562a7ed56d7333412cc34"/>
-    <w:p>
-      <w:pPr>
-        <w:pStyle w:val="Heading2"/>
-      </w:pPr>
-      <w:r>
-        <w:t xml:space="preserve">4. Flows</w:t>
-      </w:r>
-    </w:p>
-    <w:bookmarkStart w:id="28" w:name="X4623533681060b36c9c47005a617f9344ce3bd1"/>
-    <w:p>
-      <w:pPr>
-        <w:pStyle w:val="Heading3"/>
-      </w:pPr>
-      <w:r>
-        <w:t xml:space="preserve">4.1 Usage flow — VFDA staff (back office excerpt)</w:t>
+        <w:t xml:space="preserve">The commentary draft fails (model unavailable): the indicators and the PDF export still work; the commentary field stays empty with</w:t>
+      </w:r>
+      <w:r>
+        <w:t xml:space="preserve"> </w:t>
+      </w:r>
+      <w:r>
+        <w:rPr>
+          <w:iCs/>
+          <w:i/>
+        </w:rPr>
+        <w:t xml:space="preserve">Draft unavailable — write it by hand</w:t>
+      </w:r>
+      <w:r>
+        <w:t xml:space="preserve">.</w:t>
       </w:r>
     </w:p>
     <w:p>
       <w:pPr>
-        <w:pStyle w:val="BlockText"/>
-      </w:pPr>
-      <w:r>
-        <w:t xml:space="preserve">Excerpt of</w:t>
-      </w:r>
-      <w:r>
-        <w:t xml:space="preserve"> </w:t>
-      </w:r>
-      <w:r>
-        <w:rPr>
-          <w:rStyle w:val="VerbatimChar"/>
-        </w:rPr>
-        <w:t xml:space="preserve">docs/architecture/usage-flow.md</w:t>
-      </w:r>
-      <w:r>
-        <w:t xml:space="preserve"> </w:t>
-      </w:r>
-      <w:r>
-        <w:t xml:space="preserve">flow 4 (VFDA staff), M10 branches only. The M3 and M4 branches of the same flow are in</w:t>
-      </w:r>
-      <w:r>
-        <w:t xml:space="preserve"> </w:t>
-      </w:r>
-      <w:r>
-        <w:rPr>
-          <w:rStyle w:val="VerbatimChar"/>
-        </w:rPr>
-        <w:t xml:space="preserve">spec-M3.md</w:t>
-      </w:r>
-      <w:r>
-        <w:t xml:space="preserve"> </w:t>
-      </w:r>
-      <w:r>
-        <w:t xml:space="preserve">and</w:t>
-      </w:r>
-      <w:r>
-        <w:t xml:space="preserve"> </w:t>
-      </w:r>
-      <w:r>
-        <w:rPr>
-          <w:rStyle w:val="VerbatimChar"/>
-        </w:rPr>
-        <w:t xml:space="preserve">spec-M4.md</w:t>
+        <w:numPr>
+          <w:ilvl w:val="0"/>
+          <w:numId w:val="1009"/>
+        </w:numPr>
+        <w:pStyle w:val="Compact"/>
+      </w:pPr>
+      <w:r>
+        <w:t xml:space="preserve">An item in the moderation queue is edited again before it is reviewed: the queue keeps only the latest version and says</w:t>
+      </w:r>
+      <w:r>
+        <w:t xml:space="preserve"> </w:t>
+      </w:r>
+      <w:r>
+        <w:rPr>
+          <w:iCs/>
+          <w:i/>
+        </w:rPr>
+        <w:t xml:space="preserve">Updated after submission</w:t>
       </w:r>
       <w:r>
         <w:t xml:space="preserve">.</w:t>
@@ -2090,77 +2044,59 @@
     </w:p>
     <w:p>
       <w:pPr>
-        <w:pStyle w:val="SourceCode"/>
-      </w:pPr>
-      <w:r>
-        <w:rPr>
-          <w:rStyle w:val="VerbatimChar"/>
-        </w:rPr>
-        <w:t xml:space="preserve">flowchart TD</w:t>
-      </w:r>
-      <w:r>
-        <w:br/>
-      </w:r>
-      <w:r>
-        <w:rPr>
-          <w:rStyle w:val="VerbatimChar"/>
-        </w:rPr>
-        <w:t xml:space="preserve">    S([Sign in to the admin area]) --&gt; HUB[M10 · Admin overview]</w:t>
-      </w:r>
-      <w:r>
-        <w:br/>
-      </w:r>
-      <w:r>
-        <w:rPr>
-          <w:rStyle w:val="VerbatimChar"/>
-        </w:rPr>
-        <w:t xml:space="preserve">    HUB --&gt; A3[M10 · Content moderation]</w:t>
-      </w:r>
-      <w:r>
-        <w:br/>
-      </w:r>
-      <w:r>
-        <w:rPr>
-          <w:rStyle w:val="VerbatimChar"/>
-        </w:rPr>
-        <w:t xml:space="preserve">    HUB --&gt; A4[M10 · Demand indicators]</w:t>
-      </w:r>
-      <w:r>
-        <w:br/>
-      </w:r>
-      <w:r>
-        <w:rPr>
-          <w:rStyle w:val="VerbatimChar"/>
-        </w:rPr>
-        <w:t xml:space="preserve">    A4 --&gt; REP[M10 · Generate the quarterly report]</w:t>
-      </w:r>
-      <w:r>
-        <w:br/>
-      </w:r>
-      <w:r>
-        <w:rPr>
-          <w:rStyle w:val="VerbatimChar"/>
-        </w:rPr>
-        <w:t xml:space="preserve">    REP --&gt; READ[Staff member rereads all figures]</w:t>
-      </w:r>
-      <w:r>
-        <w:br/>
-      </w:r>
-      <w:r>
-        <w:rPr>
-          <w:rStyle w:val="VerbatimChar"/>
-        </w:rPr>
-        <w:t xml:space="preserve">    READ --&gt; E([Sign and send to the Cinema Department and the relevant Provincial People's Committees])</w:t>
+        <w:numPr>
+          <w:ilvl w:val="0"/>
+          <w:numId w:val="1009"/>
+        </w:numPr>
+        <w:pStyle w:val="Compact"/>
+      </w:pPr>
+      <w:r>
+        <w:t xml:space="preserve">A period with no data at all: every indicator shows</w:t>
+      </w:r>
+      <w:r>
+        <w:t xml:space="preserve"> </w:t>
+      </w:r>
+      <w:r>
+        <w:rPr>
+          <w:iCs/>
+          <w:i/>
+        </w:rPr>
+        <w:t xml:space="preserve">Not enough data</w:t>
+      </w:r>
+      <w:r>
+        <w:t xml:space="preserve">; the report cannot be drafted.</w:t>
+      </w:r>
+    </w:p>
+    <w:p>
+      <w:pPr>
+        <w:numPr>
+          <w:ilvl w:val="0"/>
+          <w:numId w:val="1009"/>
+        </w:numPr>
+        <w:pStyle w:val="Compact"/>
+      </w:pPr>
+      <w:r>
+        <w:t xml:space="preserve">The audit log write fails: the admin action it belongs to is rolled back — an action without a record is not allowed.</w:t>
       </w:r>
     </w:p>
     <w:bookmarkEnd w:id="28"/>
-    <w:bookmarkStart w:id="29" w:name="X511426e1486b88dfa2ca446e3153f9737fb45d5"/>
+    <w:bookmarkEnd w:id="29"/>
+    <w:bookmarkStart w:id="33" w:name="X642f26008f14b2e5af562a7ed56d7333412cc34"/>
     <w:p>
       <w:pPr>
+        <w:pStyle w:val="Heading2"/>
+      </w:pPr>
+      <w:r>
+        <w:t xml:space="preserve">4. Flows</w:t>
+      </w:r>
+    </w:p>
+    <w:bookmarkStart w:id="30" w:name="X4623533681060b36c9c47005a617f9344ce3bd1"/>
+    <w:p>
+      <w:pPr>
         <w:pStyle w:val="Heading3"/>
       </w:pPr>
       <w:r>
-        <w:t xml:space="preserve">4.2 Sequence — demand index and quarterly report (SEQ-12)</w:t>
+        <w:t xml:space="preserve">4.1 Usage flow — VFDA staff (back office excerpt)</w:t>
       </w:r>
     </w:p>
     <w:p>
@@ -2168,6 +2104,131 @@
         <w:pStyle w:val="BlockText"/>
       </w:pPr>
       <w:r>
+        <w:t xml:space="preserve">Excerpt of</w:t>
+      </w:r>
+      <w:r>
+        <w:t xml:space="preserve"> </w:t>
+      </w:r>
+      <w:r>
+        <w:rPr>
+          <w:rStyle w:val="VerbatimChar"/>
+        </w:rPr>
+        <w:t xml:space="preserve">docs/architecture/usage-flow.md</w:t>
+      </w:r>
+      <w:r>
+        <w:t xml:space="preserve"> </w:t>
+      </w:r>
+      <w:r>
+        <w:t xml:space="preserve">flow 4 (VFDA staff), M10 branches only. The M3 and M4 branches of the same flow are in</w:t>
+      </w:r>
+      <w:r>
+        <w:t xml:space="preserve"> </w:t>
+      </w:r>
+      <w:r>
+        <w:rPr>
+          <w:rStyle w:val="VerbatimChar"/>
+        </w:rPr>
+        <w:t xml:space="preserve">spec-M3.md</w:t>
+      </w:r>
+      <w:r>
+        <w:t xml:space="preserve"> </w:t>
+      </w:r>
+      <w:r>
+        <w:t xml:space="preserve">and</w:t>
+      </w:r>
+      <w:r>
+        <w:t xml:space="preserve"> </w:t>
+      </w:r>
+      <w:r>
+        <w:rPr>
+          <w:rStyle w:val="VerbatimChar"/>
+        </w:rPr>
+        <w:t xml:space="preserve">spec-M4.md</w:t>
+      </w:r>
+      <w:r>
+        <w:t xml:space="preserve">.</w:t>
+      </w:r>
+    </w:p>
+    <w:p>
+      <w:pPr>
+        <w:pStyle w:val="SourceCode"/>
+      </w:pPr>
+      <w:r>
+        <w:rPr>
+          <w:rStyle w:val="VerbatimChar"/>
+        </w:rPr>
+        <w:t xml:space="preserve">flowchart TD</w:t>
+      </w:r>
+      <w:r>
+        <w:br/>
+      </w:r>
+      <w:r>
+        <w:rPr>
+          <w:rStyle w:val="VerbatimChar"/>
+        </w:rPr>
+        <w:t xml:space="preserve">    S([Sign in to the admin area]) --&gt; HUB[M10 · Admin overview]</w:t>
+      </w:r>
+      <w:r>
+        <w:br/>
+      </w:r>
+      <w:r>
+        <w:rPr>
+          <w:rStyle w:val="VerbatimChar"/>
+        </w:rPr>
+        <w:t xml:space="preserve">    HUB --&gt; A3[M10 · Content moderation]</w:t>
+      </w:r>
+      <w:r>
+        <w:br/>
+      </w:r>
+      <w:r>
+        <w:rPr>
+          <w:rStyle w:val="VerbatimChar"/>
+        </w:rPr>
+        <w:t xml:space="preserve">    HUB --&gt; A4[M10 · Demand indicators]</w:t>
+      </w:r>
+      <w:r>
+        <w:br/>
+      </w:r>
+      <w:r>
+        <w:rPr>
+          <w:rStyle w:val="VerbatimChar"/>
+        </w:rPr>
+        <w:t xml:space="preserve">    A4 --&gt; REP[M10 · Generate the quarterly report]</w:t>
+      </w:r>
+      <w:r>
+        <w:br/>
+      </w:r>
+      <w:r>
+        <w:rPr>
+          <w:rStyle w:val="VerbatimChar"/>
+        </w:rPr>
+        <w:t xml:space="preserve">    REP --&gt; READ[Staff member rereads all figures]</w:t>
+      </w:r>
+      <w:r>
+        <w:br/>
+      </w:r>
+      <w:r>
+        <w:rPr>
+          <w:rStyle w:val="VerbatimChar"/>
+        </w:rPr>
+        <w:t xml:space="preserve">    READ --&gt; E([Sign and send to the Cinema Department and the relevant Provincial People's Committees])</w:t>
+      </w:r>
+    </w:p>
+    <w:bookmarkEnd w:id="30"/>
+    <w:bookmarkStart w:id="31" w:name="X511426e1486b88dfa2ca446e3153f9737fb45d5"/>
+    <w:p>
+      <w:pPr>
+        <w:pStyle w:val="Heading3"/>
+      </w:pPr>
+      <w:r>
+        <w:t xml:space="preserve">4.2 Sequence — demand index and quarterly report (SEQ-12)</w:t>
+      </w:r>
+    </w:p>
+    <w:p>
+      <w:pPr>
+        <w:pStyle w:val="BlockText"/>
+      </w:pPr>
+      <w:r>
         <w:t xml:space="preserve">Textualised from SEQ-12 (Figure 15). 5 participants, 13 messages. DBIZ2 wrote</w:t>
       </w:r>
       <w:r>
@@ -2369,8 +2430,8 @@
         <w:t xml:space="preserve">    Note over EF: Every figure must trace back to a database query, and a person must read it before sending</w:t>
       </w:r>
     </w:p>
-    <w:bookmarkEnd w:id="29"/>
-    <w:bookmarkStart w:id="30" w:name="X0a09bc4b1c3cb00b79c49e63a123d686afaaea2"/>
+    <w:bookmarkEnd w:id="31"/>
+    <w:bookmarkStart w:id="32" w:name="X0a09bc4b1c3cb00b79c49e63a123d686afaaea2"/>
     <w:p>
       <w:pPr>
         <w:pStyle w:val="Heading3"/>
@@ -2498,9 +2559,9 @@
         <w:t xml:space="preserve">    Note over DB: audit_log accepts INSERT only - UPDATE and DELETE are refused for every role</w:t>
       </w:r>
     </w:p>
-    <w:bookmarkEnd w:id="30"/>
-    <w:bookmarkEnd w:id="31"/>
-    <w:bookmarkStart w:id="34" w:name="X052d9d50bef594c4dcaeeac6011093e4925597a"/>
+    <w:bookmarkEnd w:id="32"/>
+    <w:bookmarkEnd w:id="33"/>
+    <w:bookmarkStart w:id="36" w:name="X052d9d50bef594c4dcaeeac6011093e4925597a"/>
     <w:p>
       <w:pPr>
         <w:pStyle w:val="Heading2"/>
@@ -3375,7 +3436,7 @@
         </w:tc>
       </w:tr>
     </w:tbl>
-    <w:bookmarkStart w:id="32" w:name="X0b60481e9d94c018d9ee6d90566933e257614bf"/>
+    <w:bookmarkStart w:id="34" w:name="X0b60481e9d94c018d9ee6d90566933e257614bf"/>
     <w:p>
       <w:pPr>
         <w:pStyle w:val="Heading3"/>
@@ -5661,8 +5722,8 @@
         </w:tc>
       </w:tr>
     </w:tbl>
-    <w:bookmarkEnd w:id="32"/>
-    <w:bookmarkStart w:id="33" w:name="Xf08c5fac6d146dfbd969d3549b1b5c53dd98aa2"/>
+    <w:bookmarkEnd w:id="34"/>
+    <w:bookmarkStart w:id="35" w:name="Xf08c5fac6d146dfbd969d3549b1b5c53dd98aa2"/>
     <w:p>
       <w:pPr>
         <w:pStyle w:val="Heading3"/>
@@ -6015,9 +6076,9 @@
         </w:tc>
       </w:tr>
     </w:tbl>
-    <w:bookmarkEnd w:id="33"/>
-    <w:bookmarkEnd w:id="34"/>
-    <w:bookmarkStart w:id="36" w:name="Xd4a7e4930d01b3f2af150543fa31b412e6715be"/>
+    <w:bookmarkEnd w:id="35"/>
+    <w:bookmarkEnd w:id="36"/>
+    <w:bookmarkStart w:id="38" w:name="Xd4a7e4930d01b3f2af150543fa31b412e6715be"/>
     <w:p>
       <w:pPr>
         <w:pStyle w:val="Heading2"/>
@@ -6297,7 +6358,7 @@
         </w:tc>
       </w:tr>
     </w:tbl>
-    <w:bookmarkStart w:id="35" w:name="Xbecd423f5882972d65b0bceed9cc4371cda5552"/>
+    <w:bookmarkStart w:id="37" w:name="Xbecd423f5882972d65b0bceed9cc4371cda5552"/>
     <w:p>
       <w:pPr>
         <w:pStyle w:val="Heading3"/>
@@ -6674,9 +6735,9 @@
         </w:tc>
       </w:tr>
     </w:tbl>
-    <w:bookmarkEnd w:id="35"/>
-    <w:bookmarkEnd w:id="36"/>
-    <w:bookmarkStart w:id="37" w:name="Xd2a645a1673f9c3c0ba35362f9a4e8652055502"/>
+    <w:bookmarkEnd w:id="37"/>
+    <w:bookmarkEnd w:id="38"/>
+    <w:bookmarkStart w:id="39" w:name="Xd2a645a1673f9c3c0ba35362f9a4e8652055502"/>
     <w:p>
       <w:pPr>
         <w:pStyle w:val="Heading2"/>
@@ -7103,8 +7164,8 @@
         </w:tc>
       </w:tr>
     </w:tbl>
-    <w:bookmarkEnd w:id="37"/>
-    <w:bookmarkStart w:id="38" w:name="Xbe7985084ef4dfdbc7e9fba0a235022f75110b0"/>
+    <w:bookmarkEnd w:id="39"/>
+    <w:bookmarkStart w:id="40" w:name="Xbe7985084ef4dfdbc7e9fba0a235022f75110b0"/>
     <w:p>
       <w:pPr>
         <w:pStyle w:val="Heading2"/>
@@ -7384,8 +7445,8 @@
         </w:tc>
       </w:tr>
     </w:tbl>
-    <w:bookmarkEnd w:id="38"/>
-    <w:bookmarkStart w:id="39" w:name="Xf0e84fbc24061432f3671343bf60d40f0e14ddf"/>
+    <w:bookmarkEnd w:id="40"/>
+    <w:bookmarkStart w:id="41" w:name="Xf0e84fbc24061432f3671343bf60d40f0e14ddf"/>
     <w:p>
       <w:pPr>
         <w:pStyle w:val="Heading2"/>
@@ -7398,7 +7459,7 @@
       <w:pPr>
         <w:numPr>
           <w:ilvl w:val="0"/>
-          <w:numId w:val="1009"/>
+          <w:numId w:val="1010"/>
         </w:numPr>
         <w:pStyle w:val="Compact"/>
       </w:pPr>
@@ -7410,7 +7471,7 @@
       <w:pPr>
         <w:numPr>
           <w:ilvl w:val="0"/>
-          <w:numId w:val="1009"/>
+          <w:numId w:val="1010"/>
         </w:numPr>
         <w:pStyle w:val="Compact"/>
       </w:pPr>
@@ -7467,7 +7528,7 @@
       <w:pPr>
         <w:numPr>
           <w:ilvl w:val="0"/>
-          <w:numId w:val="1009"/>
+          <w:numId w:val="1010"/>
         </w:numPr>
         <w:pStyle w:val="Compact"/>
       </w:pPr>
@@ -7479,7 +7540,7 @@
       <w:pPr>
         <w:numPr>
           <w:ilvl w:val="0"/>
-          <w:numId w:val="1009"/>
+          <w:numId w:val="1010"/>
         </w:numPr>
         <w:pStyle w:val="Compact"/>
       </w:pPr>
@@ -7503,8 +7564,8 @@
         <w:t xml:space="preserve">in DBIZ2 means a project (M0) together with its location queries (M3).</w:t>
       </w:r>
     </w:p>
-    <w:bookmarkEnd w:id="39"/>
-    <w:bookmarkStart w:id="40" w:name="X55a6565c84ac464289a534278fc4074fe00819d"/>
+    <w:bookmarkEnd w:id="41"/>
+    <w:bookmarkStart w:id="42" w:name="X55a6565c84ac464289a534278fc4074fe00819d"/>
     <w:p>
       <w:pPr>
         <w:pStyle w:val="Heading2"/>
@@ -7747,7 +7808,7 @@
               <w:rPr>
                 <w:sz w:val="17"/>
               </w:rPr>
-              <w:t xml:space="preserve">Open</w:t>
+              <w:t xml:space="preserve">Decided (provisional, VFDA to confirm) — see Clarifications</w:t>
             </w:r>
           </w:p>
         </w:tc>
@@ -8460,8 +8521,8 @@
         </w:tc>
       </w:tr>
     </w:tbl>
-    <w:bookmarkEnd w:id="40"/>
-    <w:bookmarkStart w:id="42" w:name="Xfe89178ba2c1baf2da96240bc9850b678501375"/>
+    <w:bookmarkEnd w:id="42"/>
+    <w:bookmarkStart w:id="44" w:name="Xfe89178ba2c1baf2da96240bc9850b678501375"/>
     <w:p>
       <w:pPr>
         <w:pStyle w:val="Heading2"/>
@@ -8909,7 +8970,7 @@
         </w:tc>
       </w:tr>
     </w:tbl>
-    <w:bookmarkStart w:id="41" w:name="X0ebe4ea0055657d0fde6dddb3c03c11905d0ce8"/>
+    <w:bookmarkStart w:id="43" w:name="X0ebe4ea0055657d0fde6dddb3c03c11905d0ce8"/>
     <w:p>
       <w:pPr>
         <w:pStyle w:val="Heading3"/>
@@ -9277,9 +9338,9 @@
         </w:tc>
       </w:tr>
     </w:tbl>
-    <w:bookmarkEnd w:id="41"/>
-    <w:bookmarkEnd w:id="42"/>
-    <w:bookmarkStart w:id="43" w:name="completion-checklist"/>
+    <w:bookmarkEnd w:id="43"/>
+    <w:bookmarkEnd w:id="44"/>
+    <w:bookmarkStart w:id="45" w:name="completion-checklist"/>
     <w:p>
       <w:pPr>
         <w:pStyle w:val="Heading2"/>
@@ -9292,7 +9353,7 @@
       <w:pPr>
         <w:numPr>
           <w:ilvl w:val="0"/>
-          <w:numId w:val="1010"/>
+          <w:numId w:val="1011"/>
         </w:numPr>
         <w:pStyle w:val="Compact"/>
       </w:pPr>
@@ -9304,7 +9365,7 @@
       <w:pPr>
         <w:numPr>
           <w:ilvl w:val="0"/>
-          <w:numId w:val="1010"/>
+          <w:numId w:val="1011"/>
         </w:numPr>
         <w:pStyle w:val="Compact"/>
       </w:pPr>
@@ -9316,7 +9377,7 @@
       <w:pPr>
         <w:numPr>
           <w:ilvl w:val="0"/>
-          <w:numId w:val="1010"/>
+          <w:numId w:val="1011"/>
         </w:numPr>
         <w:pStyle w:val="Compact"/>
       </w:pPr>
@@ -9328,7 +9389,7 @@
       <w:pPr>
         <w:numPr>
           <w:ilvl w:val="0"/>
-          <w:numId w:val="1010"/>
+          <w:numId w:val="1011"/>
         </w:numPr>
         <w:pStyle w:val="Compact"/>
       </w:pPr>
@@ -9372,7 +9433,7 @@
       <w:pPr>
         <w:numPr>
           <w:ilvl w:val="0"/>
-          <w:numId w:val="1010"/>
+          <w:numId w:val="1011"/>
         </w:numPr>
         <w:pStyle w:val="Compact"/>
       </w:pPr>
@@ -9384,7 +9445,7 @@
       <w:pPr>
         <w:numPr>
           <w:ilvl w:val="0"/>
-          <w:numId w:val="1010"/>
+          <w:numId w:val="1011"/>
         </w:numPr>
         <w:pStyle w:val="Compact"/>
       </w:pPr>
@@ -9396,7 +9457,7 @@
       <w:pPr>
         <w:numPr>
           <w:ilvl w:val="0"/>
-          <w:numId w:val="1010"/>
+          <w:numId w:val="1011"/>
         </w:numPr>
         <w:pStyle w:val="Compact"/>
       </w:pPr>
@@ -9408,7 +9469,7 @@
       <w:pPr>
         <w:numPr>
           <w:ilvl w:val="0"/>
-          <w:numId w:val="1010"/>
+          <w:numId w:val="1011"/>
         </w:numPr>
         <w:pStyle w:val="Compact"/>
       </w:pPr>
@@ -9435,7 +9496,7 @@
       <w:pPr>
         <w:numPr>
           <w:ilvl w:val="0"/>
-          <w:numId w:val="1010"/>
+          <w:numId w:val="1011"/>
         </w:numPr>
         <w:pStyle w:val="Compact"/>
       </w:pPr>
@@ -9484,8 +9545,8 @@
         <w:t xml:space="preserve">, mapped onto the DBIZ2 Product Design Package. DBIZ3, VJCBI College — FTU. Group C · CINEMATCH.</w:t>
       </w:r>
     </w:p>
-    <w:bookmarkEnd w:id="43"/>
-    <w:bookmarkEnd w:id="44"/>
+    <w:bookmarkEnd w:id="45"/>
+    <w:bookmarkEnd w:id="46"/>
     <w:sectPr>
       <w:pgMar w:bottom="1020" w:left="1020" w:right="1020" w:top="1020"/>
     </w:sectPr>
@@ -9768,34 +9829,7 @@
     <w:abstractNumId w:val="991"/>
   </w:num>
   <w:num w:numId="1004">
-    <w:abstractNumId w:val="99411"/>
-    <w:lvlOverride w:ilvl="0">
-      <w:startOverride w:val="1"/>
-    </w:lvlOverride>
-    <w:lvlOverride w:ilvl="1">
-      <w:startOverride w:val="1"/>
-    </w:lvlOverride>
-    <w:lvlOverride w:ilvl="2">
-      <w:startOverride w:val="1"/>
-    </w:lvlOverride>
-    <w:lvlOverride w:ilvl="3">
-      <w:startOverride w:val="1"/>
-    </w:lvlOverride>
-    <w:lvlOverride w:ilvl="4">
-      <w:startOverride w:val="1"/>
-    </w:lvlOverride>
-    <w:lvlOverride w:ilvl="5">
-      <w:startOverride w:val="1"/>
-    </w:lvlOverride>
-    <w:lvlOverride w:ilvl="6">
-      <w:startOverride w:val="1"/>
-    </w:lvlOverride>
-    <w:lvlOverride w:ilvl="7">
-      <w:startOverride w:val="1"/>
-    </w:lvlOverride>
-    <w:lvlOverride w:ilvl="8">
-      <w:startOverride w:val="1"/>
-    </w:lvlOverride>
+    <w:abstractNumId w:val="991"/>
   </w:num>
   <w:num w:numId="1005">
     <w:abstractNumId w:val="99411"/>
@@ -9888,12 +9922,42 @@
     </w:lvlOverride>
   </w:num>
   <w:num w:numId="1008">
-    <w:abstractNumId w:val="991"/>
+    <w:abstractNumId w:val="99411"/>
+    <w:lvlOverride w:ilvl="0">
+      <w:startOverride w:val="1"/>
+    </w:lvlOverride>
+    <w:lvlOverride w:ilvl="1">
+      <w:startOverride w:val="1"/>
+    </w:lvlOverride>
+    <w:lvlOverride w:ilvl="2">
+      <w:startOverride w:val="1"/>
+    </w:lvlOverride>
+    <w:lvlOverride w:ilvl="3">
+      <w:startOverride w:val="1"/>
+    </w:lvlOverride>
+    <w:lvlOverride w:ilvl="4">
+      <w:startOverride w:val="1"/>
+    </w:lvlOverride>
+    <w:lvlOverride w:ilvl="5">
+      <w:startOverride w:val="1"/>
+    </w:lvlOverride>
+    <w:lvlOverride w:ilvl="6">
+      <w:startOverride w:val="1"/>
+    </w:lvlOverride>
+    <w:lvlOverride w:ilvl="7">
+      <w:startOverride w:val="1"/>
+    </w:lvlOverride>
+    <w:lvlOverride w:ilvl="8">
+      <w:startOverride w:val="1"/>
+    </w:lvlOverride>
   </w:num>
   <w:num w:numId="1009">
     <w:abstractNumId w:val="991"/>
   </w:num>
   <w:num w:numId="1010">
+    <w:abstractNumId w:val="991"/>
+  </w:num>
+  <w:num w:numId="1011">
     <w:abstractNumId w:val="991"/>
   </w:num>
 </w:numbering>
